--- a/人工智能徐佳伟3232707236实验三/实验三 JS基础和事件处理.docx
+++ b/人工智能徐佳伟3232707236实验三/实验三 JS基础和事件处理.docx
@@ -1,6 +1,6 @@
 
 <file path=word/document.xml><?xml version="1.0" encoding="utf-8"?>
-<w:document xmlns:wpc="http://schemas.microsoft.com/office/word/2010/wordprocessingCanvas" xmlns:cx="http://schemas.microsoft.com/office/drawing/2014/chartex" xmlns:mc="http://schemas.openxmlformats.org/markup-compatibility/2006" xmlns:o="urn:schemas-microsoft-com:office:office" xmlns:r="http://schemas.openxmlformats.org/officeDocument/2006/relationships" xmlns:m="http://schemas.openxmlformats.org/officeDocument/2006/math" xmlns:v="urn:schemas-microsoft-com:vml" xmlns:wp14="http://schemas.microsoft.com/office/word/2010/wordprocessingDrawing" xmlns:wp="http://schemas.openxmlformats.org/drawingml/2006/wordprocessingDrawing" xmlns:w10="urn:schemas-microsoft-com:office:word" xmlns:w="http://schemas.openxmlformats.org/wordprocessingml/2006/main" xmlns:w14="http://schemas.microsoft.com/office/word/2010/wordml" xmlns:w15="http://schemas.microsoft.com/office/word/2012/wordml" xmlns:w16se="http://schemas.microsoft.com/office/word/2015/wordml/symex" xmlns:wpg="http://schemas.microsoft.com/office/word/2010/wordprocessingGroup" xmlns:wpi="http://schemas.microsoft.com/office/word/2010/wordprocessingInk" xmlns:wne="http://schemas.microsoft.com/office/word/2006/wordml" xmlns:wps="http://schemas.microsoft.com/office/word/2010/wordprocessingShape" mc:Ignorable="w14 w15 w16se wp14">
+<w:document xmlns:wpc="http://schemas.microsoft.com/office/word/2010/wordprocessingCanvas" xmlns:mc="http://schemas.openxmlformats.org/markup-compatibility/2006" xmlns:o="urn:schemas-microsoft-com:office:office" xmlns:r="http://schemas.openxmlformats.org/officeDocument/2006/relationships" xmlns:m="http://schemas.openxmlformats.org/officeDocument/2006/math" xmlns:v="urn:schemas-microsoft-com:vml" xmlns:wp14="http://schemas.microsoft.com/office/word/2010/wordprocessingDrawing" xmlns:wp="http://schemas.openxmlformats.org/drawingml/2006/wordprocessingDrawing" xmlns:w="http://schemas.openxmlformats.org/wordprocessingml/2006/main" xmlns:w14="http://schemas.microsoft.com/office/word/2010/wordml" xmlns:w10="urn:schemas-microsoft-com:office:word" xmlns:w15="http://schemas.microsoft.com/office/word/2012/wordml" xmlns:wpg="http://schemas.microsoft.com/office/word/2010/wordprocessingGroup" xmlns:wpi="http://schemas.microsoft.com/office/word/2010/wordprocessingInk" xmlns:wne="http://schemas.microsoft.com/office/word/2006/wordml" xmlns:wps="http://schemas.microsoft.com/office/word/2010/wordprocessingShape" xmlns:wpsCustomData="http://www.wps.cn/officeDocument/2013/wpsCustomData" mc:Ignorable="w14 w15 wp14">
   <w:body>
     <w:p>
       <w:pPr>
@@ -16,144 +16,121 @@
       </w:pPr>
       <w:r>
         <w:rPr>
-          <w:rFonts w:ascii="宋体" w:hAnsi="宋体" w:cs="Arial" w:hint="eastAsia"/>
+          <w:rFonts w:hint="eastAsia" w:ascii="宋体" w:hAnsi="宋体" w:cs="Arial"/>
           <w:b/>
           <w:bCs/>
           <w:sz w:val="28"/>
           <w:szCs w:val="28"/>
         </w:rPr>
-        <w:t>实验</w:t>
-      </w:r>
-      <w:r>
-        <w:rPr>
-          <w:rFonts w:ascii="宋体" w:hAnsi="宋体" w:cs="Arial" w:hint="eastAsia"/>
-          <w:b/>
-          <w:bCs/>
-          <w:sz w:val="28"/>
-          <w:szCs w:val="28"/>
-        </w:rPr>
-        <w:t>三</w:t>
-      </w:r>
-      <w:r>
-        <w:rPr>
-          <w:rFonts w:ascii="宋体" w:hAnsi="宋体" w:cs="Arial" w:hint="eastAsia"/>
-          <w:b/>
-          <w:bCs/>
-          <w:sz w:val="28"/>
-          <w:szCs w:val="28"/>
-        </w:rPr>
-        <w:t xml:space="preserve">  </w:t>
-      </w:r>
-      <w:r>
-        <w:rPr>
-          <w:rFonts w:ascii="宋体" w:hAnsi="宋体" w:cs="Arial" w:hint="eastAsia"/>
-          <w:b/>
-          <w:bCs/>
-          <w:sz w:val="28"/>
-          <w:szCs w:val="28"/>
-        </w:rPr>
-        <w:t>JavaScript</w:t>
-      </w:r>
-      <w:r>
-        <w:rPr>
-          <w:rFonts w:ascii="宋体" w:hAnsi="宋体" w:cs="Arial" w:hint="eastAsia"/>
-          <w:b/>
-          <w:bCs/>
-          <w:sz w:val="28"/>
-          <w:szCs w:val="28"/>
-        </w:rPr>
-        <w:t>基础与事件处理</w:t>
-      </w:r>
-    </w:p>
-    <w:p>
-      <w:pPr>
-        <w:spacing w:beforeLines="100" w:before="312" w:line="360" w:lineRule="exact"/>
-        <w:ind w:firstLineChars="150" w:firstLine="360"/>
-        <w:rPr>
-          <w:rFonts w:ascii="黑体" w:eastAsia="黑体" w:hAnsi="宋体"/>
+        <w:t>实验三  JavaScript基础与事件处理</w:t>
+      </w:r>
+    </w:p>
+    <w:p>
+      <w:pPr>
+        <w:spacing w:before="312" w:beforeLines="100" w:line="360" w:lineRule="exact"/>
+        <w:ind w:firstLine="360" w:firstLineChars="150"/>
+        <w:rPr>
+          <w:rFonts w:ascii="黑体" w:hAnsi="宋体" w:eastAsia="黑体"/>
           <w:sz w:val="24"/>
         </w:rPr>
       </w:pPr>
       <w:r>
         <w:rPr>
-          <w:rFonts w:ascii="黑体" w:eastAsia="黑体" w:hAnsi="宋体" w:hint="eastAsia"/>
+          <w:rFonts w:hint="eastAsia" w:ascii="黑体" w:hAnsi="宋体" w:eastAsia="黑体"/>
           <w:sz w:val="24"/>
         </w:rPr>
         <w:t>专业班级：</w:t>
       </w:r>
       <w:r>
         <w:rPr>
-          <w:rFonts w:ascii="黑体" w:eastAsia="黑体" w:hAnsi="宋体" w:hint="eastAsia"/>
+          <w:rFonts w:hint="eastAsia" w:ascii="黑体" w:hAnsi="宋体" w:eastAsia="黑体"/>
           <w:sz w:val="24"/>
           <w:u w:val="single"/>
         </w:rPr>
-        <w:t xml:space="preserve"> 202</w:t>
-      </w:r>
-      <w:r>
-        <w:rPr>
-          <w:rFonts w:ascii="黑体" w:eastAsia="黑体" w:hAnsi="宋体" w:hint="eastAsia"/>
+        <w:t xml:space="preserve"> 2023级人工智能 </w:t>
+      </w:r>
+      <w:r>
+        <w:rPr>
+          <w:rFonts w:hint="eastAsia" w:ascii="黑体" w:hAnsi="宋体" w:eastAsia="黑体"/>
+          <w:sz w:val="24"/>
+        </w:rPr>
+        <w:t xml:space="preserve"> 学号：</w:t>
+      </w:r>
+      <w:r>
+        <w:rPr>
+          <w:rFonts w:hint="eastAsia" w:ascii="黑体" w:hAnsi="宋体" w:eastAsia="黑体"/>
           <w:sz w:val="24"/>
           <w:u w:val="single"/>
         </w:rPr>
-        <w:t>3</w:t>
-      </w:r>
-      <w:r>
-        <w:rPr>
-          <w:rFonts w:ascii="黑体" w:eastAsia="黑体" w:hAnsi="宋体" w:hint="eastAsia"/>
+        <w:t xml:space="preserve"> </w:t>
+      </w:r>
+      <w:r>
+        <w:rPr>
+          <w:rFonts w:ascii="黑体" w:hAnsi="宋体" w:eastAsia="黑体"/>
           <w:sz w:val="24"/>
           <w:u w:val="single"/>
         </w:rPr>
-        <w:t>级</w:t>
-      </w:r>
-      <w:r>
-        <w:rPr>
-          <w:rFonts w:ascii="黑体" w:eastAsia="黑体" w:hAnsi="宋体" w:hint="eastAsia"/>
+        <w:t>3232707236</w:t>
+      </w:r>
+      <w:r>
+        <w:rPr>
+          <w:rFonts w:hint="eastAsia" w:ascii="黑体" w:hAnsi="宋体" w:eastAsia="黑体"/>
           <w:sz w:val="24"/>
           <w:u w:val="single"/>
         </w:rPr>
-        <w:t>人工智能</w:t>
-      </w:r>
-      <w:r>
-        <w:rPr>
-          <w:rFonts w:ascii="黑体" w:eastAsia="黑体" w:hAnsi="宋体" w:hint="eastAsia"/>
+        <w:t xml:space="preserve"> </w:t>
+      </w:r>
+      <w:r>
+        <w:rPr>
+          <w:rFonts w:hint="eastAsia" w:ascii="黑体" w:hAnsi="宋体" w:eastAsia="黑体"/>
+          <w:sz w:val="24"/>
+        </w:rPr>
+        <w:t xml:space="preserve"> 姓名：</w:t>
+      </w:r>
+      <w:r>
+        <w:rPr>
+          <w:rFonts w:hint="eastAsia" w:ascii="黑体" w:hAnsi="宋体" w:eastAsia="黑体"/>
           <w:sz w:val="24"/>
           <w:u w:val="single"/>
         </w:rPr>
-        <w:t xml:space="preserve"> </w:t>
-      </w:r>
-      <w:r>
-        <w:rPr>
-          <w:rFonts w:ascii="黑体" w:eastAsia="黑体" w:hAnsi="宋体" w:hint="eastAsia"/>
-          <w:sz w:val="24"/>
-        </w:rPr>
-        <w:t xml:space="preserve"> </w:t>
-      </w:r>
-      <w:r>
-        <w:rPr>
-          <w:rFonts w:ascii="黑体" w:eastAsia="黑体" w:hAnsi="宋体" w:hint="eastAsia"/>
-          <w:sz w:val="24"/>
-        </w:rPr>
-        <w:t>学号：</w:t>
-      </w:r>
-      <w:r>
-        <w:rPr>
-          <w:rFonts w:ascii="黑体" w:eastAsia="黑体" w:hAnsi="宋体" w:hint="eastAsia"/>
+        <w:t xml:space="preserve"> 徐佳伟  </w:t>
+      </w:r>
+    </w:p>
+    <w:p>
+      <w:pPr>
+        <w:spacing w:before="312" w:beforeLines="100" w:line="360" w:lineRule="exact"/>
+        <w:ind w:firstLine="360" w:firstLineChars="150"/>
+        <w:rPr>
+          <w:rFonts w:ascii="黑体" w:hAnsi="宋体" w:eastAsia="黑体"/>
           <w:sz w:val="24"/>
           <w:u w:val="single"/>
         </w:rPr>
-        <w:t xml:space="preserve"> </w:t>
-      </w:r>
-      <w:r>
-        <w:rPr>
-          <w:rFonts w:ascii="黑体" w:eastAsia="黑体" w:hAnsi="宋体"/>
+      </w:pPr>
+      <w:r>
+        <w:rPr>
+          <w:rFonts w:hint="eastAsia" w:ascii="黑体" w:hAnsi="宋体" w:eastAsia="黑体"/>
+          <w:sz w:val="24"/>
+        </w:rPr>
+        <w:t>实验地点：</w:t>
+      </w:r>
+      <w:r>
+        <w:rPr>
+          <w:rFonts w:hint="eastAsia" w:ascii="黑体" w:hAnsi="宋体" w:eastAsia="黑体"/>
           <w:sz w:val="24"/>
           <w:u w:val="single"/>
         </w:rPr>
-        <w:t>3232707236</w:t>
-      </w:r>
-      <w:r>
-        <w:rPr>
-          <w:rFonts w:ascii="黑体" w:eastAsia="黑体" w:hAnsi="宋体" w:hint="eastAsia"/>
+        <w:t xml:space="preserve">   实D206   </w:t>
+      </w:r>
+      <w:r>
+        <w:rPr>
+          <w:rFonts w:hint="eastAsia" w:ascii="黑体" w:hAnsi="宋体" w:eastAsia="黑体"/>
+          <w:sz w:val="24"/>
+        </w:rPr>
+        <w:t xml:space="preserve"> 实验时间：</w:t>
+      </w:r>
+      <w:r>
+        <w:rPr>
+          <w:rFonts w:hint="eastAsia" w:ascii="黑体" w:hAnsi="宋体" w:eastAsia="黑体"/>
           <w:sz w:val="24"/>
           <w:u w:val="single"/>
         </w:rPr>
@@ -161,109 +138,7 @@
       </w:r>
       <w:r>
         <w:rPr>
-          <w:rFonts w:ascii="黑体" w:eastAsia="黑体" w:hAnsi="宋体" w:hint="eastAsia"/>
-          <w:sz w:val="24"/>
-        </w:rPr>
-        <w:t xml:space="preserve"> </w:t>
-      </w:r>
-      <w:r>
-        <w:rPr>
-          <w:rFonts w:ascii="黑体" w:eastAsia="黑体" w:hAnsi="宋体" w:hint="eastAsia"/>
-          <w:sz w:val="24"/>
-        </w:rPr>
-        <w:t>姓名：</w:t>
-      </w:r>
-      <w:r>
-        <w:rPr>
-          <w:rFonts w:ascii="黑体" w:eastAsia="黑体" w:hAnsi="宋体" w:hint="eastAsia"/>
-          <w:sz w:val="24"/>
-          <w:u w:val="single"/>
-        </w:rPr>
-        <w:t xml:space="preserve"> </w:t>
-      </w:r>
-      <w:r>
-        <w:rPr>
-          <w:rFonts w:ascii="黑体" w:eastAsia="黑体" w:hAnsi="宋体" w:hint="eastAsia"/>
-          <w:sz w:val="24"/>
-          <w:u w:val="single"/>
-        </w:rPr>
-        <w:t>徐佳伟</w:t>
-      </w:r>
-      <w:r>
-        <w:rPr>
-          <w:rFonts w:ascii="黑体" w:eastAsia="黑体" w:hAnsi="宋体" w:hint="eastAsia"/>
-          <w:sz w:val="24"/>
-          <w:u w:val="single"/>
-        </w:rPr>
-        <w:t xml:space="preserve">  </w:t>
-      </w:r>
-    </w:p>
-    <w:p>
-      <w:pPr>
-        <w:spacing w:beforeLines="100" w:before="312" w:line="360" w:lineRule="exact"/>
-        <w:ind w:firstLineChars="150" w:firstLine="360"/>
-        <w:rPr>
-          <w:rFonts w:ascii="黑体" w:eastAsia="黑体" w:hAnsi="宋体"/>
-          <w:sz w:val="24"/>
-          <w:u w:val="single"/>
-        </w:rPr>
-      </w:pPr>
-      <w:r>
-        <w:rPr>
-          <w:rFonts w:ascii="黑体" w:eastAsia="黑体" w:hAnsi="宋体" w:hint="eastAsia"/>
-          <w:sz w:val="24"/>
-        </w:rPr>
-        <w:t>实验地点：</w:t>
-      </w:r>
-      <w:r>
-        <w:rPr>
-          <w:rFonts w:ascii="黑体" w:eastAsia="黑体" w:hAnsi="宋体" w:hint="eastAsia"/>
-          <w:sz w:val="24"/>
-          <w:u w:val="single"/>
-        </w:rPr>
-        <w:t xml:space="preserve">   </w:t>
-      </w:r>
-      <w:r>
-        <w:rPr>
-          <w:rFonts w:ascii="黑体" w:eastAsia="黑体" w:hAnsi="宋体" w:hint="eastAsia"/>
-          <w:sz w:val="24"/>
-          <w:u w:val="single"/>
-        </w:rPr>
-        <w:t>实</w:t>
-      </w:r>
-      <w:r>
-        <w:rPr>
-          <w:rFonts w:ascii="黑体" w:eastAsia="黑体" w:hAnsi="宋体" w:hint="eastAsia"/>
-          <w:sz w:val="24"/>
-          <w:u w:val="single"/>
-        </w:rPr>
-        <w:t xml:space="preserve">D206   </w:t>
-      </w:r>
-      <w:r>
-        <w:rPr>
-          <w:rFonts w:ascii="黑体" w:eastAsia="黑体" w:hAnsi="宋体" w:hint="eastAsia"/>
-          <w:sz w:val="24"/>
-        </w:rPr>
-        <w:t xml:space="preserve"> </w:t>
-      </w:r>
-      <w:r>
-        <w:rPr>
-          <w:rFonts w:ascii="黑体" w:eastAsia="黑体" w:hAnsi="宋体" w:hint="eastAsia"/>
-          <w:sz w:val="24"/>
-        </w:rPr>
-        <w:t>实验时间：</w:t>
-      </w:r>
-      <w:r>
-        <w:rPr>
-          <w:rFonts w:ascii="黑体" w:eastAsia="黑体" w:hAnsi="宋体" w:hint="eastAsia"/>
-          <w:sz w:val="24"/>
-          <w:u w:val="single"/>
-        </w:rPr>
-        <w:t xml:space="preserve"> </w:t>
-      </w:r>
-      <w:r>
-        <w:rPr>
-          <w:rFonts w:eastAsia="黑体" w:hint="eastAsia"/>
+          <w:rFonts w:hint="eastAsia" w:eastAsia="黑体"/>
           <w:sz w:val="24"/>
           <w:u w:val="single"/>
         </w:rPr>
@@ -275,11 +150,11 @@
           <w:sz w:val="24"/>
           <w:u w:val="single"/>
         </w:rPr>
-        <w:t>2026.5.7</w:t>
-      </w:r>
-      <w:r>
-        <w:rPr>
-          <w:rFonts w:eastAsia="黑体"/>
+        <w:t xml:space="preserve">2026.5.7 </w:t>
+      </w:r>
+      <w:r>
+        <w:rPr>
+          <w:rFonts w:hint="eastAsia" w:eastAsia="黑体"/>
           <w:sz w:val="24"/>
           <w:u w:val="single"/>
         </w:rPr>
@@ -287,54 +162,23 @@
       </w:r>
       <w:r>
         <w:rPr>
-          <w:rFonts w:eastAsia="黑体" w:hint="eastAsia"/>
+          <w:rFonts w:hint="eastAsia" w:ascii="黑体" w:hAnsi="宋体" w:eastAsia="黑体"/>
+          <w:sz w:val="24"/>
+        </w:rPr>
+        <w:t xml:space="preserve"> 指导老师：</w:t>
+      </w:r>
+      <w:r>
+        <w:rPr>
+          <w:rFonts w:hint="eastAsia" w:ascii="黑体" w:hAnsi="宋体" w:eastAsia="黑体"/>
           <w:sz w:val="24"/>
           <w:u w:val="single"/>
         </w:rPr>
-        <w:t xml:space="preserve"> </w:t>
-      </w:r>
-      <w:r>
-        <w:rPr>
-          <w:rFonts w:ascii="黑体" w:eastAsia="黑体" w:hAnsi="宋体" w:hint="eastAsia"/>
-          <w:sz w:val="24"/>
-        </w:rPr>
-        <w:t xml:space="preserve"> </w:t>
-      </w:r>
-      <w:r>
-        <w:rPr>
-          <w:rFonts w:ascii="黑体" w:eastAsia="黑体" w:hAnsi="宋体" w:hint="eastAsia"/>
-          <w:sz w:val="24"/>
-        </w:rPr>
-        <w:t>指导老师：</w:t>
-      </w:r>
-      <w:r>
-        <w:rPr>
-          <w:rFonts w:ascii="黑体" w:eastAsia="黑体" w:hAnsi="宋体" w:hint="eastAsia"/>
-          <w:sz w:val="24"/>
-          <w:u w:val="single"/>
-        </w:rPr>
-        <w:t xml:space="preserve"> </w:t>
-      </w:r>
-      <w:r>
-        <w:rPr>
-          <w:rFonts w:ascii="黑体" w:eastAsia="黑体" w:hAnsi="宋体" w:hint="eastAsia"/>
-          <w:sz w:val="24"/>
-          <w:u w:val="single"/>
-        </w:rPr>
-        <w:t>侯艳君</w:t>
-      </w:r>
-      <w:r>
-        <w:rPr>
-          <w:rFonts w:ascii="黑体" w:eastAsia="黑体" w:hAnsi="宋体" w:hint="eastAsia"/>
-          <w:sz w:val="24"/>
-          <w:u w:val="single"/>
-        </w:rPr>
-        <w:t xml:space="preserve">  </w:t>
-      </w:r>
-    </w:p>
-    <w:p>
-      <w:pPr>
-        <w:spacing w:beforeLines="100" w:before="312" w:line="360" w:lineRule="exact"/>
+        <w:t xml:space="preserve"> 侯艳君  </w:t>
+      </w:r>
+    </w:p>
+    <w:p>
+      <w:pPr>
+        <w:spacing w:before="312" w:beforeLines="100" w:line="360" w:lineRule="exact"/>
         <w:rPr>
           <w:rFonts w:ascii="宋体" w:hAnsi="宋体" w:cs="Arial"/>
           <w:b/>
@@ -344,21 +188,12 @@
       </w:pPr>
       <w:r>
         <w:rPr>
-          <w:rFonts w:ascii="宋体" w:hAnsi="宋体" w:cs="Arial" w:hint="eastAsia"/>
+          <w:rFonts w:hint="eastAsia" w:ascii="宋体" w:hAnsi="宋体" w:cs="Arial"/>
           <w:b/>
           <w:bCs/>
           <w:szCs w:val="21"/>
         </w:rPr>
-        <w:t>一、实验目的</w:t>
-      </w:r>
-      <w:r>
-        <w:rPr>
-          <w:rFonts w:ascii="宋体" w:hAnsi="宋体" w:cs="Arial" w:hint="eastAsia"/>
-          <w:b/>
-          <w:bCs/>
-          <w:szCs w:val="21"/>
-        </w:rPr>
-        <w:t>:</w:t>
+        <w:t>一、实验目的:</w:t>
       </w:r>
     </w:p>
     <w:p>
@@ -391,31 +226,7 @@
         <w:rPr>
           <w:rFonts w:hint="eastAsia"/>
         </w:rPr>
-        <w:t>熟悉</w:t>
-      </w:r>
-      <w:r>
-        <w:rPr>
-          <w:rFonts w:hint="eastAsia"/>
-        </w:rPr>
-        <w:t>JavaScript</w:t>
-      </w:r>
-      <w:r>
-        <w:rPr>
-          <w:rFonts w:hint="eastAsia"/>
-        </w:rPr>
-        <w:t>面向对象编程，</w:t>
-      </w:r>
-      <w:r>
-        <w:rPr>
-          <w:rFonts w:hint="eastAsia"/>
-        </w:rPr>
-        <w:t>DOM</w:t>
-      </w:r>
-      <w:r>
-        <w:rPr>
-          <w:rFonts w:hint="eastAsia"/>
-        </w:rPr>
-        <w:t>简单内置对象</w:t>
+        <w:t>熟悉JavaScript面向对象编程，DOM简单内置对象</w:t>
       </w:r>
     </w:p>
     <w:p>
@@ -429,19 +240,7 @@
         <w:rPr>
           <w:rFonts w:hint="eastAsia"/>
         </w:rPr>
-        <w:t>掌握</w:t>
-      </w:r>
-      <w:r>
-        <w:rPr>
-          <w:rFonts w:hint="eastAsia"/>
-        </w:rPr>
-        <w:t>JavaScript</w:t>
-      </w:r>
-      <w:r>
-        <w:rPr>
-          <w:rFonts w:hint="eastAsia"/>
-        </w:rPr>
-        <w:t>基本语法、控制结构、函数的使用</w:t>
+        <w:t>掌握JavaScript基本语法、控制结构、函数的使用</w:t>
       </w:r>
     </w:p>
     <w:p>
@@ -455,19 +254,7 @@
         <w:rPr>
           <w:rFonts w:hint="eastAsia"/>
         </w:rPr>
-        <w:t>掌握运用</w:t>
-      </w:r>
-      <w:r>
-        <w:rPr>
-          <w:rFonts w:hint="eastAsia"/>
-        </w:rPr>
-        <w:t>JavaScript</w:t>
-      </w:r>
-      <w:r>
-        <w:rPr>
-          <w:rFonts w:hint="eastAsia"/>
-        </w:rPr>
-        <w:t>定时器</w:t>
+        <w:t>掌握运用JavaScript定时器</w:t>
       </w:r>
     </w:p>
     <w:p>
@@ -558,13 +345,7 @@
         <w:rPr>
           <w:rFonts w:hint="eastAsia"/>
         </w:rPr>
-        <w:t>10.</w:t>
-      </w:r>
-      <w:r>
-        <w:rPr>
-          <w:rFonts w:hint="eastAsia"/>
-        </w:rPr>
-        <w:t>掌握表单对象基本元素的属性和方法</w:t>
+        <w:t>10.掌握表单对象基本元素的属性和方法</w:t>
       </w:r>
     </w:p>
     <w:p>
@@ -575,13 +356,7 @@
         <w:rPr>
           <w:rFonts w:hint="eastAsia"/>
         </w:rPr>
-        <w:t>11.</w:t>
-      </w:r>
-      <w:r>
-        <w:rPr>
-          <w:rFonts w:hint="eastAsia"/>
-        </w:rPr>
-        <w:t>掌握表单元素事件及元素值获取</w:t>
+        <w:t>11.掌握表单元素事件及元素值获取</w:t>
       </w:r>
     </w:p>
     <w:p>
@@ -592,13 +367,7 @@
         <w:rPr>
           <w:rFonts w:hint="eastAsia"/>
         </w:rPr>
-        <w:t>12.</w:t>
-      </w:r>
-      <w:r>
-        <w:rPr>
-          <w:rFonts w:hint="eastAsia"/>
-        </w:rPr>
-        <w:t>了解数据结构用途</w:t>
+        <w:t>12.了解数据结构用途</w:t>
       </w:r>
     </w:p>
     <w:p>
@@ -609,25 +378,7 @@
         <w:rPr>
           <w:rFonts w:hint="eastAsia"/>
         </w:rPr>
-        <w:t>13.</w:t>
-      </w:r>
-      <w:r>
-        <w:rPr>
-          <w:rFonts w:hint="eastAsia"/>
-        </w:rPr>
-        <w:t>熟悉</w:t>
-      </w:r>
-      <w:r>
-        <w:rPr>
-          <w:rFonts w:hint="eastAsia"/>
-        </w:rPr>
-        <w:t>JSON</w:t>
-      </w:r>
-      <w:r>
-        <w:rPr>
-          <w:rFonts w:hint="eastAsia"/>
-        </w:rPr>
-        <w:t>的主要方法</w:t>
+        <w:t>13.熟悉JSON的主要方法</w:t>
       </w:r>
     </w:p>
     <w:p>
@@ -638,37 +389,7 @@
         <w:rPr>
           <w:rFonts w:hint="eastAsia"/>
         </w:rPr>
-        <w:t>14.</w:t>
-      </w:r>
-      <w:r>
-        <w:rPr>
-          <w:rFonts w:hint="eastAsia"/>
-        </w:rPr>
-        <w:t>掌握</w:t>
-      </w:r>
-      <w:r>
-        <w:rPr>
-          <w:rFonts w:hint="eastAsia"/>
-        </w:rPr>
-        <w:t>DOM</w:t>
-      </w:r>
-      <w:r>
-        <w:rPr>
-          <w:rFonts w:hint="eastAsia"/>
-        </w:rPr>
-        <w:t>中动态</w:t>
-      </w:r>
-      <w:r>
-        <w:rPr>
-          <w:rFonts w:hint="eastAsia"/>
-        </w:rPr>
-        <w:t>CSS</w:t>
-      </w:r>
-      <w:r>
-        <w:rPr>
-          <w:rFonts w:hint="eastAsia"/>
-        </w:rPr>
-        <w:t>的设置</w:t>
+        <w:t>14.掌握DOM中动态CSS的设置</w:t>
       </w:r>
     </w:p>
     <w:p>
@@ -679,13 +400,7 @@
         <w:rPr>
           <w:rFonts w:hint="eastAsia"/>
         </w:rPr>
-        <w:t>15.</w:t>
-      </w:r>
-      <w:r>
-        <w:rPr>
-          <w:rFonts w:hint="eastAsia"/>
-        </w:rPr>
-        <w:t>掌握表单元素值的灵活使用</w:t>
+        <w:t>15.掌握表单元素值的灵活使用</w:t>
       </w:r>
     </w:p>
     <w:p>
@@ -701,7 +416,7 @@
       </w:pPr>
       <w:r>
         <w:rPr>
-          <w:rFonts w:ascii="宋体" w:hAnsi="宋体" w:cs="Arial" w:hint="eastAsia"/>
+          <w:rFonts w:hint="eastAsia" w:ascii="宋体" w:hAnsi="宋体" w:cs="Arial"/>
           <w:b/>
           <w:bCs/>
           <w:color w:val="000000"/>
@@ -712,98 +427,35 @@
     </w:p>
     <w:p>
       <w:pPr>
-        <w:spacing w:beforeLines="50" w:before="156"/>
-        <w:rPr>
-          <w:rFonts w:ascii="黑体" w:eastAsia="黑体" w:hAnsi="黑体"/>
+        <w:spacing w:before="156" w:beforeLines="50"/>
+        <w:rPr>
+          <w:rFonts w:ascii="黑体" w:hAnsi="黑体" w:eastAsia="黑体"/>
           <w:sz w:val="24"/>
         </w:rPr>
       </w:pPr>
       <w:r>
         <w:rPr>
-          <w:rFonts w:ascii="宋体" w:hAnsi="宋体" w:cs="Arial" w:hint="eastAsia"/>
+          <w:rFonts w:hint="eastAsia" w:ascii="宋体" w:hAnsi="宋体" w:cs="Arial"/>
           <w:bCs/>
           <w:color w:val="000000"/>
           <w:szCs w:val="21"/>
         </w:rPr>
-        <w:t>Windows7</w:t>
-      </w:r>
-      <w:r>
-        <w:rPr>
-          <w:rFonts w:ascii="宋体" w:hAnsi="宋体" w:cs="Arial" w:hint="eastAsia"/>
+        <w:t>Windows7及以上版本操作系统、HBuilderX等前端开发工具、Google Chrome等Web浏览器。</w:t>
+      </w:r>
+      <w:bookmarkStart w:id="0" w:name="_Toc156747949"/>
+      <w:bookmarkStart w:id="1" w:name="_Toc156747621"/>
+      <w:r>
+        <w:rPr>
+          <w:rFonts w:hint="eastAsia" w:ascii="宋体" w:hAnsi="宋体" w:cs="Arial"/>
           <w:bCs/>
           <w:color w:val="000000"/>
           <w:szCs w:val="21"/>
         </w:rPr>
-        <w:t>及以上版本操作系统、</w:t>
-      </w:r>
-      <w:r>
-        <w:rPr>
-          <w:rFonts w:ascii="宋体" w:hAnsi="宋体" w:cs="Arial" w:hint="eastAsia"/>
-          <w:bCs/>
-          <w:color w:val="000000"/>
-          <w:szCs w:val="21"/>
-        </w:rPr>
-        <w:t>HBuilderX</w:t>
-      </w:r>
-      <w:r>
-        <w:rPr>
-          <w:rFonts w:ascii="宋体" w:hAnsi="宋体" w:cs="Arial" w:hint="eastAsia"/>
-          <w:bCs/>
-          <w:color w:val="000000"/>
-          <w:szCs w:val="21"/>
-        </w:rPr>
-        <w:t>等前端开发工具、</w:t>
-      </w:r>
-      <w:r>
-        <w:rPr>
-          <w:rFonts w:ascii="宋体" w:hAnsi="宋体" w:cs="Arial" w:hint="eastAsia"/>
-          <w:bCs/>
-          <w:color w:val="000000"/>
-          <w:szCs w:val="21"/>
-        </w:rPr>
-        <w:t>Google Chrome</w:t>
-      </w:r>
-      <w:r>
-        <w:rPr>
-          <w:rFonts w:ascii="宋体" w:hAnsi="宋体" w:cs="Arial" w:hint="eastAsia"/>
-          <w:bCs/>
-          <w:color w:val="000000"/>
-          <w:szCs w:val="21"/>
-        </w:rPr>
-        <w:t>等</w:t>
-      </w:r>
-      <w:r>
-        <w:rPr>
-          <w:rFonts w:ascii="宋体" w:hAnsi="宋体" w:cs="Arial" w:hint="eastAsia"/>
-          <w:bCs/>
-          <w:color w:val="000000"/>
-          <w:szCs w:val="21"/>
-        </w:rPr>
-        <w:t>Web</w:t>
-      </w:r>
-      <w:r>
-        <w:rPr>
-          <w:rFonts w:ascii="宋体" w:hAnsi="宋体" w:cs="Arial" w:hint="eastAsia"/>
-          <w:bCs/>
-          <w:color w:val="000000"/>
-          <w:szCs w:val="21"/>
-        </w:rPr>
-        <w:t>浏览器。</w:t>
-      </w:r>
-      <w:bookmarkStart w:id="0" w:name="_Toc156747621"/>
-      <w:bookmarkStart w:id="1" w:name="_Toc156747949"/>
-      <w:r>
-        <w:rPr>
-          <w:rFonts w:ascii="宋体" w:hAnsi="宋体" w:cs="Arial" w:hint="eastAsia"/>
-          <w:bCs/>
-          <w:color w:val="000000"/>
-          <w:szCs w:val="21"/>
-        </w:rPr>
         <w:t>三</w:t>
       </w:r>
       <w:r>
         <w:rPr>
-          <w:rFonts w:ascii="宋体" w:hAnsi="宋体" w:cs="Arial" w:hint="eastAsia"/>
+          <w:rFonts w:hint="eastAsia" w:ascii="宋体" w:hAnsi="宋体" w:cs="Arial"/>
           <w:b/>
           <w:bCs/>
           <w:szCs w:val="21"/>
@@ -827,7 +479,7 @@
       </w:pPr>
       <w:r>
         <w:rPr>
-          <w:rFonts w:ascii="宋体" w:hAnsi="宋体" w:hint="eastAsia"/>
+          <w:rFonts w:hint="eastAsia" w:ascii="宋体" w:hAnsi="宋体"/>
           <w:color w:val="000000"/>
           <w:szCs w:val="21"/>
         </w:rPr>
@@ -848,35 +500,11 @@
       </w:pPr>
       <w:r>
         <w:rPr>
-          <w:rFonts w:ascii="宋体" w:hAnsi="宋体" w:hint="eastAsia"/>
-          <w:color w:val="000000"/>
-          <w:szCs w:val="21"/>
-        </w:rPr>
-        <w:t>开发工具</w:t>
-      </w:r>
-      <w:r>
-        <w:rPr>
-          <w:rFonts w:ascii="宋体" w:hAnsi="宋体" w:hint="eastAsia"/>
-          <w:color w:val="000000"/>
-          <w:szCs w:val="21"/>
-        </w:rPr>
-        <w:t>HbuilderX(</w:t>
-      </w:r>
-      <w:r>
-        <w:rPr>
-          <w:rFonts w:ascii="宋体" w:hAnsi="宋体" w:hint="eastAsia"/>
-          <w:color w:val="000000"/>
-          <w:szCs w:val="21"/>
-        </w:rPr>
-        <w:t>或其它</w:t>
-      </w:r>
-      <w:r>
-        <w:rPr>
-          <w:rFonts w:ascii="宋体" w:hAnsi="宋体" w:hint="eastAsia"/>
-          <w:color w:val="000000"/>
-          <w:szCs w:val="21"/>
-        </w:rPr>
-        <w:t>)</w:t>
+          <w:rFonts w:hint="eastAsia" w:ascii="宋体" w:hAnsi="宋体"/>
+          <w:color w:val="000000"/>
+          <w:szCs w:val="21"/>
+        </w:rPr>
+        <w:t>开发工具HbuilderX(或其它)</w:t>
       </w:r>
     </w:p>
     <w:p>
@@ -894,19 +522,11 @@
       </w:pPr>
       <w:r>
         <w:rPr>
-          <w:rFonts w:ascii="宋体" w:hAnsi="宋体" w:hint="eastAsia"/>
-          <w:color w:val="000000"/>
-          <w:szCs w:val="21"/>
-        </w:rPr>
-        <w:t>浏览器（建议</w:t>
-      </w:r>
-      <w:r>
-        <w:rPr>
-          <w:rFonts w:ascii="宋体" w:hAnsi="宋体" w:hint="eastAsia"/>
-          <w:color w:val="000000"/>
-          <w:szCs w:val="21"/>
-        </w:rPr>
-        <w:t>C</w:t>
+          <w:rFonts w:hint="eastAsia" w:ascii="宋体" w:hAnsi="宋体"/>
+          <w:color w:val="000000"/>
+          <w:szCs w:val="21"/>
+        </w:rPr>
+        <w:t>浏览器（建议C</w:t>
       </w:r>
       <w:r>
         <w:rPr>
@@ -918,7 +538,7 @@
       </w:r>
       <w:r>
         <w:rPr>
-          <w:rFonts w:ascii="宋体" w:hAnsi="宋体" w:hint="eastAsia"/>
+          <w:rFonts w:hint="eastAsia" w:ascii="宋体" w:hAnsi="宋体"/>
           <w:color w:val="000000"/>
           <w:szCs w:val="21"/>
         </w:rPr>
@@ -938,29 +558,19 @@
       </w:pPr>
       <w:r>
         <w:rPr>
-          <w:rFonts w:ascii="宋体" w:hAnsi="宋体" w:cs="Arial" w:hint="eastAsia"/>
+          <w:rFonts w:hint="eastAsia" w:ascii="宋体" w:hAnsi="宋体" w:cs="Arial"/>
           <w:b/>
           <w:bCs/>
           <w:color w:val="000000"/>
           <w:szCs w:val="21"/>
         </w:rPr>
-        <w:t>四</w:t>
-      </w:r>
-      <w:r>
-        <w:rPr>
-          <w:rFonts w:ascii="宋体" w:hAnsi="宋体" w:cs="Arial" w:hint="eastAsia"/>
-          <w:b/>
-          <w:bCs/>
-          <w:color w:val="000000"/>
-          <w:szCs w:val="21"/>
-        </w:rPr>
-        <w:t>、</w:t>
+        <w:t>四、</w:t>
       </w:r>
       <w:bookmarkStart w:id="2" w:name="_Toc156747950"/>
       <w:bookmarkStart w:id="3" w:name="_Toc156747622"/>
       <w:r>
         <w:rPr>
-          <w:rFonts w:ascii="宋体" w:hAnsi="宋体" w:cs="Arial" w:hint="eastAsia"/>
+          <w:rFonts w:hint="eastAsia" w:ascii="宋体" w:hAnsi="宋体" w:cs="Arial"/>
           <w:b/>
           <w:bCs/>
           <w:color w:val="000000"/>
@@ -991,43 +601,7 @@
         <w:rPr>
           <w:rFonts w:hint="eastAsia"/>
         </w:rPr>
-        <w:t>备份</w:t>
-      </w:r>
-      <w:r>
-        <w:rPr>
-          <w:rFonts w:hint="eastAsia"/>
-        </w:rPr>
-        <w:t>V</w:t>
-      </w:r>
-      <w:r>
-        <w:rPr>
-          <w:rFonts w:hint="eastAsia"/>
-        </w:rPr>
-        <w:t>2</w:t>
-      </w:r>
-      <w:r>
-        <w:rPr>
-          <w:rFonts w:hint="eastAsia"/>
-        </w:rPr>
-        <w:t>.0</w:t>
-      </w:r>
-      <w:r>
-        <w:rPr>
-          <w:rFonts w:hint="eastAsia"/>
-        </w:rPr>
-        <w:t>项目，有能力同学可使用</w:t>
-      </w:r>
-      <w:r>
-        <w:rPr>
-          <w:rFonts w:hint="eastAsia"/>
-        </w:rPr>
-        <w:t>Git</w:t>
-      </w:r>
-      <w:r>
-        <w:rPr>
-          <w:rFonts w:hint="eastAsia"/>
-        </w:rPr>
-        <w:t>版本控制</w:t>
+        <w:t>备份V2.0项目，有能力同学可使用Git版本控制</w:t>
       </w:r>
     </w:p>
     <w:p>
@@ -1042,25 +616,7 @@
         <w:rPr>
           <w:rFonts w:hint="eastAsia"/>
         </w:rPr>
-        <w:t xml:space="preserve"> </w:t>
-      </w:r>
-      <w:r>
-        <w:rPr>
-          <w:rFonts w:hint="eastAsia"/>
-        </w:rPr>
-        <w:t>本版本为</w:t>
-      </w:r>
-      <w:r>
-        <w:rPr>
-          <w:rFonts w:hint="eastAsia"/>
-        </w:rPr>
-        <w:t>V</w:t>
-      </w:r>
-      <w:r>
-        <w:rPr>
-          <w:rFonts w:hint="eastAsia"/>
-        </w:rPr>
-        <w:t>3</w:t>
+        <w:t xml:space="preserve"> 本版本为V3</w:t>
       </w:r>
       <w:r>
         <w:t>.</w:t>
@@ -1069,19 +625,7 @@
         <w:rPr>
           <w:rFonts w:hint="eastAsia"/>
         </w:rPr>
-        <w:t>0</w:t>
-      </w:r>
-      <w:r>
-        <w:rPr>
-          <w:rFonts w:hint="eastAsia"/>
-        </w:rPr>
-        <w:t>，增加利用</w:t>
-      </w:r>
-      <w:r>
-        <w:rPr>
-          <w:rFonts w:hint="eastAsia"/>
-        </w:rPr>
-        <w:t>J</w:t>
+        <w:t>0，增加利用J</w:t>
       </w:r>
       <w:r>
         <w:t>S</w:t>
@@ -1110,43 +654,7 @@
         <w:rPr>
           <w:rFonts w:hint="eastAsia"/>
         </w:rPr>
-        <w:t>页面标题改为“</w:t>
-      </w:r>
-      <w:r>
-        <w:rPr>
-          <w:rFonts w:hint="eastAsia"/>
-        </w:rPr>
-        <w:t>web</w:t>
-      </w:r>
-      <w:r>
-        <w:rPr>
-          <w:rFonts w:hint="eastAsia"/>
-        </w:rPr>
-        <w:t>技术基础实验</w:t>
-      </w:r>
-      <w:r>
-        <w:rPr>
-          <w:rFonts w:hint="eastAsia"/>
-        </w:rPr>
-        <w:t>V</w:t>
-      </w:r>
-      <w:r>
-        <w:rPr>
-          <w:rFonts w:hint="eastAsia"/>
-        </w:rPr>
-        <w:t>3</w:t>
-      </w:r>
-      <w:r>
-        <w:rPr>
-          <w:rFonts w:hint="eastAsia"/>
-        </w:rPr>
-        <w:t>.0</w:t>
-      </w:r>
-      <w:r>
-        <w:rPr>
-          <w:rFonts w:hint="eastAsia"/>
-        </w:rPr>
-        <w:t>”</w:t>
+        <w:t>页面标题改为“web技术基础实验V3.0”</w:t>
       </w:r>
     </w:p>
     <w:p>
@@ -1161,13 +669,7 @@
         <w:rPr>
           <w:rFonts w:hint="eastAsia"/>
         </w:rPr>
-        <w:t>项目中创建</w:t>
-      </w:r>
-      <w:r>
-        <w:rPr>
-          <w:rFonts w:hint="eastAsia"/>
-        </w:rPr>
-        <w:t>j</w:t>
+        <w:t>项目中创建j</w:t>
       </w:r>
       <w:r>
         <w:t>s</w:t>
@@ -1185,13 +687,7 @@
         <w:rPr>
           <w:rFonts w:hint="eastAsia"/>
         </w:rPr>
-        <w:t>文件到</w:t>
-      </w:r>
-      <w:r>
-        <w:rPr>
-          <w:rFonts w:hint="eastAsia"/>
-        </w:rPr>
-        <w:t>j</w:t>
+        <w:t>文件到j</w:t>
       </w:r>
       <w:r>
         <w:t>s</w:t>
@@ -1232,10 +728,6 @@
         <w:t>为：</w:t>
       </w:r>
       <w:r>
-        <w:rPr>
-          <w:noProof/>
-        </w:rPr>
-        <w:lastRenderedPageBreak/>
         <w:drawing>
           <wp:inline distT="0" distB="0" distL="114300" distR="114300">
             <wp:extent cx="2654300" cy="4196715"/>
@@ -1254,7 +746,7 @@
                     </pic:cNvPicPr>
                   </pic:nvPicPr>
                   <pic:blipFill>
-                    <a:blip r:embed="rId5"/>
+                    <a:blip r:embed="rId4"/>
                     <a:stretch>
                       <a:fillRect/>
                     </a:stretch>
@@ -1285,9 +777,6 @@
         <w:jc w:val="left"/>
       </w:pPr>
       <w:r>
-        <w:rPr>
-          <w:noProof/>
-        </w:rPr>
         <w:drawing>
           <wp:inline distT="0" distB="0" distL="114300" distR="114300">
             <wp:extent cx="5269230" cy="1848485"/>
@@ -1306,7 +795,7 @@
                     </pic:cNvPicPr>
                   </pic:nvPicPr>
                   <pic:blipFill>
-                    <a:blip r:embed="rId6"/>
+                    <a:blip r:embed="rId5"/>
                     <a:stretch>
                       <a:fillRect/>
                     </a:stretch>
@@ -1368,7 +857,7 @@
       </w:pPr>
       <w:r>
         <w:rPr>
-          <w:rFonts w:ascii="宋体" w:hAnsi="宋体" w:hint="eastAsia"/>
+          <w:rFonts w:hint="eastAsia" w:ascii="宋体" w:hAnsi="宋体"/>
           <w:color w:val="0070C0"/>
           <w:szCs w:val="21"/>
         </w:rPr>
@@ -1406,7 +895,7 @@
       </w:pPr>
       <w:r>
         <w:rPr>
-          <w:rFonts w:ascii="宋体" w:hAnsi="宋体" w:hint="eastAsia"/>
+          <w:rFonts w:hint="eastAsia" w:ascii="宋体" w:hAnsi="宋体"/>
           <w:b/>
           <w:bCs/>
           <w:color w:val="0070C0"/>
@@ -1429,61 +918,107 @@
       <w:pPr>
         <w:jc w:val="left"/>
         <w:rPr>
-          <w:rFonts w:ascii="宋体" w:hAnsi="宋体"/>
+          <w:rFonts w:hint="eastAsia" w:ascii="宋体" w:hAnsi="宋体"/>
+          <w:color w:val="FF0000"/>
+          <w:szCs w:val="21"/>
+        </w:rPr>
+      </w:pPr>
+      <w:r>
+        <w:rPr>
+          <w:rFonts w:hint="eastAsia" w:ascii="宋体" w:hAnsi="宋体"/>
           <w:b/>
           <w:bCs/>
           <w:color w:val="0070C0"/>
           <w:szCs w:val="21"/>
         </w:rPr>
-      </w:pPr>
-      <w:r>
-        <w:rPr>
-          <w:rFonts w:ascii="宋体" w:hAnsi="宋体" w:hint="eastAsia"/>
+        <w:t xml:space="preserve"> </w:t>
+      </w:r>
+      <w:r>
+        <w:rPr>
+          <w:rFonts w:ascii="宋体" w:hAnsi="宋体"/>
           <w:b/>
           <w:bCs/>
           <w:color w:val="0070C0"/>
           <w:szCs w:val="21"/>
         </w:rPr>
-        <w:t xml:space="preserve"> </w:t>
-      </w:r>
-      <w:r>
-        <w:rPr>
-          <w:rFonts w:ascii="宋体" w:hAnsi="宋体"/>
+        <w:t xml:space="preserve">           }</w:t>
+      </w:r>
+      <w:r>
+        <w:rPr>
+          <w:rFonts w:hint="eastAsia" w:ascii="宋体" w:hAnsi="宋体"/>
           <w:b/>
           <w:bCs/>
           <w:color w:val="0070C0"/>
           <w:szCs w:val="21"/>
         </w:rPr>
-        <w:t xml:space="preserve">           }</w:t>
-      </w:r>
-      <w:r>
-        <w:rPr>
-          <w:rFonts w:ascii="宋体" w:hAnsi="宋体" w:hint="eastAsia"/>
+        <w:t xml:space="preserve"> </w:t>
+      </w:r>
+      <w:r>
+        <w:rPr>
+          <w:rFonts w:ascii="宋体" w:hAnsi="宋体"/>
           <w:b/>
           <w:bCs/>
           <w:color w:val="0070C0"/>
           <w:szCs w:val="21"/>
         </w:rPr>
-        <w:t xml:space="preserve"> </w:t>
-      </w:r>
-      <w:r>
-        <w:rPr>
-          <w:rFonts w:ascii="宋体" w:hAnsi="宋体"/>
+        <w:t xml:space="preserve">  </w:t>
+      </w:r>
+      <w:r>
+        <w:rPr>
+          <w:rFonts w:hint="eastAsia" w:ascii="宋体" w:hAnsi="宋体"/>
+          <w:color w:val="FF0000"/>
+          <w:szCs w:val="21"/>
+        </w:rPr>
+        <w:t>表示什么含义？</w:t>
+      </w:r>
+    </w:p>
+    <w:p>
+      <w:pPr>
+        <w:jc w:val="left"/>
+        <w:rPr>
+          <w:rFonts w:hint="eastAsia" w:ascii="宋体" w:hAnsi="宋体"/>
+          <w:color w:val="FF0000"/>
+          <w:szCs w:val="21"/>
+        </w:rPr>
+      </w:pPr>
+    </w:p>
+    <w:p>
+      <w:pPr>
+        <w:ind w:left="840" w:leftChars="0" w:firstLine="420" w:firstLineChars="0"/>
+        <w:jc w:val="left"/>
+        <w:rPr>
+          <w:rFonts w:hint="eastAsia" w:ascii="宋体" w:hAnsi="宋体"/>
           <w:b/>
           <w:bCs/>
-          <w:color w:val="0070C0"/>
-          <w:szCs w:val="21"/>
-        </w:rPr>
-        <w:t xml:space="preserve">  </w:t>
-      </w:r>
-      <w:r>
-        <w:rPr>
-          <w:rFonts w:ascii="宋体" w:hAnsi="宋体" w:hint="eastAsia"/>
+          <w:color w:val="18605A" w:themeColor="accent5" w:themeShade="80"/>
+          <w:szCs w:val="21"/>
+          <w:u w:val="single"/>
+          <w:shd w:val="clear" w:color="auto" w:fill="auto"/>
+        </w:rPr>
+      </w:pPr>
+      <w:r>
+        <w:rPr>
+          <w:rFonts w:ascii="宋体" w:hAnsi="宋体" w:eastAsia="宋体" w:cs="宋体"/>
+          <w:b/>
+          <w:bCs/>
+          <w:color w:val="18605A" w:themeColor="accent5" w:themeShade="80"/>
+          <w:sz w:val="24"/>
+          <w:szCs w:val="24"/>
+          <w:u w:val="single"/>
+          <w:shd w:val="clear" w:color="auto" w:fill="auto"/>
+        </w:rPr>
+        <w:t>给 JavaScript 内置的 Date 日期对象，添加一个自定义的 format () 格式化方法</w:t>
+      </w:r>
+    </w:p>
+    <w:p>
+      <w:pPr>
+        <w:jc w:val="left"/>
+        <w:rPr>
+          <w:rFonts w:hint="eastAsia" w:ascii="宋体" w:hAnsi="宋体"/>
           <w:color w:val="FF0000"/>
           <w:szCs w:val="21"/>
         </w:rPr>
-        <w:t>表示什么含义？</w:t>
-      </w:r>
+      </w:pPr>
     </w:p>
     <w:p>
       <w:pPr>
@@ -1497,13 +1032,7 @@
         <w:rPr>
           <w:rFonts w:hint="eastAsia"/>
         </w:rPr>
-        <w:t>利用</w:t>
-      </w:r>
-      <w:r>
-        <w:rPr>
-          <w:rFonts w:hint="eastAsia"/>
-        </w:rPr>
-        <w:t>u</w:t>
+        <w:t>利用u</w:t>
       </w:r>
       <w:r>
         <w:t>til.js</w:t>
@@ -1512,31 +1041,7 @@
         <w:rPr>
           <w:rFonts w:hint="eastAsia"/>
         </w:rPr>
-        <w:t>，首页添加时间元素</w:t>
-      </w:r>
-      <w:r>
-        <w:rPr>
-          <w:rFonts w:hint="eastAsia"/>
-        </w:rPr>
-        <w:t>(</w:t>
-      </w:r>
-      <w:r>
-        <w:rPr>
-          <w:rFonts w:hint="eastAsia"/>
-        </w:rPr>
-        <w:t>菜单右边</w:t>
-      </w:r>
-      <w:r>
-        <w:rPr>
-          <w:rFonts w:hint="eastAsia"/>
-        </w:rPr>
-        <w:t>)</w:t>
-      </w:r>
-      <w:r>
-        <w:rPr>
-          <w:rFonts w:hint="eastAsia"/>
-        </w:rPr>
-        <w:t>及定时器代码，动态时间显示效果如下：</w:t>
+        <w:t>，首页添加时间元素(菜单右边)及定时器代码，动态时间显示效果如下：</w:t>
       </w:r>
     </w:p>
     <w:p>
@@ -1551,11 +1056,9 @@
       <w:r>
         <w:rPr>
           <w:rFonts w:ascii="宋体" w:hAnsi="宋体"/>
-          <w:noProof/>
-          <w:color w:val="000000"/>
-          <w:szCs w:val="21"/>
-        </w:rPr>
-        <w:lastRenderedPageBreak/>
+          <w:color w:val="000000"/>
+          <w:szCs w:val="21"/>
+        </w:rPr>
         <w:drawing>
           <wp:inline distT="0" distB="0" distL="0" distR="0">
             <wp:extent cx="2730500" cy="2699385"/>
@@ -1574,7 +1077,7 @@
                     </pic:cNvPicPr>
                   </pic:nvPicPr>
                   <pic:blipFill>
-                    <a:blip r:embed="rId7" cstate="print">
+                    <a:blip r:embed="rId6" cstate="print">
                       <a:extLst>
                         <a:ext uri="{28A0092B-C50C-407E-A947-70E740481C1C}">
                           <a14:useLocalDpi xmlns:a14="http://schemas.microsoft.com/office/drawing/2010/main" val="0"/>
@@ -1631,9 +1134,6 @@
         <w:jc w:val="left"/>
       </w:pPr>
       <w:r>
-        <w:rPr>
-          <w:noProof/>
-        </w:rPr>
         <w:drawing>
           <wp:inline distT="0" distB="0" distL="0" distR="0">
             <wp:extent cx="5274310" cy="2510155"/>
@@ -1652,7 +1152,7 @@
                     </pic:cNvPicPr>
                   </pic:nvPicPr>
                   <pic:blipFill>
-                    <a:blip r:embed="rId8"/>
+                    <a:blip r:embed="rId7"/>
                     <a:stretch>
                       <a:fillRect/>
                     </a:stretch>
@@ -1684,7 +1184,7 @@
       </w:pPr>
       <w:r>
         <w:rPr>
-          <w:rFonts w:ascii="宋体" w:hAnsi="宋体" w:hint="eastAsia"/>
+          <w:rFonts w:hint="eastAsia" w:ascii="宋体" w:hAnsi="宋体"/>
           <w:color w:val="000000"/>
           <w:szCs w:val="21"/>
         </w:rPr>
@@ -1700,7 +1200,7 @@
       </w:r>
       <w:r>
         <w:rPr>
-          <w:rFonts w:ascii="宋体" w:hAnsi="宋体" w:hint="eastAsia"/>
+          <w:rFonts w:hint="eastAsia" w:ascii="宋体" w:hAnsi="宋体"/>
           <w:color w:val="000000"/>
           <w:szCs w:val="21"/>
         </w:rPr>
@@ -1719,7 +1219,6 @@
       <w:r>
         <w:rPr>
           <w:rFonts w:ascii="宋体" w:hAnsi="宋体"/>
-          <w:noProof/>
           <w:color w:val="000000"/>
           <w:szCs w:val="21"/>
         </w:rPr>
@@ -1741,7 +1240,7 @@
                     </pic:cNvPicPr>
                   </pic:nvPicPr>
                   <pic:blipFill>
-                    <a:blip r:embed="rId9">
+                    <a:blip r:embed="rId8">
                       <a:extLst>
                         <a:ext uri="{28A0092B-C50C-407E-A947-70E740481C1C}">
                           <a14:useLocalDpi xmlns:a14="http://schemas.microsoft.com/office/drawing/2010/main" val="0"/>
@@ -1792,21 +1291,7 @@
           <w:rFonts w:hint="eastAsia"/>
           <w:color w:val="FF0000"/>
         </w:rPr>
-        <w:t>运行查看在</w:t>
-      </w:r>
-      <w:r>
-        <w:rPr>
-          <w:rFonts w:hint="eastAsia"/>
-          <w:color w:val="FF0000"/>
-        </w:rPr>
-        <w:t>H5</w:t>
-      </w:r>
-      <w:r>
-        <w:rPr>
-          <w:rFonts w:hint="eastAsia"/>
-          <w:color w:val="FF0000"/>
-        </w:rPr>
-        <w:t>及移动端显示时间的效果</w:t>
+        <w:t>运行查看在H5及移动端显示时间的效果</w:t>
       </w:r>
     </w:p>
     <w:p>
@@ -1814,6 +1299,50 @@
         <w:ind w:left="1237"/>
         <w:jc w:val="left"/>
       </w:pPr>
+      <w:r>
+        <w:drawing>
+          <wp:inline distT="0" distB="0" distL="114300" distR="114300">
+            <wp:extent cx="4334510" cy="4545330"/>
+            <wp:effectExtent l="0" t="0" r="8890" b="1270"/>
+            <wp:docPr id="5" name="图片 1"/>
+            <wp:cNvGraphicFramePr>
+              <a:graphicFrameLocks xmlns:a="http://schemas.openxmlformats.org/drawingml/2006/main" noChangeAspect="1"/>
+            </wp:cNvGraphicFramePr>
+            <a:graphic xmlns:a="http://schemas.openxmlformats.org/drawingml/2006/main">
+              <a:graphicData uri="http://schemas.openxmlformats.org/drawingml/2006/picture">
+                <pic:pic xmlns:pic="http://schemas.openxmlformats.org/drawingml/2006/picture">
+                  <pic:nvPicPr>
+                    <pic:cNvPr id="5" name="图片 1"/>
+                    <pic:cNvPicPr>
+                      <a:picLocks noChangeAspect="1"/>
+                    </pic:cNvPicPr>
+                  </pic:nvPicPr>
+                  <pic:blipFill>
+                    <a:blip r:embed="rId9"/>
+                    <a:srcRect t="5572"/>
+                    <a:stretch>
+                      <a:fillRect/>
+                    </a:stretch>
+                  </pic:blipFill>
+                  <pic:spPr>
+                    <a:xfrm>
+                      <a:off x="0" y="0"/>
+                      <a:ext cx="4334510" cy="4545330"/>
+                    </a:xfrm>
+                    <a:prstGeom prst="rect">
+                      <a:avLst/>
+                    </a:prstGeom>
+                    <a:noFill/>
+                    <a:ln>
+                      <a:noFill/>
+                    </a:ln>
+                  </pic:spPr>
+                </pic:pic>
+              </a:graphicData>
+            </a:graphic>
+          </wp:inline>
+        </w:drawing>
+      </w:r>
     </w:p>
     <w:p>
       <w:pPr>
@@ -1827,13 +1356,7 @@
         <w:rPr>
           <w:rFonts w:hint="eastAsia"/>
         </w:rPr>
-        <w:t>利用脚本自动设置</w:t>
-      </w:r>
-      <w:r>
-        <w:rPr>
-          <w:rFonts w:hint="eastAsia"/>
-        </w:rPr>
-        <w:t>i</w:t>
+        <w:t>利用脚本自动设置i</w:t>
       </w:r>
       <w:r>
         <w:t>fram</w:t>
@@ -1842,13 +1365,7 @@
         <w:rPr>
           <w:rFonts w:hint="eastAsia"/>
         </w:rPr>
-        <w:t>e</w:t>
-      </w:r>
-      <w:r>
-        <w:rPr>
-          <w:rFonts w:hint="eastAsia"/>
-        </w:rPr>
-        <w:t>高度</w:t>
+        <w:t>e高度</w:t>
       </w:r>
     </w:p>
     <w:p>
@@ -1863,19 +1380,11 @@
       </w:pPr>
       <w:r>
         <w:rPr>
-          <w:rFonts w:ascii="宋体" w:hAnsi="宋体" w:hint="eastAsia"/>
-          <w:color w:val="000000"/>
-          <w:szCs w:val="21"/>
-        </w:rPr>
-        <w:t>提示：</w:t>
-      </w:r>
-      <w:r>
-        <w:rPr>
-          <w:rFonts w:ascii="宋体" w:hAnsi="宋体" w:hint="eastAsia"/>
-          <w:color w:val="000000"/>
-          <w:szCs w:val="21"/>
-        </w:rPr>
-        <w:t>i</w:t>
+          <w:rFonts w:hint="eastAsia" w:ascii="宋体" w:hAnsi="宋体"/>
+          <w:color w:val="000000"/>
+          <w:szCs w:val="21"/>
+        </w:rPr>
+        <w:t>提示：i</w:t>
       </w:r>
       <w:r>
         <w:rPr>
@@ -1887,7 +1396,7 @@
       </w:r>
       <w:r>
         <w:rPr>
-          <w:rFonts w:ascii="宋体" w:hAnsi="宋体" w:hint="eastAsia"/>
+          <w:rFonts w:hint="eastAsia" w:ascii="宋体" w:hAnsi="宋体"/>
           <w:color w:val="000000"/>
           <w:szCs w:val="21"/>
         </w:rPr>
@@ -1906,15 +1415,13 @@
       <w:r>
         <w:rPr>
           <w:rFonts w:ascii="宋体" w:hAnsi="宋体"/>
-          <w:noProof/>
-          <w:color w:val="000000"/>
-          <w:szCs w:val="21"/>
-        </w:rPr>
-        <w:lastRenderedPageBreak/>
+          <w:color w:val="000000"/>
+          <w:szCs w:val="21"/>
+        </w:rPr>
         <w:drawing>
           <wp:inline distT="0" distB="0" distL="0" distR="0">
-            <wp:extent cx="5168900" cy="844550"/>
-            <wp:effectExtent l="12700" t="12700" r="25400" b="31750"/>
+            <wp:extent cx="4464050" cy="728980"/>
+            <wp:effectExtent l="9525" t="9525" r="9525" b="10795"/>
             <wp:docPr id="1724064060" name="图片 1"/>
             <wp:cNvGraphicFramePr>
               <a:graphicFrameLocks xmlns:a="http://schemas.openxmlformats.org/drawingml/2006/main" noChangeAspect="1"/>
@@ -1937,7 +1444,7 @@
                   <pic:spPr>
                     <a:xfrm>
                       <a:off x="0" y="0"/>
-                      <a:ext cx="5169166" cy="844593"/>
+                      <a:ext cx="4464050" cy="728980"/>
                     </a:xfrm>
                     <a:prstGeom prst="rect">
                       <a:avLst/>
@@ -1967,19 +1474,7 @@
         <w:rPr>
           <w:rFonts w:hint="eastAsia"/>
         </w:rPr>
-        <w:t>此时运行并观察在</w:t>
-      </w:r>
-      <w:r>
-        <w:rPr>
-          <w:rFonts w:hint="eastAsia"/>
-        </w:rPr>
-        <w:t>H5</w:t>
-      </w:r>
-      <w:r>
-        <w:rPr>
-          <w:rFonts w:hint="eastAsia"/>
-        </w:rPr>
-        <w:t>及不同移动端高度时</w:t>
+        <w:t>此时运行并观察在H5及不同移动端高度时</w:t>
       </w:r>
       <w:r>
         <w:rPr>
@@ -1987,6 +1482,50 @@
           <w:color w:val="FF0000"/>
         </w:rPr>
         <w:t>显示效果</w:t>
+      </w:r>
+      <w:r>
+        <w:drawing>
+          <wp:inline distT="0" distB="0" distL="114300" distR="114300">
+            <wp:extent cx="1960245" cy="2851785"/>
+            <wp:effectExtent l="0" t="0" r="8255" b="5715"/>
+            <wp:docPr id="14" name="图片 10"/>
+            <wp:cNvGraphicFramePr>
+              <a:graphicFrameLocks xmlns:a="http://schemas.openxmlformats.org/drawingml/2006/main" noChangeAspect="1"/>
+            </wp:cNvGraphicFramePr>
+            <a:graphic xmlns:a="http://schemas.openxmlformats.org/drawingml/2006/main">
+              <a:graphicData uri="http://schemas.openxmlformats.org/drawingml/2006/picture">
+                <pic:pic xmlns:pic="http://schemas.openxmlformats.org/drawingml/2006/picture">
+                  <pic:nvPicPr>
+                    <pic:cNvPr id="14" name="图片 10"/>
+                    <pic:cNvPicPr>
+                      <a:picLocks noChangeAspect="1"/>
+                    </pic:cNvPicPr>
+                  </pic:nvPicPr>
+                  <pic:blipFill>
+                    <a:blip r:embed="rId11"/>
+                    <a:srcRect t="4167" r="1898" b="857"/>
+                    <a:stretch>
+                      <a:fillRect/>
+                    </a:stretch>
+                  </pic:blipFill>
+                  <pic:spPr>
+                    <a:xfrm>
+                      <a:off x="0" y="0"/>
+                      <a:ext cx="1960245" cy="2851785"/>
+                    </a:xfrm>
+                    <a:prstGeom prst="rect">
+                      <a:avLst/>
+                    </a:prstGeom>
+                    <a:noFill/>
+                    <a:ln>
+                      <a:noFill/>
+                    </a:ln>
+                  </pic:spPr>
+                </pic:pic>
+              </a:graphicData>
+            </a:graphic>
+          </wp:inline>
+        </w:drawing>
       </w:r>
     </w:p>
     <w:p>
@@ -2014,9 +1553,6 @@
         </w:rPr>
       </w:pPr>
       <w:r>
-        <w:rPr>
-          <w:noProof/>
-        </w:rPr>
         <w:drawing>
           <wp:inline distT="0" distB="0" distL="0" distR="0">
             <wp:extent cx="2359025" cy="2514600"/>
@@ -2035,7 +1571,7 @@
                     </pic:cNvPicPr>
                   </pic:nvPicPr>
                   <pic:blipFill>
-                    <a:blip r:embed="rId11" cstate="print">
+                    <a:blip r:embed="rId12" cstate="print">
                       <a:extLst>
                         <a:ext uri="{28A0092B-C50C-407E-A947-70E740481C1C}">
                           <a14:useLocalDpi xmlns:a14="http://schemas.microsoft.com/office/drawing/2010/main" val="0"/>
@@ -2095,6 +1631,58 @@
     </w:p>
     <w:p>
       <w:pPr>
+        <w:numPr>
+          <w:ilvl w:val="0"/>
+          <w:numId w:val="4"/>
+        </w:numPr>
+        <w:jc w:val="left"/>
+      </w:pPr>
+      <w:r>
+        <w:drawing>
+          <wp:inline distT="0" distB="0" distL="114300" distR="114300">
+            <wp:extent cx="4824730" cy="5566410"/>
+            <wp:effectExtent l="0" t="0" r="1270" b="8890"/>
+            <wp:docPr id="6" name="图片 2"/>
+            <wp:cNvGraphicFramePr>
+              <a:graphicFrameLocks xmlns:a="http://schemas.openxmlformats.org/drawingml/2006/main" noChangeAspect="1"/>
+            </wp:cNvGraphicFramePr>
+            <a:graphic xmlns:a="http://schemas.openxmlformats.org/drawingml/2006/main">
+              <a:graphicData uri="http://schemas.openxmlformats.org/drawingml/2006/picture">
+                <pic:pic xmlns:pic="http://schemas.openxmlformats.org/drawingml/2006/picture">
+                  <pic:nvPicPr>
+                    <pic:cNvPr id="6" name="图片 2"/>
+                    <pic:cNvPicPr>
+                      <a:picLocks noChangeAspect="1"/>
+                    </pic:cNvPicPr>
+                  </pic:nvPicPr>
+                  <pic:blipFill>
+                    <a:blip r:embed="rId13"/>
+                    <a:stretch>
+                      <a:fillRect/>
+                    </a:stretch>
+                  </pic:blipFill>
+                  <pic:spPr>
+                    <a:xfrm>
+                      <a:off x="0" y="0"/>
+                      <a:ext cx="4824730" cy="5566410"/>
+                    </a:xfrm>
+                    <a:prstGeom prst="rect">
+                      <a:avLst/>
+                    </a:prstGeom>
+                    <a:noFill/>
+                    <a:ln>
+                      <a:noFill/>
+                    </a:ln>
+                  </pic:spPr>
+                </pic:pic>
+              </a:graphicData>
+            </a:graphic>
+          </wp:inline>
+        </w:drawing>
+      </w:r>
+    </w:p>
+    <w:p>
+      <w:pPr>
         <w:ind w:left="397"/>
         <w:jc w:val="left"/>
       </w:pPr>
@@ -2137,9 +1725,6 @@
         <w:jc w:val="center"/>
       </w:pPr>
       <w:r>
-        <w:rPr>
-          <w:noProof/>
-        </w:rPr>
         <w:drawing>
           <wp:inline distT="0" distB="0" distL="0" distR="0">
             <wp:extent cx="3879850" cy="657225"/>
@@ -2158,7 +1743,7 @@
                     </pic:cNvPicPr>
                   </pic:nvPicPr>
                   <pic:blipFill>
-                    <a:blip r:embed="rId12"/>
+                    <a:blip r:embed="rId14"/>
                     <a:stretch>
                       <a:fillRect/>
                     </a:stretch>
@@ -2196,19 +1781,7 @@
         <w:rPr>
           <w:rFonts w:hint="eastAsia"/>
         </w:rPr>
-        <w:t>设计备忘录页面，页面效果如</w:t>
-      </w:r>
-      <w:r>
-        <w:rPr>
-          <w:rFonts w:hint="eastAsia"/>
-        </w:rPr>
-        <w:t>下</w:t>
-      </w:r>
-      <w:r>
-        <w:rPr>
-          <w:rFonts w:hint="eastAsia"/>
-        </w:rPr>
-        <w:t>：</w:t>
+        <w:t>设计备忘录页面，页面效果如下：</w:t>
       </w:r>
     </w:p>
     <w:p>
@@ -2216,9 +1789,6 @@
         <w:jc w:val="center"/>
       </w:pPr>
       <w:r>
-        <w:rPr>
-          <w:noProof/>
-        </w:rPr>
         <w:drawing>
           <wp:inline distT="0" distB="0" distL="114300" distR="114300">
             <wp:extent cx="5274310" cy="607695"/>
@@ -2237,7 +1807,7 @@
                     </pic:cNvPicPr>
                   </pic:nvPicPr>
                   <pic:blipFill>
-                    <a:blip r:embed="rId13"/>
+                    <a:blip r:embed="rId15"/>
                     <a:stretch>
                       <a:fillRect/>
                     </a:stretch>
@@ -2288,6 +1858,49 @@
         <w:ind w:left="1237"/>
         <w:jc w:val="left"/>
       </w:pPr>
+      <w:r>
+        <w:drawing>
+          <wp:inline distT="0" distB="0" distL="114300" distR="114300">
+            <wp:extent cx="4800600" cy="5711190"/>
+            <wp:effectExtent l="0" t="0" r="0" b="3810"/>
+            <wp:docPr id="7" name="图片 3"/>
+            <wp:cNvGraphicFramePr>
+              <a:graphicFrameLocks xmlns:a="http://schemas.openxmlformats.org/drawingml/2006/main" noChangeAspect="1"/>
+            </wp:cNvGraphicFramePr>
+            <a:graphic xmlns:a="http://schemas.openxmlformats.org/drawingml/2006/main">
+              <a:graphicData uri="http://schemas.openxmlformats.org/drawingml/2006/picture">
+                <pic:pic xmlns:pic="http://schemas.openxmlformats.org/drawingml/2006/picture">
+                  <pic:nvPicPr>
+                    <pic:cNvPr id="7" name="图片 3"/>
+                    <pic:cNvPicPr>
+                      <a:picLocks noChangeAspect="1"/>
+                    </pic:cNvPicPr>
+                  </pic:nvPicPr>
+                  <pic:blipFill>
+                    <a:blip r:embed="rId16"/>
+                    <a:stretch>
+                      <a:fillRect/>
+                    </a:stretch>
+                  </pic:blipFill>
+                  <pic:spPr>
+                    <a:xfrm>
+                      <a:off x="0" y="0"/>
+                      <a:ext cx="4800600" cy="5711190"/>
+                    </a:xfrm>
+                    <a:prstGeom prst="rect">
+                      <a:avLst/>
+                    </a:prstGeom>
+                    <a:noFill/>
+                    <a:ln>
+                      <a:noFill/>
+                    </a:ln>
+                  </pic:spPr>
+                </pic:pic>
+              </a:graphicData>
+            </a:graphic>
+          </wp:inline>
+        </w:drawing>
+      </w:r>
     </w:p>
     <w:p>
       <w:pPr>
@@ -2321,7 +1934,6 @@
       <w:r>
         <w:rPr>
           <w:rFonts w:ascii="宋体" w:hAnsi="宋体"/>
-          <w:noProof/>
           <w:color w:val="000000"/>
           <w:szCs w:val="21"/>
         </w:rPr>
@@ -2343,7 +1955,7 @@
                     </pic:cNvPicPr>
                   </pic:nvPicPr>
                   <pic:blipFill>
-                    <a:blip r:embed="rId14"/>
+                    <a:blip r:embed="rId17"/>
                     <a:stretch>
                       <a:fillRect/>
                     </a:stretch>
@@ -2389,11 +2001,9 @@
       <w:r>
         <w:rPr>
           <w:rFonts w:ascii="宋体" w:hAnsi="宋体"/>
-          <w:noProof/>
-          <w:color w:val="000000"/>
-          <w:szCs w:val="21"/>
-        </w:rPr>
-        <w:lastRenderedPageBreak/>
+          <w:color w:val="000000"/>
+          <w:szCs w:val="21"/>
+        </w:rPr>
         <w:drawing>
           <wp:inline distT="0" distB="0" distL="0" distR="0">
             <wp:extent cx="2730500" cy="967105"/>
@@ -2412,7 +2022,7 @@
                     </pic:cNvPicPr>
                   </pic:nvPicPr>
                   <pic:blipFill>
-                    <a:blip r:embed="rId15"/>
+                    <a:blip r:embed="rId18"/>
                     <a:stretch>
                       <a:fillRect/>
                     </a:stretch>
@@ -2445,7 +2055,7 @@
       </w:pPr>
       <w:r>
         <w:rPr>
-          <w:rFonts w:ascii="宋体" w:hAnsi="宋体" w:hint="eastAsia"/>
+          <w:rFonts w:hint="eastAsia" w:ascii="宋体" w:hAnsi="宋体"/>
           <w:color w:val="000000"/>
           <w:szCs w:val="21"/>
         </w:rPr>
@@ -2503,7 +2113,6 @@
       <w:r>
         <w:rPr>
           <w:rFonts w:ascii="宋体" w:hAnsi="宋体"/>
-          <w:noProof/>
           <w:color w:val="000000"/>
           <w:szCs w:val="21"/>
         </w:rPr>
@@ -2525,7 +2134,7 @@
                     </pic:cNvPicPr>
                   </pic:nvPicPr>
                   <pic:blipFill>
-                    <a:blip r:embed="rId16" cstate="print">
+                    <a:blip r:embed="rId19" cstate="print">
                       <a:extLst>
                         <a:ext uri="{28A0092B-C50C-407E-A947-70E740481C1C}">
                           <a14:useLocalDpi xmlns:a14="http://schemas.microsoft.com/office/drawing/2010/main" val="0"/>
@@ -2556,6 +2165,49 @@
           </wp:inline>
         </w:drawing>
       </w:r>
+      <w:r>
+        <w:drawing>
+          <wp:inline distT="0" distB="0" distL="114300" distR="114300">
+            <wp:extent cx="5262245" cy="3358515"/>
+            <wp:effectExtent l="0" t="0" r="8255" b="6985"/>
+            <wp:docPr id="8" name="图片 4"/>
+            <wp:cNvGraphicFramePr>
+              <a:graphicFrameLocks xmlns:a="http://schemas.openxmlformats.org/drawingml/2006/main" noChangeAspect="1"/>
+            </wp:cNvGraphicFramePr>
+            <a:graphic xmlns:a="http://schemas.openxmlformats.org/drawingml/2006/main">
+              <a:graphicData uri="http://schemas.openxmlformats.org/drawingml/2006/picture">
+                <pic:pic xmlns:pic="http://schemas.openxmlformats.org/drawingml/2006/picture">
+                  <pic:nvPicPr>
+                    <pic:cNvPr id="8" name="图片 4"/>
+                    <pic:cNvPicPr>
+                      <a:picLocks noChangeAspect="1"/>
+                    </pic:cNvPicPr>
+                  </pic:nvPicPr>
+                  <pic:blipFill>
+                    <a:blip r:embed="rId20"/>
+                    <a:stretch>
+                      <a:fillRect/>
+                    </a:stretch>
+                  </pic:blipFill>
+                  <pic:spPr>
+                    <a:xfrm>
+                      <a:off x="0" y="0"/>
+                      <a:ext cx="5262245" cy="3358515"/>
+                    </a:xfrm>
+                    <a:prstGeom prst="rect">
+                      <a:avLst/>
+                    </a:prstGeom>
+                    <a:noFill/>
+                    <a:ln>
+                      <a:noFill/>
+                    </a:ln>
+                  </pic:spPr>
+                </pic:pic>
+              </a:graphicData>
+            </a:graphic>
+          </wp:inline>
+        </w:drawing>
+      </w:r>
     </w:p>
     <w:p>
       <w:pPr>
@@ -2586,31 +2238,7 @@
         <w:rPr>
           <w:rFonts w:hint="eastAsia"/>
         </w:rPr>
-        <w:t>（</w:t>
-      </w:r>
-      <w:r>
-        <w:rPr>
-          <w:rFonts w:hint="eastAsia"/>
-        </w:rPr>
-        <w:t>四</w:t>
-      </w:r>
-      <w:r>
-        <w:rPr>
-          <w:rFonts w:hint="eastAsia"/>
-        </w:rPr>
-        <w:t>）</w:t>
-      </w:r>
-      <w:r>
-        <w:rPr>
-          <w:rFonts w:hint="eastAsia"/>
-        </w:rPr>
-        <w:t>由于不涉及服务端，把提交按钮</w:t>
-      </w:r>
-      <w:r>
-        <w:rPr>
-          <w:rFonts w:hint="eastAsia"/>
-        </w:rPr>
-        <w:t>(</w:t>
+        <w:t>（四）由于不涉及服务端，把提交按钮(</w:t>
       </w:r>
       <w:r>
         <w:t>submit)</w:t>
@@ -2619,13 +2247,7 @@
         <w:rPr>
           <w:rFonts w:hint="eastAsia"/>
         </w:rPr>
-        <w:t>改为</w:t>
-      </w:r>
-      <w:r>
-        <w:rPr>
-          <w:rFonts w:hint="eastAsia"/>
-        </w:rPr>
-        <w:t>b</w:t>
+        <w:t>改为b</w:t>
       </w:r>
       <w:r>
         <w:t>utton</w:t>
@@ -2649,13 +2271,7 @@
         <w:rPr>
           <w:rFonts w:hint="eastAsia"/>
         </w:rPr>
-        <w:t>把表单的</w:t>
-      </w:r>
-      <w:r>
-        <w:rPr>
-          <w:rFonts w:hint="eastAsia"/>
-        </w:rPr>
-        <w:t>s</w:t>
+        <w:t>把表单的s</w:t>
       </w:r>
       <w:r>
         <w:t>ubmit</w:t>
@@ -2664,13 +2280,7 @@
         <w:rPr>
           <w:rFonts w:hint="eastAsia"/>
         </w:rPr>
-        <w:t>类型改为</w:t>
-      </w:r>
-      <w:r>
-        <w:rPr>
-          <w:rFonts w:hint="eastAsia"/>
-        </w:rPr>
-        <w:t>b</w:t>
+        <w:t>类型改为b</w:t>
       </w:r>
       <w:r>
         <w:t>utton</w:t>
@@ -2687,9 +2297,6 @@
         <w:jc w:val="center"/>
       </w:pPr>
       <w:r>
-        <w:rPr>
-          <w:noProof/>
-        </w:rPr>
         <w:drawing>
           <wp:inline distT="0" distB="0" distL="0" distR="0">
             <wp:extent cx="3187700" cy="1118235"/>
@@ -2708,7 +2315,7 @@
                     </pic:cNvPicPr>
                   </pic:nvPicPr>
                   <pic:blipFill>
-                    <a:blip r:embed="rId17"/>
+                    <a:blip r:embed="rId21"/>
                     <a:stretch>
                       <a:fillRect/>
                     </a:stretch>
@@ -2754,13 +2361,10 @@
         <w:jc w:val="center"/>
       </w:pPr>
       <w:r>
-        <w:rPr>
-          <w:noProof/>
-        </w:rPr>
         <w:drawing>
           <wp:inline distT="0" distB="0" distL="0" distR="0">
             <wp:extent cx="3772535" cy="845820"/>
-            <wp:effectExtent l="12700" t="12700" r="24765" b="30480"/>
+            <wp:effectExtent l="9525" t="9525" r="15240" b="20955"/>
             <wp:docPr id="1565330469" name="图片 1"/>
             <wp:cNvGraphicFramePr>
               <a:graphicFrameLocks xmlns:a="http://schemas.openxmlformats.org/drawingml/2006/main" noChangeAspect="1"/>
@@ -2775,7 +2379,7 @@
                     </pic:cNvPicPr>
                   </pic:nvPicPr>
                   <pic:blipFill>
-                    <a:blip r:embed="rId18">
+                    <a:blip r:embed="rId22">
                       <a:extLst>
                         <a:ext uri="{28A0092B-C50C-407E-A947-70E740481C1C}">
                           <a14:useLocalDpi xmlns:a14="http://schemas.microsoft.com/office/drawing/2010/main" val="0"/>
@@ -2850,11 +2454,49 @@
         </w:rPr>
         <w:t>运行效果如下</w:t>
       </w:r>
-    </w:p>
-    <w:p>
-      <w:pPr>
-        <w:jc w:val="left"/>
-      </w:pPr>
+      <w:r>
+        <w:drawing>
+          <wp:inline distT="0" distB="0" distL="114300" distR="114300">
+            <wp:extent cx="4581525" cy="4676775"/>
+            <wp:effectExtent l="0" t="0" r="3175" b="9525"/>
+            <wp:docPr id="9" name="图片 5"/>
+            <wp:cNvGraphicFramePr>
+              <a:graphicFrameLocks xmlns:a="http://schemas.openxmlformats.org/drawingml/2006/main" noChangeAspect="1"/>
+            </wp:cNvGraphicFramePr>
+            <a:graphic xmlns:a="http://schemas.openxmlformats.org/drawingml/2006/main">
+              <a:graphicData uri="http://schemas.openxmlformats.org/drawingml/2006/picture">
+                <pic:pic xmlns:pic="http://schemas.openxmlformats.org/drawingml/2006/picture">
+                  <pic:nvPicPr>
+                    <pic:cNvPr id="9" name="图片 5"/>
+                    <pic:cNvPicPr>
+                      <a:picLocks noChangeAspect="1"/>
+                    </pic:cNvPicPr>
+                  </pic:nvPicPr>
+                  <pic:blipFill>
+                    <a:blip r:embed="rId23"/>
+                    <a:stretch>
+                      <a:fillRect/>
+                    </a:stretch>
+                  </pic:blipFill>
+                  <pic:spPr>
+                    <a:xfrm>
+                      <a:off x="0" y="0"/>
+                      <a:ext cx="4581525" cy="4676775"/>
+                    </a:xfrm>
+                    <a:prstGeom prst="rect">
+                      <a:avLst/>
+                    </a:prstGeom>
+                    <a:noFill/>
+                    <a:ln>
+                      <a:noFill/>
+                    </a:ln>
+                  </pic:spPr>
+                </pic:pic>
+              </a:graphicData>
+            </a:graphic>
+          </wp:inline>
+        </w:drawing>
+      </w:r>
     </w:p>
     <w:p>
       <w:pPr>
@@ -2892,19 +2534,7 @@
         <w:rPr>
           <w:rFonts w:hint="eastAsia"/>
         </w:rPr>
-        <w:t>修改“备忘录”</w:t>
-      </w:r>
-      <w:r>
-        <w:rPr>
-          <w:rFonts w:hint="eastAsia"/>
-        </w:rPr>
-        <w:t>JS</w:t>
-      </w:r>
-      <w:r>
-        <w:rPr>
-          <w:rFonts w:hint="eastAsia"/>
-        </w:rPr>
-        <w:t>脚本，实现存储读取本地存储功能</w:t>
+        <w:t>修改“备忘录”JS脚本，实现存储读取本地存储功能</w:t>
       </w:r>
     </w:p>
     <w:p>
@@ -2924,10 +2554,6 @@
         <w:jc w:val="center"/>
       </w:pPr>
       <w:r>
-        <w:rPr>
-          <w:noProof/>
-        </w:rPr>
-        <w:lastRenderedPageBreak/>
         <w:drawing>
           <wp:inline distT="0" distB="0" distL="0" distR="0">
             <wp:extent cx="3684270" cy="3302000"/>
@@ -2946,7 +2572,7 @@
                     </pic:cNvPicPr>
                   </pic:nvPicPr>
                   <pic:blipFill>
-                    <a:blip r:embed="rId19">
+                    <a:blip r:embed="rId24">
                       <a:extLst>
                         <a:ext uri="{28A0092B-C50C-407E-A947-70E740481C1C}">
                           <a14:useLocalDpi xmlns:a14="http://schemas.microsoft.com/office/drawing/2010/main" val="0"/>
@@ -3004,6 +2630,49 @@
         </w:rPr>
         <w:t>回到“备忘录”时，显示效果</w:t>
       </w:r>
+      <w:r>
+        <w:drawing>
+          <wp:inline distT="0" distB="0" distL="114300" distR="114300">
+            <wp:extent cx="5269865" cy="2172335"/>
+            <wp:effectExtent l="0" t="0" r="635" b="12065"/>
+            <wp:docPr id="15" name="图片 11"/>
+            <wp:cNvGraphicFramePr>
+              <a:graphicFrameLocks xmlns:a="http://schemas.openxmlformats.org/drawingml/2006/main" noChangeAspect="1"/>
+            </wp:cNvGraphicFramePr>
+            <a:graphic xmlns:a="http://schemas.openxmlformats.org/drawingml/2006/main">
+              <a:graphicData uri="http://schemas.openxmlformats.org/drawingml/2006/picture">
+                <pic:pic xmlns:pic="http://schemas.openxmlformats.org/drawingml/2006/picture">
+                  <pic:nvPicPr>
+                    <pic:cNvPr id="15" name="图片 11"/>
+                    <pic:cNvPicPr>
+                      <a:picLocks noChangeAspect="1"/>
+                    </pic:cNvPicPr>
+                  </pic:nvPicPr>
+                  <pic:blipFill>
+                    <a:blip r:embed="rId25"/>
+                    <a:stretch>
+                      <a:fillRect/>
+                    </a:stretch>
+                  </pic:blipFill>
+                  <pic:spPr>
+                    <a:xfrm>
+                      <a:off x="0" y="0"/>
+                      <a:ext cx="5269865" cy="2172335"/>
+                    </a:xfrm>
+                    <a:prstGeom prst="rect">
+                      <a:avLst/>
+                    </a:prstGeom>
+                    <a:noFill/>
+                    <a:ln>
+                      <a:noFill/>
+                    </a:ln>
+                  </pic:spPr>
+                </pic:pic>
+              </a:graphicData>
+            </a:graphic>
+          </wp:inline>
+        </w:drawing>
+      </w:r>
     </w:p>
     <w:p>
       <w:pPr>
@@ -3017,13 +2686,7 @@
         <w:rPr>
           <w:rFonts w:hint="eastAsia"/>
         </w:rPr>
-        <w:t>“备</w:t>
-      </w:r>
-      <w:r>
-        <w:rPr>
-          <w:rFonts w:hint="eastAsia"/>
-        </w:rPr>
-        <w:t>忘录”页面表单加入“重要性”及“完成与否”等项，改进如下</w:t>
+        <w:t>“备忘录”页面表单加入“重要性”及“完成与否”等项，改进如下</w:t>
       </w:r>
     </w:p>
     <w:p>
@@ -3038,7 +2701,6 @@
       <w:r>
         <w:rPr>
           <w:rFonts w:ascii="宋体" w:hAnsi="宋体"/>
-          <w:noProof/>
           <w:color w:val="000000"/>
           <w:szCs w:val="21"/>
         </w:rPr>
@@ -3060,7 +2722,7 @@
                     </pic:cNvPicPr>
                   </pic:nvPicPr>
                   <pic:blipFill>
-                    <a:blip r:embed="rId20"/>
+                    <a:blip r:embed="rId26"/>
                     <a:stretch>
                       <a:fillRect/>
                     </a:stretch>
@@ -3098,13 +2760,7 @@
         <w:rPr>
           <w:rFonts w:hint="eastAsia"/>
         </w:rPr>
-        <w:t>对列表栏加入</w:t>
-      </w:r>
-      <w:r>
-        <w:rPr>
-          <w:rFonts w:hint="eastAsia"/>
-        </w:rPr>
-        <w:t>h</w:t>
+        <w:t>对列表栏加入h</w:t>
       </w:r>
       <w:r>
         <w:t>over</w:t>
@@ -3131,6 +2787,49 @@
         </w:rPr>
         <w:t>运行效果如下：</w:t>
       </w:r>
+      <w:r>
+        <w:drawing>
+          <wp:inline distT="0" distB="0" distL="114300" distR="114300">
+            <wp:extent cx="2852420" cy="2226310"/>
+            <wp:effectExtent l="0" t="0" r="5080" b="8890"/>
+            <wp:docPr id="10" name="图片 6"/>
+            <wp:cNvGraphicFramePr>
+              <a:graphicFrameLocks xmlns:a="http://schemas.openxmlformats.org/drawingml/2006/main" noChangeAspect="1"/>
+            </wp:cNvGraphicFramePr>
+            <a:graphic xmlns:a="http://schemas.openxmlformats.org/drawingml/2006/main">
+              <a:graphicData uri="http://schemas.openxmlformats.org/drawingml/2006/picture">
+                <pic:pic xmlns:pic="http://schemas.openxmlformats.org/drawingml/2006/picture">
+                  <pic:nvPicPr>
+                    <pic:cNvPr id="10" name="图片 6"/>
+                    <pic:cNvPicPr>
+                      <a:picLocks noChangeAspect="1"/>
+                    </pic:cNvPicPr>
+                  </pic:nvPicPr>
+                  <pic:blipFill>
+                    <a:blip r:embed="rId27"/>
+                    <a:stretch>
+                      <a:fillRect/>
+                    </a:stretch>
+                  </pic:blipFill>
+                  <pic:spPr>
+                    <a:xfrm>
+                      <a:off x="0" y="0"/>
+                      <a:ext cx="2852420" cy="2226310"/>
+                    </a:xfrm>
+                    <a:prstGeom prst="rect">
+                      <a:avLst/>
+                    </a:prstGeom>
+                    <a:noFill/>
+                    <a:ln>
+                      <a:noFill/>
+                    </a:ln>
+                  </pic:spPr>
+                </pic:pic>
+              </a:graphicData>
+            </a:graphic>
+          </wp:inline>
+        </w:drawing>
+      </w:r>
     </w:p>
     <w:p>
       <w:pPr>
@@ -3168,13 +2867,7 @@
         <w:rPr>
           <w:rFonts w:hint="eastAsia"/>
         </w:rPr>
-        <w:t>原来备忘录格式为分号隔开，改为使用</w:t>
-      </w:r>
-      <w:r>
-        <w:rPr>
-          <w:rFonts w:hint="eastAsia"/>
-        </w:rPr>
-        <w:t>j</w:t>
+        <w:t>原来备忘录格式为分号隔开，改为使用j</w:t>
       </w:r>
       <w:r>
         <w:t>son</w:t>
@@ -3198,7 +2891,6 @@
       <w:r>
         <w:rPr>
           <w:rFonts w:ascii="宋体" w:hAnsi="宋体"/>
-          <w:noProof/>
           <w:color w:val="FF0000"/>
           <w:szCs w:val="21"/>
         </w:rPr>
@@ -3220,7 +2912,7 @@
                     </pic:cNvPicPr>
                   </pic:nvPicPr>
                   <pic:blipFill>
-                    <a:blip r:embed="rId21">
+                    <a:blip r:embed="rId28">
                       <a:extLst>
                         <a:ext uri="{28A0092B-C50C-407E-A947-70E740481C1C}">
                           <a14:useLocalDpi xmlns:a14="http://schemas.microsoft.com/office/drawing/2010/main" val="0"/>
@@ -3264,7 +2956,6 @@
       <w:r>
         <w:rPr>
           <w:rFonts w:ascii="宋体" w:hAnsi="宋体"/>
-          <w:noProof/>
           <w:color w:val="000000"/>
           <w:szCs w:val="21"/>
         </w:rPr>
@@ -3280,7 +2971,7 @@
             <wp:extent cx="2115185" cy="1314450"/>
             <wp:effectExtent l="12700" t="12700" r="31115" b="19050"/>
             <wp:wrapTight wrapText="bothSides">
-              <wp:wrapPolygon edited="0">
+              <wp:wrapPolygon>
                 <wp:start x="-130" y="-209"/>
                 <wp:lineTo x="-130" y="21496"/>
                 <wp:lineTo x="389" y="21496"/>
@@ -3303,7 +2994,7 @@
                     </pic:cNvPicPr>
                   </pic:nvPicPr>
                   <pic:blipFill>
-                    <a:blip r:embed="rId22">
+                    <a:blip r:embed="rId29">
                       <a:extLst>
                         <a:ext uri="{28A0092B-C50C-407E-A947-70E740481C1C}">
                           <a14:useLocalDpi xmlns:a14="http://schemas.microsoft.com/office/drawing/2010/main" val="0"/>
@@ -3336,7 +3027,7 @@
       </w:r>
       <w:r>
         <w:rPr>
-          <w:rFonts w:ascii="宋体" w:hAnsi="宋体" w:hint="eastAsia"/>
+          <w:rFonts w:hint="eastAsia" w:ascii="宋体" w:hAnsi="宋体"/>
           <w:color w:val="FF0000"/>
           <w:szCs w:val="21"/>
         </w:rPr>
@@ -3352,19 +3043,11 @@
       </w:r>
       <w:r>
         <w:rPr>
-          <w:rFonts w:ascii="宋体" w:hAnsi="宋体" w:hint="eastAsia"/>
-          <w:color w:val="000000"/>
-          <w:szCs w:val="21"/>
-        </w:rPr>
-        <w:t>参考</w:t>
-      </w:r>
-      <w:r>
-        <w:rPr>
-          <w:rFonts w:ascii="宋体" w:hAnsi="宋体" w:hint="eastAsia"/>
-          <w:color w:val="000000"/>
-          <w:szCs w:val="21"/>
-        </w:rPr>
-        <w:t>J</w:t>
+          <w:rFonts w:hint="eastAsia" w:ascii="宋体" w:hAnsi="宋体"/>
+          <w:color w:val="000000"/>
+          <w:szCs w:val="21"/>
+        </w:rPr>
+        <w:t>参考J</w:t>
       </w:r>
       <w:r>
         <w:rPr>
@@ -3376,7 +3059,7 @@
       </w:r>
       <w:r>
         <w:rPr>
-          <w:rFonts w:ascii="宋体" w:hAnsi="宋体" w:hint="eastAsia"/>
+          <w:rFonts w:hint="eastAsia" w:ascii="宋体" w:hAnsi="宋体"/>
           <w:color w:val="000000"/>
           <w:szCs w:val="21"/>
         </w:rPr>
@@ -3414,7 +3097,7 @@
       </w:pPr>
       <w:r>
         <w:rPr>
-          <w:rFonts w:ascii="宋体" w:hAnsi="宋体" w:hint="eastAsia"/>
+          <w:rFonts w:hint="eastAsia" w:ascii="宋体" w:hAnsi="宋体"/>
           <w:color w:val="FF0000"/>
           <w:szCs w:val="21"/>
         </w:rPr>
@@ -3461,27 +3144,19 @@
     </w:p>
     <w:p>
       <w:pPr>
-        <w:ind w:firstLineChars="600" w:firstLine="1260"/>
-        <w:jc w:val="left"/>
-        <w:rPr>
-          <w:rFonts w:ascii="宋体" w:hAnsi="宋体"/>
-          <w:szCs w:val="21"/>
-        </w:rPr>
-      </w:pPr>
-      <w:r>
-        <w:rPr>
-          <w:rFonts w:ascii="宋体" w:hAnsi="宋体" w:hint="eastAsia"/>
-          <w:szCs w:val="21"/>
-        </w:rPr>
-        <w:lastRenderedPageBreak/>
-        <w:t>保存和读取</w:t>
-      </w:r>
-      <w:r>
-        <w:rPr>
-          <w:rFonts w:ascii="宋体" w:hAnsi="宋体" w:hint="eastAsia"/>
-          <w:szCs w:val="21"/>
-        </w:rPr>
-        <w:t>J</w:t>
+        <w:ind w:firstLine="1260" w:firstLineChars="600"/>
+        <w:jc w:val="left"/>
+        <w:rPr>
+          <w:rFonts w:ascii="宋体" w:hAnsi="宋体"/>
+          <w:szCs w:val="21"/>
+        </w:rPr>
+      </w:pPr>
+      <w:r>
+        <w:rPr>
+          <w:rFonts w:hint="eastAsia" w:ascii="宋体" w:hAnsi="宋体"/>
+          <w:szCs w:val="21"/>
+        </w:rPr>
+        <w:t>保存和读取J</w:t>
       </w:r>
       <w:r>
         <w:rPr>
@@ -3492,7 +3167,7 @@
       </w:r>
       <w:r>
         <w:rPr>
-          <w:rFonts w:ascii="宋体" w:hAnsi="宋体" w:hint="eastAsia"/>
+          <w:rFonts w:hint="eastAsia" w:ascii="宋体" w:hAnsi="宋体"/>
           <w:szCs w:val="21"/>
         </w:rPr>
         <w:t>数据代码参考：</w:t>
@@ -3510,7 +3185,6 @@
         <w:rPr>
           <w:b/>
           <w:bCs/>
-          <w:noProof/>
           <w:color w:val="000000"/>
           <w:sz w:val="32"/>
         </w:rPr>
@@ -3532,7 +3206,7 @@
                     </pic:cNvPicPr>
                   </pic:nvPicPr>
                   <pic:blipFill>
-                    <a:blip r:embed="rId23">
+                    <a:blip r:embed="rId30">
                       <a:extLst>
                         <a:ext uri="{28A0092B-C50C-407E-A947-70E740481C1C}">
                           <a14:useLocalDpi xmlns:a14="http://schemas.microsoft.com/office/drawing/2010/main" val="0"/>
@@ -3582,6 +3256,49 @@
         </w:rPr>
         <w:t>运行查看效果</w:t>
       </w:r>
+      <w:r>
+        <w:drawing>
+          <wp:inline distT="0" distB="0" distL="114300" distR="114300">
+            <wp:extent cx="2773045" cy="2503170"/>
+            <wp:effectExtent l="0" t="0" r="8255" b="11430"/>
+            <wp:docPr id="11" name="图片 7"/>
+            <wp:cNvGraphicFramePr>
+              <a:graphicFrameLocks xmlns:a="http://schemas.openxmlformats.org/drawingml/2006/main" noChangeAspect="1"/>
+            </wp:cNvGraphicFramePr>
+            <a:graphic xmlns:a="http://schemas.openxmlformats.org/drawingml/2006/main">
+              <a:graphicData uri="http://schemas.openxmlformats.org/drawingml/2006/picture">
+                <pic:pic xmlns:pic="http://schemas.openxmlformats.org/drawingml/2006/picture">
+                  <pic:nvPicPr>
+                    <pic:cNvPr id="11" name="图片 7"/>
+                    <pic:cNvPicPr>
+                      <a:picLocks noChangeAspect="1"/>
+                    </pic:cNvPicPr>
+                  </pic:nvPicPr>
+                  <pic:blipFill>
+                    <a:blip r:embed="rId31"/>
+                    <a:stretch>
+                      <a:fillRect/>
+                    </a:stretch>
+                  </pic:blipFill>
+                  <pic:spPr>
+                    <a:xfrm>
+                      <a:off x="0" y="0"/>
+                      <a:ext cx="2773045" cy="2503170"/>
+                    </a:xfrm>
+                    <a:prstGeom prst="rect">
+                      <a:avLst/>
+                    </a:prstGeom>
+                    <a:noFill/>
+                    <a:ln>
+                      <a:noFill/>
+                    </a:ln>
+                  </pic:spPr>
+                </pic:pic>
+              </a:graphicData>
+            </a:graphic>
+          </wp:inline>
+        </w:drawing>
+      </w:r>
     </w:p>
     <w:p>
       <w:pPr>
@@ -3610,7 +3327,6 @@
       <w:r>
         <w:rPr>
           <w:rFonts w:ascii="宋体" w:hAnsi="宋体"/>
-          <w:noProof/>
           <w:color w:val="000000"/>
           <w:szCs w:val="21"/>
         </w:rPr>
@@ -3632,7 +3348,7 @@
                     </pic:cNvPicPr>
                   </pic:nvPicPr>
                   <pic:blipFill>
-                    <a:blip r:embed="rId24">
+                    <a:blip r:embed="rId32">
                       <a:extLst>
                         <a:ext uri="{28A0092B-C50C-407E-A947-70E740481C1C}">
                           <a14:useLocalDpi xmlns:a14="http://schemas.microsoft.com/office/drawing/2010/main" val="0"/>
@@ -3682,6 +3398,49 @@
         </w:rPr>
         <w:t>运行查看效果</w:t>
       </w:r>
+      <w:r>
+        <w:drawing>
+          <wp:inline distT="0" distB="0" distL="114300" distR="114300">
+            <wp:extent cx="3288030" cy="1696085"/>
+            <wp:effectExtent l="0" t="0" r="1270" b="5715"/>
+            <wp:docPr id="12" name="图片 8"/>
+            <wp:cNvGraphicFramePr>
+              <a:graphicFrameLocks xmlns:a="http://schemas.openxmlformats.org/drawingml/2006/main" noChangeAspect="1"/>
+            </wp:cNvGraphicFramePr>
+            <a:graphic xmlns:a="http://schemas.openxmlformats.org/drawingml/2006/main">
+              <a:graphicData uri="http://schemas.openxmlformats.org/drawingml/2006/picture">
+                <pic:pic xmlns:pic="http://schemas.openxmlformats.org/drawingml/2006/picture">
+                  <pic:nvPicPr>
+                    <pic:cNvPr id="12" name="图片 8"/>
+                    <pic:cNvPicPr>
+                      <a:picLocks noChangeAspect="1"/>
+                    </pic:cNvPicPr>
+                  </pic:nvPicPr>
+                  <pic:blipFill>
+                    <a:blip r:embed="rId33"/>
+                    <a:stretch>
+                      <a:fillRect/>
+                    </a:stretch>
+                  </pic:blipFill>
+                  <pic:spPr>
+                    <a:xfrm>
+                      <a:off x="0" y="0"/>
+                      <a:ext cx="3288030" cy="1696085"/>
+                    </a:xfrm>
+                    <a:prstGeom prst="rect">
+                      <a:avLst/>
+                    </a:prstGeom>
+                    <a:noFill/>
+                    <a:ln>
+                      <a:noFill/>
+                    </a:ln>
+                  </pic:spPr>
+                </pic:pic>
+              </a:graphicData>
+            </a:graphic>
+          </wp:inline>
+        </w:drawing>
+      </w:r>
     </w:p>
     <w:p>
       <w:pPr>
@@ -3696,20 +3455,63 @@
         </w:rPr>
         <w:t>自行添加备忘录修改功能，如选中未完成的任务，把它修改为已完成</w:t>
       </w:r>
-    </w:p>
-    <w:p>
-      <w:pPr>
-        <w:spacing w:beforeLines="50" w:before="156"/>
-        <w:rPr>
-          <w:rFonts w:ascii="黑体" w:eastAsia="黑体" w:hAnsi="黑体"/>
+      <w:r>
+        <w:drawing>
+          <wp:inline distT="0" distB="0" distL="114300" distR="114300">
+            <wp:extent cx="5272405" cy="2183130"/>
+            <wp:effectExtent l="0" t="0" r="10795" b="1270"/>
+            <wp:docPr id="13" name="图片 9"/>
+            <wp:cNvGraphicFramePr>
+              <a:graphicFrameLocks xmlns:a="http://schemas.openxmlformats.org/drawingml/2006/main" noChangeAspect="1"/>
+            </wp:cNvGraphicFramePr>
+            <a:graphic xmlns:a="http://schemas.openxmlformats.org/drawingml/2006/main">
+              <a:graphicData uri="http://schemas.openxmlformats.org/drawingml/2006/picture">
+                <pic:pic xmlns:pic="http://schemas.openxmlformats.org/drawingml/2006/picture">
+                  <pic:nvPicPr>
+                    <pic:cNvPr id="13" name="图片 9"/>
+                    <pic:cNvPicPr>
+                      <a:picLocks noChangeAspect="1"/>
+                    </pic:cNvPicPr>
+                  </pic:nvPicPr>
+                  <pic:blipFill>
+                    <a:blip r:embed="rId34"/>
+                    <a:stretch>
+                      <a:fillRect/>
+                    </a:stretch>
+                  </pic:blipFill>
+                  <pic:spPr>
+                    <a:xfrm>
+                      <a:off x="0" y="0"/>
+                      <a:ext cx="5272405" cy="2183130"/>
+                    </a:xfrm>
+                    <a:prstGeom prst="rect">
+                      <a:avLst/>
+                    </a:prstGeom>
+                    <a:noFill/>
+                    <a:ln>
+                      <a:noFill/>
+                    </a:ln>
+                  </pic:spPr>
+                </pic:pic>
+              </a:graphicData>
+            </a:graphic>
+          </wp:inline>
+        </w:drawing>
+      </w:r>
+    </w:p>
+    <w:p>
+      <w:pPr>
+        <w:spacing w:before="156" w:beforeLines="50"/>
+        <w:rPr>
+          <w:rFonts w:ascii="黑体" w:hAnsi="黑体" w:eastAsia="黑体"/>
           <w:sz w:val="24"/>
         </w:rPr>
       </w:pPr>
-      <w:bookmarkStart w:id="4" w:name="_Toc156747977"/>
-      <w:bookmarkStart w:id="5" w:name="_Toc156747649"/>
-      <w:r>
-        <w:rPr>
-          <w:rFonts w:ascii="黑体" w:eastAsia="黑体" w:hAnsi="黑体" w:hint="eastAsia"/>
+      <w:bookmarkStart w:id="4" w:name="_Toc156747649"/>
+      <w:bookmarkStart w:id="5" w:name="_Toc156747977"/>
+      <w:r>
+        <w:rPr>
+          <w:rFonts w:hint="eastAsia" w:ascii="黑体" w:hAnsi="黑体" w:eastAsia="黑体"/>
           <w:sz w:val="24"/>
         </w:rPr>
         <w:t>四、实验思考</w:t>
@@ -3719,13 +3521,13 @@
     </w:p>
     <w:p>
       <w:pPr>
-        <w:pStyle w:val="a3"/>
+        <w:pStyle w:val="8"/>
         <w:numPr>
           <w:ilvl w:val="0"/>
           <w:numId w:val="8"/>
         </w:numPr>
         <w:rPr>
-          <w:rFonts w:asciiTheme="minorEastAsia" w:eastAsiaTheme="minorEastAsia" w:hAnsiTheme="minorEastAsia"/>
+          <w:rFonts w:asciiTheme="minorEastAsia" w:hAnsiTheme="minorEastAsia" w:eastAsiaTheme="minorEastAsia"/>
           <w:color w:val="FF0000"/>
         </w:rPr>
       </w:pPr>
@@ -3733,108 +3535,73 @@
       <w:bookmarkStart w:id="7" w:name="_Toc156747650"/>
       <w:r>
         <w:rPr>
-          <w:rFonts w:asciiTheme="minorEastAsia" w:eastAsiaTheme="minorEastAsia" w:hAnsiTheme="minorEastAsia" w:hint="eastAsia"/>
+          <w:rFonts w:hint="eastAsia" w:asciiTheme="minorEastAsia" w:hAnsiTheme="minorEastAsia" w:eastAsiaTheme="minorEastAsia"/>
           <w:color w:val="FF0000"/>
         </w:rPr>
-        <w:t>JavaScript</w:t>
-      </w:r>
-      <w:r>
-        <w:rPr>
-          <w:rFonts w:asciiTheme="minorEastAsia" w:eastAsiaTheme="minorEastAsia" w:hAnsiTheme="minorEastAsia" w:hint="eastAsia"/>
-          <w:color w:val="FF0000"/>
-        </w:rPr>
-        <w:t>中</w:t>
-      </w:r>
-      <w:r>
-        <w:rPr>
-          <w:rFonts w:asciiTheme="minorEastAsia" w:eastAsiaTheme="minorEastAsia" w:hAnsiTheme="minorEastAsia" w:hint="eastAsia"/>
-          <w:color w:val="FF0000"/>
-        </w:rPr>
-        <w:t>setInterval</w:t>
-      </w:r>
-      <w:r>
-        <w:rPr>
-          <w:rFonts w:asciiTheme="minorEastAsia" w:eastAsiaTheme="minorEastAsia" w:hAnsiTheme="minorEastAsia" w:hint="eastAsia"/>
-          <w:color w:val="FF0000"/>
-        </w:rPr>
-        <w:t>和</w:t>
-      </w:r>
-      <w:r>
-        <w:rPr>
-          <w:rFonts w:asciiTheme="minorEastAsia" w:eastAsiaTheme="minorEastAsia" w:hAnsiTheme="minorEastAsia" w:hint="eastAsia"/>
-          <w:color w:val="FF0000"/>
-        </w:rPr>
-        <w:t>setTimeout</w:t>
-      </w:r>
-      <w:r>
-        <w:rPr>
-          <w:rFonts w:asciiTheme="minorEastAsia" w:eastAsiaTheme="minorEastAsia" w:hAnsiTheme="minorEastAsia" w:hint="eastAsia"/>
-          <w:color w:val="FF0000"/>
-        </w:rPr>
-        <w:t>的区别？（知识点应用）</w:t>
+        <w:t>JavaScript中setInterval和setTimeout的区别？（知识点应用）</w:t>
       </w:r>
       <w:bookmarkEnd w:id="6"/>
       <w:bookmarkEnd w:id="7"/>
     </w:p>
     <w:p>
       <w:pPr>
-        <w:pStyle w:val="a3"/>
-        <w:rPr>
-          <w:rFonts w:asciiTheme="minorEastAsia" w:eastAsiaTheme="minorEastAsia" w:hAnsiTheme="minorEastAsia"/>
-        </w:rPr>
-      </w:pPr>
-      <w:r>
-        <w:rPr>
-          <w:rFonts w:asciiTheme="minorEastAsia" w:eastAsiaTheme="minorEastAsia" w:hAnsiTheme="minorEastAsia"/>
+        <w:pStyle w:val="8"/>
+        <w:rPr>
+          <w:rFonts w:asciiTheme="minorEastAsia" w:hAnsiTheme="minorEastAsia" w:eastAsiaTheme="minorEastAsia"/>
+        </w:rPr>
+      </w:pPr>
+      <w:r>
+        <w:rPr>
+          <w:rFonts w:asciiTheme="minorEastAsia" w:hAnsiTheme="minorEastAsia" w:eastAsiaTheme="minorEastAsia"/>
         </w:rPr>
         <w:t>setTimeout 是</w:t>
       </w:r>
       <w:r>
         <w:rPr>
-          <w:rStyle w:val="a4"/>
-          <w:rFonts w:asciiTheme="minorEastAsia" w:eastAsiaTheme="minorEastAsia" w:hAnsiTheme="minorEastAsia" w:cs="Arial"/>
+          <w:rStyle w:val="6"/>
+          <w:rFonts w:cs="Arial" w:asciiTheme="minorEastAsia" w:hAnsiTheme="minorEastAsia" w:eastAsiaTheme="minorEastAsia"/>
           <w:color w:val="000000"/>
         </w:rPr>
         <w:t>单次定时器</w:t>
       </w:r>
       <w:r>
         <w:rPr>
-          <w:rFonts w:asciiTheme="minorEastAsia" w:eastAsiaTheme="minorEastAsia" w:hAnsiTheme="minorEastAsia"/>
+          <w:rFonts w:asciiTheme="minorEastAsia" w:hAnsiTheme="minorEastAsia" w:eastAsiaTheme="minorEastAsia"/>
         </w:rPr>
         <w:t>，延迟指定时间后仅执行一次代码，执行完毕自动结束。setInterval 是</w:t>
       </w:r>
       <w:r>
         <w:rPr>
-          <w:rStyle w:val="a4"/>
-          <w:rFonts w:asciiTheme="minorEastAsia" w:eastAsiaTheme="minorEastAsia" w:hAnsiTheme="minorEastAsia" w:cs="Arial"/>
+          <w:rStyle w:val="6"/>
+          <w:rFonts w:cs="Arial" w:asciiTheme="minorEastAsia" w:hAnsiTheme="minorEastAsia" w:eastAsiaTheme="minorEastAsia"/>
           <w:color w:val="000000"/>
         </w:rPr>
         <w:t>循环定时器</w:t>
       </w:r>
       <w:r>
         <w:rPr>
-          <w:rFonts w:asciiTheme="minorEastAsia" w:eastAsiaTheme="minorEastAsia" w:hAnsiTheme="minorEastAsia"/>
+          <w:rFonts w:asciiTheme="minorEastAsia" w:hAnsiTheme="minorEastAsia" w:eastAsiaTheme="minorEastAsia"/>
         </w:rPr>
         <w:t>，每隔设定时间重复执行代码，需手动清除才会停止。本次实验动态时间显示用 setInterval，适配页面实时刷新需求，两者核心差异就是单次执行与循环重复执行。</w:t>
       </w:r>
     </w:p>
     <w:p>
       <w:pPr>
-        <w:pStyle w:val="a3"/>
-        <w:rPr>
-          <w:rFonts w:asciiTheme="minorEastAsia" w:eastAsiaTheme="minorEastAsia" w:hAnsiTheme="minorEastAsia" w:hint="eastAsia"/>
-        </w:rPr>
-      </w:pPr>
-    </w:p>
-    <w:p>
-      <w:pPr>
-        <w:pStyle w:val="a3"/>
+        <w:pStyle w:val="8"/>
+        <w:rPr>
+          <w:rFonts w:hint="eastAsia" w:asciiTheme="minorEastAsia" w:hAnsiTheme="minorEastAsia" w:eastAsiaTheme="minorEastAsia"/>
+        </w:rPr>
+      </w:pPr>
+    </w:p>
+    <w:p>
+      <w:pPr>
+        <w:pStyle w:val="8"/>
         <w:numPr>
           <w:ilvl w:val="0"/>
           <w:numId w:val="8"/>
         </w:numPr>
         <w:rPr>
-          <w:rFonts w:asciiTheme="minorEastAsia" w:eastAsiaTheme="minorEastAsia" w:hAnsiTheme="minorEastAsia" w:hint="eastAsia"/>
+          <w:rFonts w:hint="eastAsia" w:asciiTheme="minorEastAsia" w:hAnsiTheme="minorEastAsia" w:eastAsiaTheme="minorEastAsia"/>
           <w:color w:val="FF0000"/>
         </w:rPr>
       </w:pPr>
@@ -3842,44 +3609,30 @@
       <w:bookmarkStart w:id="9" w:name="_Toc156747651"/>
       <w:r>
         <w:rPr>
-          <w:rFonts w:asciiTheme="minorEastAsia" w:eastAsiaTheme="minorEastAsia" w:hAnsiTheme="minorEastAsia" w:hint="eastAsia"/>
+          <w:rFonts w:hint="eastAsia" w:asciiTheme="minorEastAsia" w:hAnsiTheme="minorEastAsia" w:eastAsiaTheme="minorEastAsia"/>
           <w:color w:val="FF0000"/>
         </w:rPr>
-        <w:t>查阅</w:t>
-      </w:r>
-      <w:r>
-        <w:rPr>
-          <w:rFonts w:asciiTheme="minorEastAsia" w:eastAsiaTheme="minorEastAsia" w:hAnsiTheme="minorEastAsia" w:hint="eastAsia"/>
-          <w:color w:val="FF0000"/>
-        </w:rPr>
-        <w:t xml:space="preserve">JavaScript </w:t>
-      </w:r>
-      <w:r>
-        <w:rPr>
-          <w:rFonts w:asciiTheme="minorEastAsia" w:eastAsiaTheme="minorEastAsia" w:hAnsiTheme="minorEastAsia" w:hint="eastAsia"/>
-          <w:color w:val="FF0000"/>
-        </w:rPr>
-        <w:t>正则表达式，参考书引用或者网页地址是？（学习能力）</w:t>
+        <w:t>查阅JavaScript 正则表达式，参考书引用或者网页地址是？（学习能力）</w:t>
       </w:r>
       <w:bookmarkEnd w:id="8"/>
       <w:bookmarkEnd w:id="9"/>
     </w:p>
     <w:p>
       <w:pPr>
-        <w:pStyle w:val="a3"/>
-        <w:rPr>
-          <w:rFonts w:asciiTheme="minorEastAsia" w:eastAsiaTheme="minorEastAsia" w:hAnsiTheme="minorEastAsia"/>
-        </w:rPr>
-      </w:pPr>
-      <w:r>
-        <w:rPr>
-          <w:rFonts w:asciiTheme="minorEastAsia" w:eastAsiaTheme="minorEastAsia" w:hAnsiTheme="minorEastAsia"/>
+        <w:pStyle w:val="8"/>
+        <w:rPr>
+          <w:rFonts w:asciiTheme="minorEastAsia" w:hAnsiTheme="minorEastAsia" w:eastAsiaTheme="minorEastAsia"/>
+        </w:rPr>
+      </w:pPr>
+      <w:r>
+        <w:rPr>
+          <w:rFonts w:asciiTheme="minorEastAsia" w:hAnsiTheme="minorEastAsia" w:eastAsiaTheme="minorEastAsia"/>
         </w:rPr>
         <w:t>本次正则表达式学习查阅</w:t>
       </w:r>
       <w:r>
         <w:rPr>
-          <w:rFonts w:asciiTheme="minorEastAsia" w:eastAsiaTheme="minorEastAsia" w:hAnsiTheme="minorEastAsia"/>
+          <w:rFonts w:asciiTheme="minorEastAsia" w:hAnsiTheme="minorEastAsia" w:eastAsiaTheme="minorEastAsia"/>
           <w:b/>
           <w:bCs/>
         </w:rPr>
@@ -3887,55 +3640,70 @@
       </w:r>
       <w:r>
         <w:rPr>
-          <w:rFonts w:asciiTheme="minorEastAsia" w:eastAsiaTheme="minorEastAsia" w:hAnsiTheme="minorEastAsia"/>
+          <w:rFonts w:asciiTheme="minorEastAsia" w:hAnsiTheme="minorEastAsia" w:eastAsiaTheme="minorEastAsia"/>
         </w:rPr>
         <w:t>，网址：</w:t>
       </w:r>
     </w:p>
     <w:p>
       <w:pPr>
-        <w:pStyle w:val="a3"/>
-        <w:rPr>
-          <w:rFonts w:asciiTheme="minorEastAsia" w:eastAsiaTheme="minorEastAsia" w:hAnsiTheme="minorEastAsia"/>
-        </w:rPr>
-      </w:pPr>
-      <w:hyperlink r:id="rId25" w:tgtFrame="_blank" w:history="1">
-        <w:r>
-          <w:rPr>
-            <w:rStyle w:val="a5"/>
-            <w:rFonts w:ascii="Arial" w:hAnsi="Arial" w:cs="Arial"/>
-            <w:color w:val="0057FF"/>
-          </w:rPr>
-          <w:t>https://developer.mozilla.org/zh-CN/docs/Web/JavaScript/Guide/Regular_Expressions</w:t>
-        </w:r>
-      </w:hyperlink>
+        <w:pStyle w:val="8"/>
+        <w:rPr>
+          <w:rFonts w:asciiTheme="minorEastAsia" w:hAnsiTheme="minorEastAsia" w:eastAsiaTheme="minorEastAsia"/>
+        </w:rPr>
+      </w:pPr>
+      <w:r>
+        <w:fldChar w:fldCharType="begin"/>
+      </w:r>
+      <w:r>
+        <w:instrText xml:space="preserve"> HYPERLINK "https://developer.mozilla.org/zh-CN/docs/Web/JavaScript/Guide/Regular_Expressions" \t "_blank" </w:instrText>
+      </w:r>
+      <w:r>
+        <w:fldChar w:fldCharType="separate"/>
+      </w:r>
+      <w:r>
+        <w:rPr>
+          <w:rStyle w:val="7"/>
+          <w:rFonts w:ascii="Arial" w:hAnsi="Arial" w:cs="Arial"/>
+          <w:color w:val="0057FF"/>
+        </w:rPr>
+        <w:t>https://developer.mozilla.org/zh-CN/docs/Web/JavaScript/Guide/Regular_Expressions</w:t>
+      </w:r>
+      <w:r>
+        <w:rPr>
+          <w:rStyle w:val="7"/>
+          <w:rFonts w:ascii="Arial" w:hAnsi="Arial" w:cs="Arial"/>
+          <w:color w:val="0057FF"/>
+        </w:rPr>
+        <w:fldChar w:fldCharType="end"/>
+      </w:r>
       <w:r>
         <w:t>，</w:t>
       </w:r>
       <w:r>
         <w:rPr>
-          <w:rFonts w:asciiTheme="minorEastAsia" w:eastAsiaTheme="minorEastAsia" w:hAnsiTheme="minorEastAsia"/>
+          <w:rFonts w:asciiTheme="minorEastAsia" w:hAnsiTheme="minorEastAsia" w:eastAsiaTheme="minorEastAsia"/>
         </w:rPr>
         <w:t>文档内容权威专业，详细讲解正则语法、匹配规则及实操案例，适配前端 JS 正则基础学习需求。</w:t>
       </w:r>
     </w:p>
     <w:p>
       <w:pPr>
-        <w:pStyle w:val="a3"/>
-        <w:rPr>
-          <w:rFonts w:asciiTheme="minorEastAsia" w:eastAsiaTheme="minorEastAsia" w:hAnsiTheme="minorEastAsia" w:hint="eastAsia"/>
-        </w:rPr>
-      </w:pPr>
-    </w:p>
-    <w:p>
-      <w:pPr>
-        <w:pStyle w:val="a3"/>
+        <w:pStyle w:val="8"/>
+        <w:rPr>
+          <w:rFonts w:hint="eastAsia" w:asciiTheme="minorEastAsia" w:hAnsiTheme="minorEastAsia" w:eastAsiaTheme="minorEastAsia"/>
+        </w:rPr>
+      </w:pPr>
+    </w:p>
+    <w:p>
+      <w:pPr>
+        <w:pStyle w:val="8"/>
         <w:numPr>
           <w:ilvl w:val="0"/>
           <w:numId w:val="8"/>
         </w:numPr>
         <w:rPr>
-          <w:rFonts w:asciiTheme="minorEastAsia" w:eastAsiaTheme="minorEastAsia" w:hAnsiTheme="minorEastAsia"/>
+          <w:rFonts w:asciiTheme="minorEastAsia" w:hAnsiTheme="minorEastAsia" w:eastAsiaTheme="minorEastAsia"/>
           <w:color w:val="FF0000"/>
         </w:rPr>
       </w:pPr>
@@ -3943,49 +3711,35 @@
       <w:bookmarkStart w:id="11" w:name="_Toc156747664"/>
       <w:r>
         <w:rPr>
-          <w:rFonts w:asciiTheme="minorEastAsia" w:eastAsiaTheme="minorEastAsia" w:hAnsiTheme="minorEastAsia" w:hint="eastAsia"/>
+          <w:rFonts w:hint="eastAsia" w:asciiTheme="minorEastAsia" w:hAnsiTheme="minorEastAsia" w:eastAsiaTheme="minorEastAsia"/>
           <w:color w:val="FF0000"/>
         </w:rPr>
-        <w:t>体会表单的“确认”使用</w:t>
-      </w:r>
-      <w:r>
-        <w:rPr>
-          <w:rFonts w:asciiTheme="minorEastAsia" w:eastAsiaTheme="minorEastAsia" w:hAnsiTheme="minorEastAsia" w:hint="eastAsia"/>
+        <w:t>体会表单的“确认”使用s</w:t>
+      </w:r>
+      <w:r>
+        <w:rPr>
+          <w:rFonts w:asciiTheme="minorEastAsia" w:hAnsiTheme="minorEastAsia" w:eastAsiaTheme="minorEastAsia"/>
           <w:color w:val="FF0000"/>
         </w:rPr>
-        <w:t>s</w:t>
-      </w:r>
-      <w:r>
-        <w:rPr>
-          <w:rFonts w:asciiTheme="minorEastAsia" w:eastAsiaTheme="minorEastAsia" w:hAnsiTheme="minorEastAsia"/>
+        <w:t>ubmit</w:t>
+      </w:r>
+      <w:r>
+        <w:rPr>
+          <w:rFonts w:hint="eastAsia" w:asciiTheme="minorEastAsia" w:hAnsiTheme="minorEastAsia" w:eastAsiaTheme="minorEastAsia"/>
           <w:color w:val="FF0000"/>
         </w:rPr>
-        <w:t>ubmit</w:t>
-      </w:r>
-      <w:r>
-        <w:rPr>
-          <w:rFonts w:asciiTheme="minorEastAsia" w:eastAsiaTheme="minorEastAsia" w:hAnsiTheme="minorEastAsia" w:hint="eastAsia"/>
+        <w:t>和b</w:t>
+      </w:r>
+      <w:r>
+        <w:rPr>
+          <w:rFonts w:asciiTheme="minorEastAsia" w:hAnsiTheme="minorEastAsia" w:eastAsiaTheme="minorEastAsia"/>
           <w:color w:val="FF0000"/>
         </w:rPr>
-        <w:t>和</w:t>
-      </w:r>
-      <w:r>
-        <w:rPr>
-          <w:rFonts w:asciiTheme="minorEastAsia" w:eastAsiaTheme="minorEastAsia" w:hAnsiTheme="minorEastAsia" w:hint="eastAsia"/>
-          <w:color w:val="FF0000"/>
-        </w:rPr>
-        <w:t>b</w:t>
-      </w:r>
-      <w:r>
-        <w:rPr>
-          <w:rFonts w:asciiTheme="minorEastAsia" w:eastAsiaTheme="minorEastAsia" w:hAnsiTheme="minorEastAsia"/>
-          <w:color w:val="FF0000"/>
-        </w:rPr>
         <w:t>utton</w:t>
       </w:r>
       <w:r>
         <w:rPr>
-          <w:rFonts w:asciiTheme="minorEastAsia" w:eastAsiaTheme="minorEastAsia" w:hAnsiTheme="minorEastAsia" w:hint="eastAsia"/>
+          <w:rFonts w:hint="eastAsia" w:asciiTheme="minorEastAsia" w:hAnsiTheme="minorEastAsia" w:eastAsiaTheme="minorEastAsia"/>
           <w:color w:val="FF0000"/>
         </w:rPr>
         <w:t>类型的区别？（知识点应用）</w:t>
@@ -3995,52 +3749,51 @@
     </w:p>
     <w:p>
       <w:pPr>
-        <w:pStyle w:val="a3"/>
-        <w:rPr>
-          <w:rFonts w:asciiTheme="minorEastAsia" w:eastAsiaTheme="minorEastAsia" w:hAnsiTheme="minorEastAsia" w:hint="eastAsia"/>
-        </w:rPr>
-      </w:pPr>
-      <w:r>
-        <w:rPr>
-          <w:rFonts w:asciiTheme="minorEastAsia" w:eastAsiaTheme="minorEastAsia" w:hAnsiTheme="minorEastAsia"/>
+        <w:pStyle w:val="8"/>
+        <w:rPr>
+          <w:rFonts w:hint="eastAsia" w:asciiTheme="minorEastAsia" w:hAnsiTheme="minorEastAsia" w:eastAsiaTheme="minorEastAsia"/>
+        </w:rPr>
+      </w:pPr>
+      <w:r>
+        <w:rPr>
+          <w:rFonts w:asciiTheme="minorEastAsia" w:hAnsiTheme="minorEastAsia" w:eastAsiaTheme="minorEastAsia"/>
         </w:rPr>
         <w:t>submit 按钮点击会</w:t>
       </w:r>
       <w:r>
         <w:rPr>
-          <w:rStyle w:val="a4"/>
-          <w:rFonts w:asciiTheme="minorEastAsia" w:eastAsiaTheme="minorEastAsia" w:hAnsiTheme="minorEastAsia" w:cs="Arial"/>
+          <w:rStyle w:val="6"/>
+          <w:rFonts w:cs="Arial" w:asciiTheme="minorEastAsia" w:hAnsiTheme="minorEastAsia" w:eastAsiaTheme="minorEastAsia"/>
           <w:color w:val="000000"/>
         </w:rPr>
         <w:t>自动触发表单提交</w:t>
       </w:r>
       <w:r>
         <w:rPr>
-          <w:rFonts w:asciiTheme="minorEastAsia" w:eastAsiaTheme="minorEastAsia" w:hAnsiTheme="minorEastAsia"/>
+          <w:rFonts w:asciiTheme="minorEastAsia" w:hAnsiTheme="minorEastAsia" w:eastAsiaTheme="minorEastAsia"/>
         </w:rPr>
         <w:t>，刷新页面并向服务端传数据，适合后端交互场景。button 是普通按钮，无默认提交行为，需手动绑定 JS 事件。本次仅前端本地存储备忘录，用 button 可避免页面刷新，适配纯前端无刷新操作。</w:t>
       </w:r>
     </w:p>
     <w:p>
       <w:pPr>
-        <w:pStyle w:val="a3"/>
+        <w:pStyle w:val="8"/>
         <w:numPr>
           <w:ilvl w:val="0"/>
           <w:numId w:val="8"/>
         </w:numPr>
         <w:rPr>
-          <w:rFonts w:asciiTheme="minorEastAsia" w:eastAsiaTheme="minorEastAsia" w:hAnsiTheme="minorEastAsia" w:hint="eastAsia"/>
+          <w:rFonts w:hint="eastAsia" w:asciiTheme="minorEastAsia" w:hAnsiTheme="minorEastAsia" w:eastAsiaTheme="minorEastAsia"/>
           <w:color w:val="FF0000"/>
         </w:rPr>
       </w:pPr>
-      <w:bookmarkStart w:id="12" w:name="_Toc156747995"/>
-      <w:bookmarkStart w:id="13" w:name="_Toc156747665"/>
-      <w:r>
-        <w:rPr>
-          <w:rFonts w:asciiTheme="minorEastAsia" w:eastAsiaTheme="minorEastAsia" w:hAnsiTheme="minorEastAsia" w:hint="eastAsia"/>
+      <w:bookmarkStart w:id="12" w:name="_Toc156747665"/>
+      <w:bookmarkStart w:id="13" w:name="_Toc156747995"/>
+      <w:r>
+        <w:rPr>
+          <w:rFonts w:hint="eastAsia" w:asciiTheme="minorEastAsia" w:hAnsiTheme="minorEastAsia" w:eastAsiaTheme="minorEastAsia"/>
           <w:color w:val="FF0000"/>
         </w:rPr>
-        <w:lastRenderedPageBreak/>
         <w:t>体会备忘录功能的数据结构有何不足之处？（精益求精探索精神）</w:t>
       </w:r>
       <w:bookmarkEnd w:id="12"/>
@@ -4048,43 +3801,43 @@
     </w:p>
     <w:p>
       <w:pPr>
-        <w:pStyle w:val="a3"/>
-        <w:rPr>
-          <w:rFonts w:asciiTheme="minorEastAsia" w:eastAsiaTheme="minorEastAsia" w:hAnsiTheme="minorEastAsia"/>
-        </w:rPr>
-      </w:pPr>
-      <w:r>
-        <w:rPr>
-          <w:rFonts w:asciiTheme="minorEastAsia" w:eastAsiaTheme="minorEastAsia" w:hAnsiTheme="minorEastAsia"/>
+        <w:pStyle w:val="8"/>
+        <w:rPr>
+          <w:rFonts w:asciiTheme="minorEastAsia" w:hAnsiTheme="minorEastAsia" w:eastAsiaTheme="minorEastAsia"/>
+        </w:rPr>
+      </w:pPr>
+      <w:r>
+        <w:rPr>
+          <w:rFonts w:asciiTheme="minorEastAsia" w:hAnsiTheme="minorEastAsia" w:eastAsiaTheme="minorEastAsia"/>
         </w:rPr>
         <w:t>备忘录仅用简单 JSON 数组存储，无任务唯一标识，修改、删除单条任务精准度低；缺少数据校验，可提交空无效数据；无排序和分类字段，任务管理杂乱；仅依赖浏览器本地存储，清缓存数据会全部丢失，数据安全性和管理性较差</w:t>
       </w:r>
     </w:p>
     <w:p>
       <w:pPr>
-        <w:pStyle w:val="a3"/>
-        <w:rPr>
-          <w:rFonts w:asciiTheme="minorEastAsia" w:eastAsiaTheme="minorEastAsia" w:hAnsiTheme="minorEastAsia" w:hint="eastAsia"/>
-        </w:rPr>
-      </w:pPr>
-    </w:p>
-    <w:p>
-      <w:pPr>
-        <w:pStyle w:val="a3"/>
+        <w:pStyle w:val="8"/>
+        <w:rPr>
+          <w:rFonts w:hint="eastAsia" w:asciiTheme="minorEastAsia" w:hAnsiTheme="minorEastAsia" w:eastAsiaTheme="minorEastAsia"/>
+        </w:rPr>
+      </w:pPr>
+    </w:p>
+    <w:p>
+      <w:pPr>
+        <w:pStyle w:val="8"/>
         <w:numPr>
           <w:ilvl w:val="0"/>
           <w:numId w:val="8"/>
         </w:numPr>
         <w:rPr>
-          <w:rFonts w:asciiTheme="minorEastAsia" w:eastAsiaTheme="minorEastAsia" w:hAnsiTheme="minorEastAsia"/>
+          <w:rFonts w:asciiTheme="minorEastAsia" w:hAnsiTheme="minorEastAsia" w:eastAsiaTheme="minorEastAsia"/>
           <w:color w:val="FF0000"/>
         </w:rPr>
       </w:pPr>
-      <w:bookmarkStart w:id="14" w:name="_Toc156748002"/>
-      <w:bookmarkStart w:id="15" w:name="_Toc156747671"/>
-      <w:r>
-        <w:rPr>
-          <w:rFonts w:asciiTheme="minorEastAsia" w:eastAsiaTheme="minorEastAsia" w:hAnsiTheme="minorEastAsia" w:hint="eastAsia"/>
+      <w:bookmarkStart w:id="14" w:name="_Toc156747671"/>
+      <w:bookmarkStart w:id="15" w:name="_Toc156748002"/>
+      <w:r>
+        <w:rPr>
+          <w:rFonts w:hint="eastAsia" w:asciiTheme="minorEastAsia" w:hAnsiTheme="minorEastAsia" w:eastAsiaTheme="minorEastAsia"/>
           <w:color w:val="FF0000"/>
         </w:rPr>
         <w:t>添加或改进本项目功能（精益求精探索精神）</w:t>
@@ -4094,35 +3847,35 @@
     </w:p>
     <w:p>
       <w:pPr>
-        <w:pStyle w:val="a3"/>
-        <w:rPr>
-          <w:rFonts w:asciiTheme="minorEastAsia" w:eastAsiaTheme="minorEastAsia" w:hAnsiTheme="minorEastAsia"/>
-        </w:rPr>
-      </w:pPr>
-      <w:r>
-        <w:rPr>
-          <w:rFonts w:asciiTheme="minorEastAsia" w:eastAsiaTheme="minorEastAsia" w:hAnsiTheme="minorEastAsia"/>
+        <w:pStyle w:val="8"/>
+        <w:rPr>
+          <w:rFonts w:asciiTheme="minorEastAsia" w:hAnsiTheme="minorEastAsia" w:eastAsiaTheme="minorEastAsia"/>
+        </w:rPr>
+      </w:pPr>
+      <w:r>
+        <w:rPr>
+          <w:rFonts w:asciiTheme="minorEastAsia" w:hAnsiTheme="minorEastAsia" w:eastAsiaTheme="minorEastAsia"/>
         </w:rPr>
         <w:t>新增备忘录一键编辑、批量删除功能，支持未完成任务一键标记已完成；添加表单非空校验，禁止空备忘录提交；按任务重要性分级标色，增加任务状态筛选栏；优化移动端适配样式，添加列表 hover 动画，提升页面交互体验与实用性。</w:t>
       </w:r>
     </w:p>
     <w:p>
       <w:pPr>
-        <w:pStyle w:val="a3"/>
-        <w:rPr>
-          <w:rFonts w:asciiTheme="minorEastAsia" w:eastAsiaTheme="minorEastAsia" w:hAnsiTheme="minorEastAsia" w:hint="eastAsia"/>
-        </w:rPr>
-      </w:pPr>
-    </w:p>
-    <w:p>
-      <w:pPr>
-        <w:pStyle w:val="a3"/>
+        <w:pStyle w:val="8"/>
+        <w:rPr>
+          <w:rFonts w:hint="eastAsia" w:asciiTheme="minorEastAsia" w:hAnsiTheme="minorEastAsia" w:eastAsiaTheme="minorEastAsia"/>
+        </w:rPr>
+      </w:pPr>
+    </w:p>
+    <w:p>
+      <w:pPr>
+        <w:pStyle w:val="8"/>
         <w:numPr>
           <w:ilvl w:val="0"/>
           <w:numId w:val="8"/>
         </w:numPr>
         <w:rPr>
-          <w:rFonts w:asciiTheme="minorEastAsia" w:eastAsiaTheme="minorEastAsia" w:hAnsiTheme="minorEastAsia" w:hint="eastAsia"/>
+          <w:rFonts w:hint="eastAsia" w:asciiTheme="minorEastAsia" w:hAnsiTheme="minorEastAsia" w:eastAsiaTheme="minorEastAsia"/>
           <w:color w:val="FF0000"/>
         </w:rPr>
       </w:pPr>
@@ -4130,7 +3883,7 @@
       <w:bookmarkStart w:id="17" w:name="_Toc156747672"/>
       <w:r>
         <w:rPr>
-          <w:rFonts w:asciiTheme="minorEastAsia" w:eastAsiaTheme="minorEastAsia" w:hAnsiTheme="minorEastAsia" w:hint="eastAsia"/>
+          <w:rFonts w:hint="eastAsia" w:asciiTheme="minorEastAsia" w:hAnsiTheme="minorEastAsia" w:eastAsiaTheme="minorEastAsia"/>
           <w:color w:val="FF0000"/>
         </w:rPr>
         <w:t>体会后续学习路线和知识点（主动学习能力）</w:t>
@@ -4140,14 +3893,14 @@
     </w:p>
     <w:p>
       <w:pPr>
-        <w:pStyle w:val="a3"/>
-        <w:rPr>
-          <w:rFonts w:asciiTheme="minorEastAsia" w:eastAsiaTheme="minorEastAsia" w:hAnsiTheme="minorEastAsia" w:hint="eastAsia"/>
-        </w:rPr>
-      </w:pPr>
-      <w:r>
-        <w:rPr>
-          <w:rFonts w:asciiTheme="minorEastAsia" w:eastAsiaTheme="minorEastAsia" w:hAnsiTheme="minorEastAsia"/>
+        <w:pStyle w:val="8"/>
+        <w:rPr>
+          <w:rFonts w:hint="eastAsia" w:asciiTheme="minorEastAsia" w:hAnsiTheme="minorEastAsia" w:eastAsiaTheme="minorEastAsia"/>
+        </w:rPr>
+      </w:pPr>
+      <w:r>
+        <w:rPr>
+          <w:rFonts w:asciiTheme="minorEastAsia" w:hAnsiTheme="minorEastAsia" w:eastAsiaTheme="minorEastAsia"/>
         </w:rPr>
         <w:t>本次掌握 JS 基础、DOM 操作、事件处理及本地存储核心内容，筑牢前端根基。后续将深耕 JS 异步编程、模块化知识，学习前端框架，掌握前后端数据交互技术，衔接后端数据库开发，逐步具备完整前端项目独立开发与优化能力。</w:t>
       </w:r>
@@ -4164,9 +3917,9 @@
     </w:p>
     <w:p>
       <w:pPr>
-        <w:spacing w:beforeLines="50" w:before="156"/>
-        <w:rPr>
-          <w:rFonts w:ascii="黑体" w:eastAsia="黑体" w:hAnsi="黑体"/>
+        <w:spacing w:before="156" w:beforeLines="50"/>
+        <w:rPr>
+          <w:rFonts w:ascii="黑体" w:hAnsi="黑体" w:eastAsia="黑体"/>
           <w:sz w:val="24"/>
         </w:rPr>
       </w:pPr>
@@ -4174,7 +3927,7 @@
       <w:bookmarkStart w:id="19" w:name="_Toc156747652"/>
       <w:r>
         <w:rPr>
-          <w:rFonts w:ascii="黑体" w:eastAsia="黑体" w:hAnsi="黑体" w:hint="eastAsia"/>
+          <w:rFonts w:hint="eastAsia" w:ascii="黑体" w:hAnsi="黑体" w:eastAsia="黑体"/>
           <w:sz w:val="24"/>
         </w:rPr>
         <w:t>五、实验总结</w:t>
@@ -4186,17 +3939,17 @@
       <w:pPr>
         <w:widowControl/>
         <w:spacing w:line="360" w:lineRule="atLeast"/>
-        <w:ind w:firstLineChars="200" w:firstLine="360"/>
-        <w:jc w:val="left"/>
-        <w:rPr>
-          <w:rFonts w:asciiTheme="minorEastAsia" w:eastAsiaTheme="minorEastAsia" w:hAnsiTheme="minorEastAsia"/>
+        <w:ind w:firstLine="360" w:firstLineChars="200"/>
+        <w:jc w:val="left"/>
+        <w:rPr>
+          <w:rFonts w:asciiTheme="minorEastAsia" w:hAnsiTheme="minorEastAsia" w:eastAsiaTheme="minorEastAsia"/>
           <w:sz w:val="18"/>
           <w:szCs w:val="18"/>
         </w:rPr>
       </w:pPr>
       <w:r>
         <w:rPr>
-          <w:rFonts w:asciiTheme="minorEastAsia" w:eastAsiaTheme="minorEastAsia" w:hAnsiTheme="minorEastAsia"/>
+          <w:rFonts w:asciiTheme="minorEastAsia" w:hAnsiTheme="minorEastAsia" w:eastAsiaTheme="minorEastAsia"/>
           <w:sz w:val="18"/>
           <w:szCs w:val="18"/>
         </w:rPr>
@@ -4207,100 +3960,58 @@
       <w:pPr>
         <w:widowControl/>
         <w:spacing w:line="360" w:lineRule="atLeast"/>
-        <w:ind w:firstLineChars="200" w:firstLine="360"/>
-        <w:jc w:val="left"/>
-        <w:rPr>
-          <w:rFonts w:asciiTheme="minorEastAsia" w:eastAsiaTheme="minorEastAsia" w:hAnsiTheme="minorEastAsia"/>
+        <w:ind w:firstLine="360" w:firstLineChars="200"/>
+        <w:jc w:val="left"/>
+        <w:rPr>
+          <w:rFonts w:asciiTheme="minorEastAsia" w:hAnsiTheme="minorEastAsia" w:eastAsiaTheme="minorEastAsia"/>
           <w:sz w:val="18"/>
           <w:szCs w:val="18"/>
         </w:rPr>
       </w:pPr>
       <w:r>
         <w:rPr>
-          <w:rFonts w:asciiTheme="minorEastAsia" w:eastAsiaTheme="minorEastAsia" w:hAnsiTheme="minorEastAsia"/>
+          <w:rFonts w:asciiTheme="minorEastAsia" w:hAnsiTheme="minorEastAsia" w:eastAsiaTheme="minorEastAsia"/>
           <w:sz w:val="18"/>
           <w:szCs w:val="18"/>
         </w:rPr>
-        <w:t>实验重点完成备忘录开发，掌握了表单交互逻辑、按钮 submit 与 button 使用区别，熟练运用</w:t>
-      </w:r>
-      <w:r>
-        <w:rPr>
-          <w:rFonts w:asciiTheme="minorEastAsia" w:eastAsiaTheme="minorEastAsia" w:hAnsiTheme="minorEastAsia"/>
+        <w:t>实验重点完成备忘录开发，掌握了表单交互逻辑、按钮 submit 与 button 使用区别，熟练运用本地存储和JSON 格式实现备忘录数据持久化读写，通过修改任务字体颜色区分完成状态，还自行添加了任务修改编辑功能。</w:t>
+      </w:r>
+    </w:p>
+    <w:p>
+      <w:pPr>
+        <w:widowControl/>
+        <w:spacing w:line="360" w:lineRule="atLeast"/>
+        <w:ind w:firstLine="360" w:firstLineChars="200"/>
+        <w:jc w:val="left"/>
+      </w:pPr>
+      <w:r>
+        <w:rPr>
+          <w:rFonts w:asciiTheme="minorEastAsia" w:hAnsiTheme="minorEastAsia" w:eastAsiaTheme="minorEastAsia"/>
           <w:sz w:val="18"/>
           <w:szCs w:val="18"/>
         </w:rPr>
-        <w:t>本地存储</w:t>
-      </w:r>
-      <w:r>
-        <w:rPr>
-          <w:rFonts w:asciiTheme="minorEastAsia" w:eastAsiaTheme="minorEastAsia" w:hAnsiTheme="minorEastAsia"/>
-          <w:sz w:val="18"/>
-          <w:szCs w:val="18"/>
-        </w:rPr>
-        <w:t>和</w:t>
-      </w:r>
-      <w:r>
-        <w:rPr>
-          <w:rFonts w:asciiTheme="minorEastAsia" w:eastAsiaTheme="minorEastAsia" w:hAnsiTheme="minorEastAsia"/>
-          <w:sz w:val="18"/>
-          <w:szCs w:val="18"/>
-        </w:rPr>
-        <w:t>JSON 格式</w:t>
-      </w:r>
-      <w:r>
-        <w:rPr>
-          <w:rFonts w:asciiTheme="minorEastAsia" w:eastAsiaTheme="minorEastAsia" w:hAnsiTheme="minorEastAsia"/>
-          <w:sz w:val="18"/>
-          <w:szCs w:val="18"/>
-        </w:rPr>
-        <w:t>实现备忘录数据持久化读写，通过修改任务字体颜色区分完成状态，还自行添加了任务修改编辑功能。</w:t>
-      </w:r>
-    </w:p>
-    <w:p>
-      <w:pPr>
-        <w:widowControl/>
-        <w:spacing w:line="360" w:lineRule="atLeast"/>
-        <w:ind w:firstLineChars="200" w:firstLine="360"/>
-        <w:jc w:val="left"/>
-        <w:rPr>
-          <w:rFonts w:asciiTheme="minorEastAsia" w:eastAsiaTheme="minorEastAsia" w:hAnsiTheme="minorEastAsia"/>
-          <w:sz w:val="18"/>
-          <w:szCs w:val="18"/>
-        </w:rPr>
-      </w:pPr>
+        <w:t>实验过程中，我深入理解了 JS 定时器差异、事件处理机制和前端本地数据存储原理，发现原生 JS 开发中数据结构设计的不足，也体会到前端代码可扩展性设计的重要性。本次实验夯实了 JavaScript 前端开发基础，为后续前端框架和前后端交互学习打下了扎实的实践根基。</w:t>
+      </w:r>
       <w:bookmarkStart w:id="20" w:name="_GoBack"/>
       <w:bookmarkEnd w:id="20"/>
-      <w:r>
-        <w:rPr>
-          <w:rFonts w:asciiTheme="minorEastAsia" w:eastAsiaTheme="minorEastAsia" w:hAnsiTheme="minorEastAsia"/>
-          <w:sz w:val="18"/>
-          <w:szCs w:val="18"/>
-        </w:rPr>
-        <w:t>实验过程中，我深入理解了 JS 定时器差异、事件处理机制和前端本地数据存储原理，发现原生 JS 开发中数据结构设计的不足，也体会到前端代码可扩展性设计的重要性。本次实验夯实了 JavaScript 前端开发基础，为后续前端框架和前后端交互学习打下了扎实的实践根基。</w:t>
-      </w:r>
-    </w:p>
-    <w:p>
-      <w:pPr>
-        <w:jc w:val="left"/>
-      </w:pPr>
     </w:p>
     <w:sectPr>
       <w:pgSz w:w="11906" w:h="16838"/>
       <w:pgMar w:top="1440" w:right="1800" w:bottom="1440" w:left="1800" w:header="851" w:footer="992" w:gutter="0"/>
-      <w:cols w:space="425"/>
-      <w:docGrid w:type="lines" w:linePitch="312"/>
+      <w:cols w:space="425" w:num="1"/>
+      <w:docGrid w:type="lines" w:linePitch="312" w:charSpace="0"/>
     </w:sectPr>
   </w:body>
 </w:document>
 </file>
 
 <file path=word/numbering.xml><?xml version="1.0" encoding="utf-8"?>
-<w:numbering xmlns:wpc="http://schemas.microsoft.com/office/word/2010/wordprocessingCanvas" xmlns:cx="http://schemas.microsoft.com/office/drawing/2014/chartex" xmlns:mc="http://schemas.openxmlformats.org/markup-compatibility/2006" xmlns:o="urn:schemas-microsoft-com:office:office" xmlns:r="http://schemas.openxmlformats.org/officeDocument/2006/relationships" xmlns:m="http://schemas.openxmlformats.org/officeDocument/2006/math" xmlns:v="urn:schemas-microsoft-com:vml" xmlns:wp14="http://schemas.microsoft.com/office/word/2010/wordprocessingDrawing" xmlns:wp="http://schemas.openxmlformats.org/drawingml/2006/wordprocessingDrawing" xmlns:w10="urn:schemas-microsoft-com:office:word" xmlns:w="http://schemas.openxmlformats.org/wordprocessingml/2006/main" xmlns:w14="http://schemas.microsoft.com/office/word/2010/wordml" xmlns:w15="http://schemas.microsoft.com/office/word/2012/wordml" xmlns:w16se="http://schemas.microsoft.com/office/word/2015/wordml/symex" xmlns:wpg="http://schemas.microsoft.com/office/word/2010/wordprocessingGroup" xmlns:wpi="http://schemas.microsoft.com/office/word/2010/wordprocessingInk" xmlns:wne="http://schemas.microsoft.com/office/word/2006/wordml" xmlns:wps="http://schemas.microsoft.com/office/word/2010/wordprocessingShape" mc:Ignorable="w14 w15 w16se wp14">
-  <w:abstractNum w:abstractNumId="0" w15:restartNumberingAfterBreak="0">
+<w:numbering xmlns:wpc="http://schemas.microsoft.com/office/word/2010/wordprocessingCanvas" xmlns:mc="http://schemas.openxmlformats.org/markup-compatibility/2006" xmlns:o="urn:schemas-microsoft-com:office:office" xmlns:r="http://schemas.openxmlformats.org/officeDocument/2006/relationships" xmlns:m="http://schemas.openxmlformats.org/officeDocument/2006/math" xmlns:v="urn:schemas-microsoft-com:vml" xmlns:wp14="http://schemas.microsoft.com/office/word/2010/wordprocessingDrawing" xmlns:wp="http://schemas.openxmlformats.org/drawingml/2006/wordprocessingDrawing" xmlns:w10="urn:schemas-microsoft-com:office:word" xmlns:w="http://schemas.openxmlformats.org/wordprocessingml/2006/main" xmlns:w14="http://schemas.microsoft.com/office/word/2010/wordml" xmlns:wpg="http://schemas.microsoft.com/office/word/2010/wordprocessingGroup" xmlns:wpi="http://schemas.microsoft.com/office/word/2010/wordprocessingInk" xmlns:wne="http://schemas.microsoft.com/office/word/2006/wordml" xmlns:wps="http://schemas.microsoft.com/office/word/2010/wordprocessingShape" xmlns:wpsCustomData="http://www.wps.cn/officeDocument/2013/wpsCustomData" mc:Ignorable="w14 wp14">
+  <w:abstractNum w:abstractNumId="0">
     <w:nsid w:val="21E20F38"/>
     <w:multiLevelType w:val="multilevel"/>
     <w:tmpl w:val="21E20F38"/>
-    <w:lvl w:ilvl="0">
+    <w:lvl w:ilvl="0" w:tentative="0">
       <w:start w:val="1"/>
       <w:numFmt w:val="decimal"/>
       <w:lvlText w:val="%1."/>
@@ -4309,7 +4020,7 @@
         <w:ind w:left="1260" w:hanging="420"/>
       </w:pPr>
     </w:lvl>
-    <w:lvl w:ilvl="1">
+    <w:lvl w:ilvl="1" w:tentative="0">
       <w:start w:val="1"/>
       <w:numFmt w:val="lowerLetter"/>
       <w:lvlText w:val="%2)"/>
@@ -4318,7 +4029,7 @@
         <w:ind w:left="1680" w:hanging="420"/>
       </w:pPr>
     </w:lvl>
-    <w:lvl w:ilvl="2">
+    <w:lvl w:ilvl="2" w:tentative="0">
       <w:start w:val="1"/>
       <w:numFmt w:val="lowerRoman"/>
       <w:lvlText w:val="%3."/>
@@ -4327,7 +4038,7 @@
         <w:ind w:left="2100" w:hanging="420"/>
       </w:pPr>
     </w:lvl>
-    <w:lvl w:ilvl="3">
+    <w:lvl w:ilvl="3" w:tentative="0">
       <w:start w:val="1"/>
       <w:numFmt w:val="decimal"/>
       <w:lvlText w:val="%4."/>
@@ -4336,7 +4047,7 @@
         <w:ind w:left="2520" w:hanging="420"/>
       </w:pPr>
     </w:lvl>
-    <w:lvl w:ilvl="4">
+    <w:lvl w:ilvl="4" w:tentative="0">
       <w:start w:val="1"/>
       <w:numFmt w:val="lowerLetter"/>
       <w:lvlText w:val="%5)"/>
@@ -4345,7 +4056,7 @@
         <w:ind w:left="2940" w:hanging="420"/>
       </w:pPr>
     </w:lvl>
-    <w:lvl w:ilvl="5">
+    <w:lvl w:ilvl="5" w:tentative="0">
       <w:start w:val="1"/>
       <w:numFmt w:val="lowerRoman"/>
       <w:lvlText w:val="%6."/>
@@ -4354,7 +4065,7 @@
         <w:ind w:left="3360" w:hanging="420"/>
       </w:pPr>
     </w:lvl>
-    <w:lvl w:ilvl="6">
+    <w:lvl w:ilvl="6" w:tentative="0">
       <w:start w:val="1"/>
       <w:numFmt w:val="decimal"/>
       <w:lvlText w:val="%7."/>
@@ -4363,7 +4074,7 @@
         <w:ind w:left="3780" w:hanging="420"/>
       </w:pPr>
     </w:lvl>
-    <w:lvl w:ilvl="7">
+    <w:lvl w:ilvl="7" w:tentative="0">
       <w:start w:val="1"/>
       <w:numFmt w:val="lowerLetter"/>
       <w:lvlText w:val="%8)"/>
@@ -4372,7 +4083,7 @@
         <w:ind w:left="4200" w:hanging="420"/>
       </w:pPr>
     </w:lvl>
-    <w:lvl w:ilvl="8">
+    <w:lvl w:ilvl="8" w:tentative="0">
       <w:start w:val="1"/>
       <w:numFmt w:val="lowerRoman"/>
       <w:lvlText w:val="%9."/>
@@ -4382,11 +4093,11 @@
       </w:pPr>
     </w:lvl>
   </w:abstractNum>
-  <w:abstractNum w:abstractNumId="1" w15:restartNumberingAfterBreak="0">
+  <w:abstractNum w:abstractNumId="1">
     <w:nsid w:val="28DC4848"/>
     <w:multiLevelType w:val="multilevel"/>
     <w:tmpl w:val="28DC4848"/>
-    <w:lvl w:ilvl="0">
+    <w:lvl w:ilvl="0" w:tentative="0">
       <w:start w:val="1"/>
       <w:numFmt w:val="decimal"/>
       <w:lvlText w:val="%1."/>
@@ -4398,7 +4109,7 @@
         <w:rFonts w:hint="eastAsia"/>
       </w:rPr>
     </w:lvl>
-    <w:lvl w:ilvl="1">
+    <w:lvl w:ilvl="1" w:tentative="0">
       <w:start w:val="1"/>
       <w:numFmt w:val="lowerLetter"/>
       <w:lvlText w:val="%2)"/>
@@ -4407,7 +4118,7 @@
         <w:ind w:left="1657" w:hanging="420"/>
       </w:pPr>
     </w:lvl>
-    <w:lvl w:ilvl="2">
+    <w:lvl w:ilvl="2" w:tentative="0">
       <w:start w:val="1"/>
       <w:numFmt w:val="lowerRoman"/>
       <w:lvlText w:val="%3."/>
@@ -4416,7 +4127,7 @@
         <w:ind w:left="2077" w:hanging="420"/>
       </w:pPr>
     </w:lvl>
-    <w:lvl w:ilvl="3">
+    <w:lvl w:ilvl="3" w:tentative="0">
       <w:start w:val="1"/>
       <w:numFmt w:val="decimal"/>
       <w:lvlText w:val="%4."/>
@@ -4425,7 +4136,7 @@
         <w:ind w:left="2497" w:hanging="420"/>
       </w:pPr>
     </w:lvl>
-    <w:lvl w:ilvl="4">
+    <w:lvl w:ilvl="4" w:tentative="0">
       <w:start w:val="1"/>
       <w:numFmt w:val="lowerLetter"/>
       <w:lvlText w:val="%5)"/>
@@ -4434,7 +4145,7 @@
         <w:ind w:left="2917" w:hanging="420"/>
       </w:pPr>
     </w:lvl>
-    <w:lvl w:ilvl="5">
+    <w:lvl w:ilvl="5" w:tentative="0">
       <w:start w:val="1"/>
       <w:numFmt w:val="lowerRoman"/>
       <w:lvlText w:val="%6."/>
@@ -4443,7 +4154,7 @@
         <w:ind w:left="3337" w:hanging="420"/>
       </w:pPr>
     </w:lvl>
-    <w:lvl w:ilvl="6">
+    <w:lvl w:ilvl="6" w:tentative="0">
       <w:start w:val="1"/>
       <w:numFmt w:val="decimal"/>
       <w:lvlText w:val="%7."/>
@@ -4452,7 +4163,7 @@
         <w:ind w:left="3757" w:hanging="420"/>
       </w:pPr>
     </w:lvl>
-    <w:lvl w:ilvl="7">
+    <w:lvl w:ilvl="7" w:tentative="0">
       <w:start w:val="1"/>
       <w:numFmt w:val="lowerLetter"/>
       <w:lvlText w:val="%8)"/>
@@ -4461,7 +4172,7 @@
         <w:ind w:left="4177" w:hanging="420"/>
       </w:pPr>
     </w:lvl>
-    <w:lvl w:ilvl="8">
+    <w:lvl w:ilvl="8" w:tentative="0">
       <w:start w:val="1"/>
       <w:numFmt w:val="lowerRoman"/>
       <w:lvlText w:val="%9."/>
@@ -4471,11 +4182,11 @@
       </w:pPr>
     </w:lvl>
   </w:abstractNum>
-  <w:abstractNum w:abstractNumId="2" w15:restartNumberingAfterBreak="0">
+  <w:abstractNum w:abstractNumId="2">
     <w:nsid w:val="2E5A6F75"/>
     <w:multiLevelType w:val="multilevel"/>
     <w:tmpl w:val="2E5A6F75"/>
-    <w:lvl w:ilvl="0">
+    <w:lvl w:ilvl="0" w:tentative="0">
       <w:start w:val="1"/>
       <w:numFmt w:val="decimal"/>
       <w:lvlText w:val="%1."/>
@@ -4487,7 +4198,7 @@
         <w:rFonts w:hint="eastAsia"/>
       </w:rPr>
     </w:lvl>
-    <w:lvl w:ilvl="1">
+    <w:lvl w:ilvl="1" w:tentative="0">
       <w:start w:val="1"/>
       <w:numFmt w:val="lowerLetter"/>
       <w:lvlText w:val="%2)"/>
@@ -4496,7 +4207,7 @@
         <w:ind w:left="1657" w:hanging="420"/>
       </w:pPr>
     </w:lvl>
-    <w:lvl w:ilvl="2">
+    <w:lvl w:ilvl="2" w:tentative="0">
       <w:start w:val="1"/>
       <w:numFmt w:val="lowerRoman"/>
       <w:lvlText w:val="%3."/>
@@ -4505,7 +4216,7 @@
         <w:ind w:left="2077" w:hanging="420"/>
       </w:pPr>
     </w:lvl>
-    <w:lvl w:ilvl="3">
+    <w:lvl w:ilvl="3" w:tentative="0">
       <w:start w:val="1"/>
       <w:numFmt w:val="decimal"/>
       <w:lvlText w:val="%4."/>
@@ -4514,7 +4225,7 @@
         <w:ind w:left="2497" w:hanging="420"/>
       </w:pPr>
     </w:lvl>
-    <w:lvl w:ilvl="4">
+    <w:lvl w:ilvl="4" w:tentative="0">
       <w:start w:val="1"/>
       <w:numFmt w:val="lowerLetter"/>
       <w:lvlText w:val="%5)"/>
@@ -4523,7 +4234,7 @@
         <w:ind w:left="2917" w:hanging="420"/>
       </w:pPr>
     </w:lvl>
-    <w:lvl w:ilvl="5">
+    <w:lvl w:ilvl="5" w:tentative="0">
       <w:start w:val="1"/>
       <w:numFmt w:val="lowerRoman"/>
       <w:lvlText w:val="%6."/>
@@ -4532,7 +4243,7 @@
         <w:ind w:left="3337" w:hanging="420"/>
       </w:pPr>
     </w:lvl>
-    <w:lvl w:ilvl="6">
+    <w:lvl w:ilvl="6" w:tentative="0">
       <w:start w:val="1"/>
       <w:numFmt w:val="decimal"/>
       <w:lvlText w:val="%7."/>
@@ -4541,7 +4252,7 @@
         <w:ind w:left="3757" w:hanging="420"/>
       </w:pPr>
     </w:lvl>
-    <w:lvl w:ilvl="7">
+    <w:lvl w:ilvl="7" w:tentative="0">
       <w:start w:val="1"/>
       <w:numFmt w:val="lowerLetter"/>
       <w:lvlText w:val="%8)"/>
@@ -4550,7 +4261,7 @@
         <w:ind w:left="4177" w:hanging="420"/>
       </w:pPr>
     </w:lvl>
-    <w:lvl w:ilvl="8">
+    <w:lvl w:ilvl="8" w:tentative="0">
       <w:start w:val="1"/>
       <w:numFmt w:val="lowerRoman"/>
       <w:lvlText w:val="%9."/>
@@ -4560,11 +4271,11 @@
       </w:pPr>
     </w:lvl>
   </w:abstractNum>
-  <w:abstractNum w:abstractNumId="3" w15:restartNumberingAfterBreak="0">
+  <w:abstractNum w:abstractNumId="3">
     <w:nsid w:val="31234751"/>
     <w:multiLevelType w:val="multilevel"/>
     <w:tmpl w:val="31234751"/>
-    <w:lvl w:ilvl="0">
+    <w:lvl w:ilvl="0" w:tentative="0">
       <w:start w:val="1"/>
       <w:numFmt w:val="chineseCountingThousand"/>
       <w:lvlText w:val="(%1)"/>
@@ -4576,7 +4287,7 @@
         <w:rFonts w:hint="eastAsia"/>
       </w:rPr>
     </w:lvl>
-    <w:lvl w:ilvl="1">
+    <w:lvl w:ilvl="1" w:tentative="0">
       <w:start w:val="1"/>
       <w:numFmt w:val="lowerLetter"/>
       <w:lvlText w:val="%2)"/>
@@ -4585,7 +4296,7 @@
         <w:ind w:left="1237" w:hanging="420"/>
       </w:pPr>
     </w:lvl>
-    <w:lvl w:ilvl="2">
+    <w:lvl w:ilvl="2" w:tentative="0">
       <w:start w:val="1"/>
       <w:numFmt w:val="lowerRoman"/>
       <w:lvlText w:val="%3."/>
@@ -4594,7 +4305,7 @@
         <w:ind w:left="1657" w:hanging="420"/>
       </w:pPr>
     </w:lvl>
-    <w:lvl w:ilvl="3">
+    <w:lvl w:ilvl="3" w:tentative="0">
       <w:start w:val="1"/>
       <w:numFmt w:val="decimal"/>
       <w:lvlText w:val="%4."/>
@@ -4603,7 +4314,7 @@
         <w:ind w:left="2077" w:hanging="420"/>
       </w:pPr>
     </w:lvl>
-    <w:lvl w:ilvl="4">
+    <w:lvl w:ilvl="4" w:tentative="0">
       <w:start w:val="1"/>
       <w:numFmt w:val="lowerLetter"/>
       <w:lvlText w:val="%5)"/>
@@ -4612,7 +4323,7 @@
         <w:ind w:left="2497" w:hanging="420"/>
       </w:pPr>
     </w:lvl>
-    <w:lvl w:ilvl="5">
+    <w:lvl w:ilvl="5" w:tentative="0">
       <w:start w:val="1"/>
       <w:numFmt w:val="lowerRoman"/>
       <w:lvlText w:val="%6."/>
@@ -4621,7 +4332,7 @@
         <w:ind w:left="2917" w:hanging="420"/>
       </w:pPr>
     </w:lvl>
-    <w:lvl w:ilvl="6">
+    <w:lvl w:ilvl="6" w:tentative="0">
       <w:start w:val="1"/>
       <w:numFmt w:val="decimal"/>
       <w:lvlText w:val="%7."/>
@@ -4630,7 +4341,7 @@
         <w:ind w:left="3337" w:hanging="420"/>
       </w:pPr>
     </w:lvl>
-    <w:lvl w:ilvl="7">
+    <w:lvl w:ilvl="7" w:tentative="0">
       <w:start w:val="1"/>
       <w:numFmt w:val="lowerLetter"/>
       <w:lvlText w:val="%8)"/>
@@ -4639,7 +4350,7 @@
         <w:ind w:left="3757" w:hanging="420"/>
       </w:pPr>
     </w:lvl>
-    <w:lvl w:ilvl="8">
+    <w:lvl w:ilvl="8" w:tentative="0">
       <w:start w:val="1"/>
       <w:numFmt w:val="lowerRoman"/>
       <w:lvlText w:val="%9."/>
@@ -4649,11 +4360,11 @@
       </w:pPr>
     </w:lvl>
   </w:abstractNum>
-  <w:abstractNum w:abstractNumId="4" w15:restartNumberingAfterBreak="0">
+  <w:abstractNum w:abstractNumId="4">
     <w:nsid w:val="4E960A32"/>
     <w:multiLevelType w:val="multilevel"/>
     <w:tmpl w:val="4E960A32"/>
-    <w:lvl w:ilvl="0">
+    <w:lvl w:ilvl="0" w:tentative="0">
       <w:start w:val="1"/>
       <w:numFmt w:val="decimal"/>
       <w:lvlText w:val="%1．"/>
@@ -4665,7 +4376,7 @@
         <w:rFonts w:hint="default"/>
       </w:rPr>
     </w:lvl>
-    <w:lvl w:ilvl="1">
+    <w:lvl w:ilvl="1" w:tentative="0">
       <w:start w:val="1"/>
       <w:numFmt w:val="lowerLetter"/>
       <w:lvlText w:val="%2)"/>
@@ -4674,7 +4385,7 @@
         <w:ind w:left="1260" w:hanging="420"/>
       </w:pPr>
     </w:lvl>
-    <w:lvl w:ilvl="2">
+    <w:lvl w:ilvl="2" w:tentative="0">
       <w:start w:val="1"/>
       <w:numFmt w:val="lowerRoman"/>
       <w:lvlText w:val="%3."/>
@@ -4683,7 +4394,7 @@
         <w:ind w:left="1680" w:hanging="420"/>
       </w:pPr>
     </w:lvl>
-    <w:lvl w:ilvl="3">
+    <w:lvl w:ilvl="3" w:tentative="0">
       <w:start w:val="1"/>
       <w:numFmt w:val="decimal"/>
       <w:lvlText w:val="%4."/>
@@ -4692,7 +4403,7 @@
         <w:ind w:left="2100" w:hanging="420"/>
       </w:pPr>
     </w:lvl>
-    <w:lvl w:ilvl="4">
+    <w:lvl w:ilvl="4" w:tentative="0">
       <w:start w:val="1"/>
       <w:numFmt w:val="lowerLetter"/>
       <w:lvlText w:val="%5)"/>
@@ -4701,7 +4412,7 @@
         <w:ind w:left="2520" w:hanging="420"/>
       </w:pPr>
     </w:lvl>
-    <w:lvl w:ilvl="5">
+    <w:lvl w:ilvl="5" w:tentative="0">
       <w:start w:val="1"/>
       <w:numFmt w:val="lowerRoman"/>
       <w:lvlText w:val="%6."/>
@@ -4710,7 +4421,7 @@
         <w:ind w:left="2940" w:hanging="420"/>
       </w:pPr>
     </w:lvl>
-    <w:lvl w:ilvl="6">
+    <w:lvl w:ilvl="6" w:tentative="0">
       <w:start w:val="1"/>
       <w:numFmt w:val="decimal"/>
       <w:lvlText w:val="%7."/>
@@ -4719,7 +4430,7 @@
         <w:ind w:left="3360" w:hanging="420"/>
       </w:pPr>
     </w:lvl>
-    <w:lvl w:ilvl="7">
+    <w:lvl w:ilvl="7" w:tentative="0">
       <w:start w:val="1"/>
       <w:numFmt w:val="lowerLetter"/>
       <w:lvlText w:val="%8)"/>
@@ -4728,7 +4439,7 @@
         <w:ind w:left="3780" w:hanging="420"/>
       </w:pPr>
     </w:lvl>
-    <w:lvl w:ilvl="8">
+    <w:lvl w:ilvl="8" w:tentative="0">
       <w:start w:val="1"/>
       <w:numFmt w:val="lowerRoman"/>
       <w:lvlText w:val="%9."/>
@@ -4738,11 +4449,11 @@
       </w:pPr>
     </w:lvl>
   </w:abstractNum>
-  <w:abstractNum w:abstractNumId="5" w15:restartNumberingAfterBreak="0">
+  <w:abstractNum w:abstractNumId="5">
     <w:nsid w:val="57E815C6"/>
     <w:multiLevelType w:val="multilevel"/>
     <w:tmpl w:val="57E815C6"/>
-    <w:lvl w:ilvl="0">
+    <w:lvl w:ilvl="0" w:tentative="0">
       <w:start w:val="1"/>
       <w:numFmt w:val="decimal"/>
       <w:lvlText w:val="%1."/>
@@ -4751,10 +4462,10 @@
         <w:ind w:left="840" w:hanging="420"/>
       </w:pPr>
       <w:rPr>
-        <w:rFonts w:eastAsia="1）" w:hint="eastAsia"/>
+        <w:rFonts w:hint="eastAsia" w:eastAsia="1）"/>
       </w:rPr>
     </w:lvl>
-    <w:lvl w:ilvl="1">
+    <w:lvl w:ilvl="1" w:tentative="0">
       <w:start w:val="1"/>
       <w:numFmt w:val="lowerLetter"/>
       <w:lvlText w:val="%2)"/>
@@ -4763,7 +4474,7 @@
         <w:ind w:left="1260" w:hanging="420"/>
       </w:pPr>
     </w:lvl>
-    <w:lvl w:ilvl="2">
+    <w:lvl w:ilvl="2" w:tentative="0">
       <w:start w:val="1"/>
       <w:numFmt w:val="lowerRoman"/>
       <w:lvlText w:val="%3."/>
@@ -4772,7 +4483,7 @@
         <w:ind w:left="1680" w:hanging="420"/>
       </w:pPr>
     </w:lvl>
-    <w:lvl w:ilvl="3">
+    <w:lvl w:ilvl="3" w:tentative="0">
       <w:start w:val="1"/>
       <w:numFmt w:val="decimal"/>
       <w:lvlText w:val="%4."/>
@@ -4781,7 +4492,7 @@
         <w:ind w:left="2100" w:hanging="420"/>
       </w:pPr>
     </w:lvl>
-    <w:lvl w:ilvl="4">
+    <w:lvl w:ilvl="4" w:tentative="0">
       <w:start w:val="1"/>
       <w:numFmt w:val="lowerLetter"/>
       <w:lvlText w:val="%5)"/>
@@ -4790,7 +4501,7 @@
         <w:ind w:left="2520" w:hanging="420"/>
       </w:pPr>
     </w:lvl>
-    <w:lvl w:ilvl="5">
+    <w:lvl w:ilvl="5" w:tentative="0">
       <w:start w:val="1"/>
       <w:numFmt w:val="lowerRoman"/>
       <w:lvlText w:val="%6."/>
@@ -4799,7 +4510,7 @@
         <w:ind w:left="2940" w:hanging="420"/>
       </w:pPr>
     </w:lvl>
-    <w:lvl w:ilvl="6">
+    <w:lvl w:ilvl="6" w:tentative="0">
       <w:start w:val="1"/>
       <w:numFmt w:val="decimal"/>
       <w:lvlText w:val="%7."/>
@@ -4808,7 +4519,7 @@
         <w:ind w:left="3360" w:hanging="420"/>
       </w:pPr>
     </w:lvl>
-    <w:lvl w:ilvl="7">
+    <w:lvl w:ilvl="7" w:tentative="0">
       <w:start w:val="1"/>
       <w:numFmt w:val="lowerLetter"/>
       <w:lvlText w:val="%8)"/>
@@ -4817,7 +4528,7 @@
         <w:ind w:left="3780" w:hanging="420"/>
       </w:pPr>
     </w:lvl>
-    <w:lvl w:ilvl="8">
+    <w:lvl w:ilvl="8" w:tentative="0">
       <w:start w:val="1"/>
       <w:numFmt w:val="lowerRoman"/>
       <w:lvlText w:val="%9."/>
@@ -4827,11 +4538,11 @@
       </w:pPr>
     </w:lvl>
   </w:abstractNum>
-  <w:abstractNum w:abstractNumId="6" w15:restartNumberingAfterBreak="0">
+  <w:abstractNum w:abstractNumId="6">
     <w:nsid w:val="66830780"/>
     <w:multiLevelType w:val="multilevel"/>
     <w:tmpl w:val="66830780"/>
-    <w:lvl w:ilvl="0">
+    <w:lvl w:ilvl="0" w:tentative="0">
       <w:start w:val="1"/>
       <w:numFmt w:val="decimal"/>
       <w:lvlText w:val="%1."/>
@@ -4843,7 +4554,7 @@
         <w:rFonts w:hint="eastAsia"/>
       </w:rPr>
     </w:lvl>
-    <w:lvl w:ilvl="1">
+    <w:lvl w:ilvl="1" w:tentative="0">
       <w:start w:val="1"/>
       <w:numFmt w:val="lowerLetter"/>
       <w:lvlText w:val="%2)"/>
@@ -4852,7 +4563,7 @@
         <w:ind w:left="1657" w:hanging="420"/>
       </w:pPr>
     </w:lvl>
-    <w:lvl w:ilvl="2">
+    <w:lvl w:ilvl="2" w:tentative="0">
       <w:start w:val="1"/>
       <w:numFmt w:val="lowerRoman"/>
       <w:lvlText w:val="%3."/>
@@ -4861,7 +4572,7 @@
         <w:ind w:left="2077" w:hanging="420"/>
       </w:pPr>
     </w:lvl>
-    <w:lvl w:ilvl="3">
+    <w:lvl w:ilvl="3" w:tentative="0">
       <w:start w:val="1"/>
       <w:numFmt w:val="decimal"/>
       <w:lvlText w:val="%4."/>
@@ -4870,7 +4581,7 @@
         <w:ind w:left="2497" w:hanging="420"/>
       </w:pPr>
     </w:lvl>
-    <w:lvl w:ilvl="4">
+    <w:lvl w:ilvl="4" w:tentative="0">
       <w:start w:val="1"/>
       <w:numFmt w:val="lowerLetter"/>
       <w:lvlText w:val="%5)"/>
@@ -4879,7 +4590,7 @@
         <w:ind w:left="2917" w:hanging="420"/>
       </w:pPr>
     </w:lvl>
-    <w:lvl w:ilvl="5">
+    <w:lvl w:ilvl="5" w:tentative="0">
       <w:start w:val="1"/>
       <w:numFmt w:val="lowerRoman"/>
       <w:lvlText w:val="%6."/>
@@ -4888,7 +4599,7 @@
         <w:ind w:left="3337" w:hanging="420"/>
       </w:pPr>
     </w:lvl>
-    <w:lvl w:ilvl="6">
+    <w:lvl w:ilvl="6" w:tentative="0">
       <w:start w:val="1"/>
       <w:numFmt w:val="decimal"/>
       <w:lvlText w:val="%7."/>
@@ -4897,7 +4608,7 @@
         <w:ind w:left="3757" w:hanging="420"/>
       </w:pPr>
     </w:lvl>
-    <w:lvl w:ilvl="7">
+    <w:lvl w:ilvl="7" w:tentative="0">
       <w:start w:val="1"/>
       <w:numFmt w:val="lowerLetter"/>
       <w:lvlText w:val="%8)"/>
@@ -4906,7 +4617,7 @@
         <w:ind w:left="4177" w:hanging="420"/>
       </w:pPr>
     </w:lvl>
-    <w:lvl w:ilvl="8">
+    <w:lvl w:ilvl="8" w:tentative="0">
       <w:start w:val="1"/>
       <w:numFmt w:val="lowerRoman"/>
       <w:lvlText w:val="%9."/>
@@ -4916,11 +4627,11 @@
       </w:pPr>
     </w:lvl>
   </w:abstractNum>
-  <w:abstractNum w:abstractNumId="7" w15:restartNumberingAfterBreak="0">
+  <w:abstractNum w:abstractNumId="7">
     <w:nsid w:val="742F01E7"/>
     <w:multiLevelType w:val="multilevel"/>
     <w:tmpl w:val="742F01E7"/>
-    <w:lvl w:ilvl="0">
+    <w:lvl w:ilvl="0" w:tentative="0">
       <w:start w:val="1"/>
       <w:numFmt w:val="decimal"/>
       <w:lvlText w:val="%1."/>
@@ -4932,7 +4643,7 @@
         <w:rFonts w:hint="eastAsia"/>
       </w:rPr>
     </w:lvl>
-    <w:lvl w:ilvl="1">
+    <w:lvl w:ilvl="1" w:tentative="0">
       <w:start w:val="1"/>
       <w:numFmt w:val="lowerLetter"/>
       <w:lvlText w:val="%2)"/>
@@ -4941,7 +4652,7 @@
         <w:ind w:left="1657" w:hanging="420"/>
       </w:pPr>
     </w:lvl>
-    <w:lvl w:ilvl="2">
+    <w:lvl w:ilvl="2" w:tentative="0">
       <w:start w:val="1"/>
       <w:numFmt w:val="lowerRoman"/>
       <w:lvlText w:val="%3."/>
@@ -4950,7 +4661,7 @@
         <w:ind w:left="2077" w:hanging="420"/>
       </w:pPr>
     </w:lvl>
-    <w:lvl w:ilvl="3">
+    <w:lvl w:ilvl="3" w:tentative="0">
       <w:start w:val="1"/>
       <w:numFmt w:val="decimal"/>
       <w:lvlText w:val="%4."/>
@@ -4959,7 +4670,7 @@
         <w:ind w:left="2497" w:hanging="420"/>
       </w:pPr>
     </w:lvl>
-    <w:lvl w:ilvl="4">
+    <w:lvl w:ilvl="4" w:tentative="0">
       <w:start w:val="1"/>
       <w:numFmt w:val="lowerLetter"/>
       <w:lvlText w:val="%5)"/>
@@ -4968,7 +4679,7 @@
         <w:ind w:left="2917" w:hanging="420"/>
       </w:pPr>
     </w:lvl>
-    <w:lvl w:ilvl="5">
+    <w:lvl w:ilvl="5" w:tentative="0">
       <w:start w:val="1"/>
       <w:numFmt w:val="lowerRoman"/>
       <w:lvlText w:val="%6."/>
@@ -4977,7 +4688,7 @@
         <w:ind w:left="3337" w:hanging="420"/>
       </w:pPr>
     </w:lvl>
-    <w:lvl w:ilvl="6">
+    <w:lvl w:ilvl="6" w:tentative="0">
       <w:start w:val="1"/>
       <w:numFmt w:val="decimal"/>
       <w:lvlText w:val="%7."/>
@@ -4986,7 +4697,7 @@
         <w:ind w:left="3757" w:hanging="420"/>
       </w:pPr>
     </w:lvl>
-    <w:lvl w:ilvl="7">
+    <w:lvl w:ilvl="7" w:tentative="0">
       <w:start w:val="1"/>
       <w:numFmt w:val="lowerLetter"/>
       <w:lvlText w:val="%8)"/>
@@ -4995,7 +4706,7 @@
         <w:ind w:left="4177" w:hanging="420"/>
       </w:pPr>
     </w:lvl>
-    <w:lvl w:ilvl="8">
+    <w:lvl w:ilvl="8" w:tentative="0">
       <w:start w:val="1"/>
       <w:numFmt w:val="lowerRoman"/>
       <w:lvlText w:val="%9."/>
@@ -5033,329 +4744,296 @@
 </file>
 
 <file path=word/styles.xml><?xml version="1.0" encoding="utf-8"?>
-<w:styles xmlns:mc="http://schemas.openxmlformats.org/markup-compatibility/2006" xmlns:r="http://schemas.openxmlformats.org/officeDocument/2006/relationships" xmlns:w="http://schemas.openxmlformats.org/wordprocessingml/2006/main" xmlns:w14="http://schemas.microsoft.com/office/word/2010/wordml" xmlns:w15="http://schemas.microsoft.com/office/word/2012/wordml" xmlns:w16se="http://schemas.microsoft.com/office/word/2015/wordml/symex" mc:Ignorable="w14 w15 w16se">
+<w:styles xmlns:mc="http://schemas.openxmlformats.org/markup-compatibility/2006" xmlns:o="urn:schemas-microsoft-com:office:office" xmlns:r="http://schemas.openxmlformats.org/officeDocument/2006/relationships" xmlns:m="http://schemas.openxmlformats.org/officeDocument/2006/math" xmlns:v="urn:schemas-microsoft-com:vml" xmlns:w="http://schemas.openxmlformats.org/wordprocessingml/2006/main" xmlns:w14="http://schemas.microsoft.com/office/word/2010/wordml" xmlns:w10="urn:schemas-microsoft-com:office:word" xmlns:sl="http://schemas.openxmlformats.org/schemaLibrary/2006/main" xmlns:wpsCustomData="http://www.wps.cn/officeDocument/2013/wpsCustomData" mc:Ignorable="w14">
   <w:docDefaults>
     <w:rPrDefault>
       <w:rPr>
-        <w:rFonts w:asciiTheme="minorHAnsi" w:eastAsiaTheme="minorEastAsia" w:hAnsiTheme="minorHAnsi" w:cstheme="minorBidi"/>
-        <w:lang w:val="en-US" w:eastAsia="zh-CN" w:bidi="ar-SA"/>
+        <w:rFonts w:ascii="Times New Roman" w:hAnsi="Times New Roman" w:eastAsia="宋体" w:cs="Times New Roman"/>
       </w:rPr>
     </w:rPrDefault>
     <w:pPrDefault/>
   </w:docDefaults>
-  <w:latentStyles w:defLockedState="0" w:defUIPriority="0" w:defSemiHidden="0" w:defUnhideWhenUsed="0" w:defQFormat="0" w:count="371">
-    <w:lsdException w:name="Normal" w:qFormat="1"/>
-    <w:lsdException w:name="heading 1" w:qFormat="1"/>
-    <w:lsdException w:name="heading 2" w:semiHidden="1" w:unhideWhenUsed="1" w:qFormat="1"/>
-    <w:lsdException w:name="heading 3" w:semiHidden="1" w:unhideWhenUsed="1" w:qFormat="1"/>
-    <w:lsdException w:name="heading 4" w:semiHidden="1" w:unhideWhenUsed="1" w:qFormat="1"/>
-    <w:lsdException w:name="heading 5" w:semiHidden="1" w:unhideWhenUsed="1" w:qFormat="1"/>
-    <w:lsdException w:name="heading 6" w:semiHidden="1" w:unhideWhenUsed="1" w:qFormat="1"/>
-    <w:lsdException w:name="heading 7" w:semiHidden="1" w:unhideWhenUsed="1" w:qFormat="1"/>
-    <w:lsdException w:name="heading 8" w:semiHidden="1" w:unhideWhenUsed="1" w:qFormat="1"/>
-    <w:lsdException w:name="heading 9" w:semiHidden="1" w:unhideWhenUsed="1" w:qFormat="1"/>
-    <w:lsdException w:name="caption" w:semiHidden="1" w:unhideWhenUsed="1" w:qFormat="1"/>
-    <w:lsdException w:name="Title" w:qFormat="1"/>
-    <w:lsdException w:name="Default Paragraph Font" w:semiHidden="1" w:qFormat="1"/>
-    <w:lsdException w:name="Subtitle" w:qFormat="1"/>
-    <w:lsdException w:name="Hyperlink" w:uiPriority="99"/>
-    <w:lsdException w:name="Strong" w:uiPriority="22" w:qFormat="1"/>
-    <w:lsdException w:name="Emphasis" w:qFormat="1"/>
-    <w:lsdException w:name="HTML Top of Form" w:semiHidden="1" w:uiPriority="99" w:unhideWhenUsed="1"/>
-    <w:lsdException w:name="HTML Bottom of Form" w:semiHidden="1" w:uiPriority="99" w:unhideWhenUsed="1"/>
-    <w:lsdException w:name="Normal Table" w:semiHidden="1" w:unhideWhenUsed="1" w:qFormat="1"/>
-    <w:lsdException w:name="No List" w:semiHidden="1" w:uiPriority="99" w:unhideWhenUsed="1"/>
-    <w:lsdException w:name="Outline List 1" w:semiHidden="1" w:uiPriority="99" w:unhideWhenUsed="1"/>
-    <w:lsdException w:name="Outline List 2" w:semiHidden="1" w:uiPriority="99" w:unhideWhenUsed="1"/>
-    <w:lsdException w:name="Outline List 3" w:semiHidden="1" w:uiPriority="99" w:unhideWhenUsed="1"/>
-    <w:lsdException w:name="Table Simple 1" w:semiHidden="1" w:unhideWhenUsed="1"/>
-    <w:lsdException w:name="Table Simple 2" w:semiHidden="1" w:unhideWhenUsed="1"/>
-    <w:lsdException w:name="Table Simple 3" w:semiHidden="1" w:unhideWhenUsed="1"/>
-    <w:lsdException w:name="Table Classic 1" w:semiHidden="1" w:unhideWhenUsed="1"/>
-    <w:lsdException w:name="Table Classic 2" w:semiHidden="1" w:unhideWhenUsed="1"/>
-    <w:lsdException w:name="Table Classic 3" w:semiHidden="1" w:unhideWhenUsed="1"/>
-    <w:lsdException w:name="Table Classic 4" w:semiHidden="1" w:unhideWhenUsed="1"/>
-    <w:lsdException w:name="Table Colorful 1" w:semiHidden="1" w:unhideWhenUsed="1"/>
-    <w:lsdException w:name="Table Colorful 2" w:semiHidden="1" w:unhideWhenUsed="1"/>
-    <w:lsdException w:name="Table Colorful 3" w:semiHidden="1" w:unhideWhenUsed="1"/>
-    <w:lsdException w:name="Table Columns 1" w:semiHidden="1" w:unhideWhenUsed="1"/>
-    <w:lsdException w:name="Table Columns 2" w:semiHidden="1" w:unhideWhenUsed="1"/>
-    <w:lsdException w:name="Table Columns 3" w:semiHidden="1" w:unhideWhenUsed="1"/>
-    <w:lsdException w:name="Table Columns 4" w:semiHidden="1" w:unhideWhenUsed="1"/>
-    <w:lsdException w:name="Table Columns 5" w:semiHidden="1" w:unhideWhenUsed="1"/>
-    <w:lsdException w:name="Table Grid 1" w:semiHidden="1" w:unhideWhenUsed="1"/>
-    <w:lsdException w:name="Table Grid 2" w:semiHidden="1" w:unhideWhenUsed="1"/>
-    <w:lsdException w:name="Table Grid 3" w:semiHidden="1" w:unhideWhenUsed="1"/>
-    <w:lsdException w:name="Table Grid 4" w:semiHidden="1" w:unhideWhenUsed="1"/>
-    <w:lsdException w:name="Table Grid 5" w:semiHidden="1" w:unhideWhenUsed="1"/>
-    <w:lsdException w:name="Table Grid 6" w:semiHidden="1" w:unhideWhenUsed="1"/>
-    <w:lsdException w:name="Table Grid 7" w:semiHidden="1" w:unhideWhenUsed="1"/>
-    <w:lsdException w:name="Table Grid 8" w:semiHidden="1" w:unhideWhenUsed="1"/>
-    <w:lsdException w:name="Table List 1" w:semiHidden="1" w:unhideWhenUsed="1"/>
-    <w:lsdException w:name="Table List 2" w:semiHidden="1" w:unhideWhenUsed="1"/>
-    <w:lsdException w:name="Table List 3" w:semiHidden="1" w:unhideWhenUsed="1"/>
-    <w:lsdException w:name="Table List 4" w:semiHidden="1" w:unhideWhenUsed="1"/>
-    <w:lsdException w:name="Table List 5" w:semiHidden="1" w:unhideWhenUsed="1"/>
-    <w:lsdException w:name="Table List 6" w:semiHidden="1" w:unhideWhenUsed="1"/>
-    <w:lsdException w:name="Table List 7" w:semiHidden="1" w:unhideWhenUsed="1"/>
-    <w:lsdException w:name="Table List 8" w:semiHidden="1" w:unhideWhenUsed="1"/>
-    <w:lsdException w:name="Table 3D effects 1" w:semiHidden="1" w:unhideWhenUsed="1"/>
-    <w:lsdException w:name="Table 3D effects 2" w:semiHidden="1" w:unhideWhenUsed="1"/>
-    <w:lsdException w:name="Table 3D effects 3" w:semiHidden="1" w:unhideWhenUsed="1"/>
-    <w:lsdException w:name="Table Contemporary" w:semiHidden="1" w:unhideWhenUsed="1"/>
-    <w:lsdException w:name="Table Elegant" w:semiHidden="1" w:unhideWhenUsed="1"/>
-    <w:lsdException w:name="Table Professional" w:semiHidden="1" w:unhideWhenUsed="1"/>
-    <w:lsdException w:name="Table Subtle 1" w:semiHidden="1" w:unhideWhenUsed="1"/>
-    <w:lsdException w:name="Table Subtle 2" w:semiHidden="1" w:unhideWhenUsed="1"/>
-    <w:lsdException w:name="Table Web 1" w:semiHidden="1" w:unhideWhenUsed="1"/>
-    <w:lsdException w:name="Table Web 2" w:semiHidden="1" w:unhideWhenUsed="1"/>
-    <w:lsdException w:name="Table Web 3" w:semiHidden="1" w:unhideWhenUsed="1"/>
-    <w:lsdException w:name="Table Grid" w:semiHidden="1" w:unhideWhenUsed="1"/>
-    <w:lsdException w:name="Table Theme" w:semiHidden="1" w:unhideWhenUsed="1"/>
-    <w:lsdException w:name="Placeholder Text" w:semiHidden="1" w:uiPriority="99"/>
-    <w:lsdException w:name="No Spacing" w:uiPriority="99"/>
-    <w:lsdException w:name="Light Shading" w:uiPriority="60"/>
-    <w:lsdException w:name="Light List" w:uiPriority="61"/>
-    <w:lsdException w:name="Light Grid" w:uiPriority="62"/>
-    <w:lsdException w:name="Medium Shading 1" w:uiPriority="63"/>
-    <w:lsdException w:name="Medium Shading 2" w:uiPriority="64"/>
-    <w:lsdException w:name="Medium List 1" w:uiPriority="65"/>
-    <w:lsdException w:name="Medium List 2" w:uiPriority="66"/>
-    <w:lsdException w:name="Medium Grid 1" w:uiPriority="67"/>
-    <w:lsdException w:name="Medium Grid 2" w:uiPriority="68"/>
-    <w:lsdException w:name="Medium Grid 3" w:uiPriority="69"/>
-    <w:lsdException w:name="Dark List" w:uiPriority="70"/>
-    <w:lsdException w:name="Colorful Shading" w:uiPriority="71"/>
-    <w:lsdException w:name="Colorful List" w:uiPriority="72"/>
-    <w:lsdException w:name="Colorful Grid" w:uiPriority="73"/>
-    <w:lsdException w:name="Light Shading Accent 1" w:uiPriority="60"/>
-    <w:lsdException w:name="Light List Accent 1" w:uiPriority="61"/>
-    <w:lsdException w:name="Light Grid Accent 1" w:uiPriority="62"/>
-    <w:lsdException w:name="Medium Shading 1 Accent 1" w:uiPriority="63"/>
-    <w:lsdException w:name="Medium Shading 2 Accent 1" w:uiPriority="64"/>
-    <w:lsdException w:name="Medium List 1 Accent 1" w:uiPriority="65"/>
-    <w:lsdException w:name="Revision" w:semiHidden="1" w:uiPriority="99"/>
-    <w:lsdException w:name="List Paragraph" w:uiPriority="34" w:qFormat="1"/>
-    <w:lsdException w:name="Quote" w:uiPriority="99"/>
-    <w:lsdException w:name="Intense Quote" w:uiPriority="99"/>
-    <w:lsdException w:name="Medium List 2 Accent 1" w:uiPriority="66"/>
-    <w:lsdException w:name="Medium Grid 1 Accent 1" w:uiPriority="67"/>
-    <w:lsdException w:name="Medium Grid 2 Accent 1" w:uiPriority="68"/>
-    <w:lsdException w:name="Medium Grid 3 Accent 1" w:uiPriority="69"/>
-    <w:lsdException w:name="Dark List Accent 1" w:uiPriority="70"/>
-    <w:lsdException w:name="Colorful Shading Accent 1" w:uiPriority="71"/>
-    <w:lsdException w:name="Colorful List Accent 1" w:uiPriority="72"/>
-    <w:lsdException w:name="Colorful Grid Accent 1" w:uiPriority="73"/>
-    <w:lsdException w:name="Light Shading Accent 2" w:uiPriority="60"/>
-    <w:lsdException w:name="Light List Accent 2" w:uiPriority="61"/>
-    <w:lsdException w:name="Light Grid Accent 2" w:uiPriority="62"/>
-    <w:lsdException w:name="Medium Shading 1 Accent 2" w:uiPriority="63"/>
-    <w:lsdException w:name="Medium Shading 2 Accent 2" w:uiPriority="64"/>
-    <w:lsdException w:name="Medium List 1 Accent 2" w:uiPriority="65"/>
-    <w:lsdException w:name="Medium List 2 Accent 2" w:uiPriority="66"/>
-    <w:lsdException w:name="Medium Grid 1 Accent 2" w:uiPriority="67"/>
-    <w:lsdException w:name="Medium Grid 2 Accent 2" w:uiPriority="68"/>
-    <w:lsdException w:name="Medium Grid 3 Accent 2" w:uiPriority="69"/>
-    <w:lsdException w:name="Dark List Accent 2" w:uiPriority="70"/>
-    <w:lsdException w:name="Colorful Shading Accent 2" w:uiPriority="71"/>
-    <w:lsdException w:name="Colorful List Accent 2" w:uiPriority="72"/>
-    <w:lsdException w:name="Colorful Grid Accent 2" w:uiPriority="73"/>
-    <w:lsdException w:name="Light Shading Accent 3" w:uiPriority="60"/>
-    <w:lsdException w:name="Light List Accent 3" w:uiPriority="61"/>
-    <w:lsdException w:name="Light Grid Accent 3" w:uiPriority="62"/>
-    <w:lsdException w:name="Medium Shading 1 Accent 3" w:uiPriority="63"/>
-    <w:lsdException w:name="Medium Shading 2 Accent 3" w:uiPriority="64"/>
-    <w:lsdException w:name="Medium List 1 Accent 3" w:uiPriority="65"/>
-    <w:lsdException w:name="Medium List 2 Accent 3" w:uiPriority="66"/>
-    <w:lsdException w:name="Medium Grid 1 Accent 3" w:uiPriority="67"/>
-    <w:lsdException w:name="Medium Grid 2 Accent 3" w:uiPriority="68"/>
-    <w:lsdException w:name="Medium Grid 3 Accent 3" w:uiPriority="69"/>
-    <w:lsdException w:name="Dark List Accent 3" w:uiPriority="70"/>
-    <w:lsdException w:name="Colorful Shading Accent 3" w:uiPriority="71"/>
-    <w:lsdException w:name="Colorful List Accent 3" w:uiPriority="72"/>
-    <w:lsdException w:name="Colorful Grid Accent 3" w:uiPriority="73"/>
-    <w:lsdException w:name="Light Shading Accent 4" w:uiPriority="60"/>
-    <w:lsdException w:name="Light List Accent 4" w:uiPriority="61"/>
-    <w:lsdException w:name="Light Grid Accent 4" w:uiPriority="62"/>
-    <w:lsdException w:name="Medium Shading 1 Accent 4" w:uiPriority="63"/>
-    <w:lsdException w:name="Medium Shading 2 Accent 4" w:uiPriority="64"/>
-    <w:lsdException w:name="Medium List 1 Accent 4" w:uiPriority="65"/>
-    <w:lsdException w:name="Medium List 2 Accent 4" w:uiPriority="66"/>
-    <w:lsdException w:name="Medium Grid 1 Accent 4" w:uiPriority="67"/>
-    <w:lsdException w:name="Medium Grid 2 Accent 4" w:uiPriority="68"/>
-    <w:lsdException w:name="Medium Grid 3 Accent 4" w:uiPriority="69"/>
-    <w:lsdException w:name="Dark List Accent 4" w:uiPriority="70"/>
-    <w:lsdException w:name="Colorful Shading Accent 4" w:uiPriority="71"/>
-    <w:lsdException w:name="Colorful List Accent 4" w:uiPriority="72"/>
-    <w:lsdException w:name="Colorful Grid Accent 4" w:uiPriority="73"/>
-    <w:lsdException w:name="Light Shading Accent 5" w:uiPriority="60"/>
-    <w:lsdException w:name="Light List Accent 5" w:uiPriority="61"/>
-    <w:lsdException w:name="Light Grid Accent 5" w:uiPriority="62"/>
-    <w:lsdException w:name="Medium Shading 1 Accent 5" w:uiPriority="63"/>
-    <w:lsdException w:name="Medium Shading 2 Accent 5" w:uiPriority="64"/>
-    <w:lsdException w:name="Medium List 1 Accent 5" w:uiPriority="65"/>
-    <w:lsdException w:name="Medium List 2 Accent 5" w:uiPriority="66"/>
-    <w:lsdException w:name="Medium Grid 1 Accent 5" w:uiPriority="67"/>
-    <w:lsdException w:name="Medium Grid 2 Accent 5" w:uiPriority="68"/>
-    <w:lsdException w:name="Medium Grid 3 Accent 5" w:uiPriority="69"/>
-    <w:lsdException w:name="Dark List Accent 5" w:uiPriority="70"/>
-    <w:lsdException w:name="Colorful Shading Accent 5" w:uiPriority="71"/>
-    <w:lsdException w:name="Colorful List Accent 5" w:uiPriority="72"/>
-    <w:lsdException w:name="Colorful Grid Accent 5" w:uiPriority="73"/>
-    <w:lsdException w:name="Light Shading Accent 6" w:uiPriority="60"/>
-    <w:lsdException w:name="Light List Accent 6" w:uiPriority="61"/>
-    <w:lsdException w:name="Light Grid Accent 6" w:uiPriority="62"/>
-    <w:lsdException w:name="Medium Shading 1 Accent 6" w:uiPriority="63"/>
-    <w:lsdException w:name="Medium Shading 2 Accent 6" w:uiPriority="64"/>
-    <w:lsdException w:name="Medium List 1 Accent 6" w:uiPriority="65"/>
-    <w:lsdException w:name="Medium List 2 Accent 6" w:uiPriority="66"/>
-    <w:lsdException w:name="Medium Grid 1 Accent 6" w:uiPriority="67"/>
-    <w:lsdException w:name="Medium Grid 2 Accent 6" w:uiPriority="68"/>
-    <w:lsdException w:name="Medium Grid 3 Accent 6" w:uiPriority="69"/>
-    <w:lsdException w:name="Dark List Accent 6" w:uiPriority="70"/>
-    <w:lsdException w:name="Colorful Shading Accent 6" w:uiPriority="71"/>
-    <w:lsdException w:name="Colorful List Accent 6" w:uiPriority="72"/>
-    <w:lsdException w:name="Colorful Grid Accent 6" w:uiPriority="73"/>
-    <w:lsdException w:name="Subtle Emphasis" w:uiPriority="19" w:qFormat="1"/>
-    <w:lsdException w:name="Intense Emphasis" w:uiPriority="21" w:qFormat="1"/>
-    <w:lsdException w:name="Subtle Reference" w:uiPriority="31" w:qFormat="1"/>
-    <w:lsdException w:name="Intense Reference" w:uiPriority="32" w:qFormat="1"/>
-    <w:lsdException w:name="Book Title" w:uiPriority="33" w:qFormat="1"/>
-    <w:lsdException w:name="Bibliography" w:semiHidden="1" w:uiPriority="37" w:unhideWhenUsed="1"/>
-    <w:lsdException w:name="TOC Heading" w:semiHidden="1" w:uiPriority="39" w:unhideWhenUsed="1" w:qFormat="1"/>
-    <w:lsdException w:name="Plain Table 1" w:uiPriority="41"/>
-    <w:lsdException w:name="Plain Table 2" w:uiPriority="42"/>
-    <w:lsdException w:name="Plain Table 3" w:uiPriority="43"/>
-    <w:lsdException w:name="Plain Table 4" w:uiPriority="44"/>
-    <w:lsdException w:name="Plain Table 5" w:uiPriority="45"/>
-    <w:lsdException w:name="Grid Table Light" w:uiPriority="40"/>
-    <w:lsdException w:name="Grid Table 1 Light" w:uiPriority="46"/>
-    <w:lsdException w:name="Grid Table 2" w:uiPriority="47"/>
-    <w:lsdException w:name="Grid Table 3" w:uiPriority="48"/>
-    <w:lsdException w:name="Grid Table 4" w:uiPriority="49"/>
-    <w:lsdException w:name="Grid Table 5 Dark" w:uiPriority="50"/>
-    <w:lsdException w:name="Grid Table 6 Colorful" w:uiPriority="51"/>
-    <w:lsdException w:name="Grid Table 7 Colorful" w:uiPriority="52"/>
-    <w:lsdException w:name="Grid Table 1 Light Accent 1" w:uiPriority="46"/>
-    <w:lsdException w:name="Grid Table 2 Accent 1" w:uiPriority="47"/>
-    <w:lsdException w:name="Grid Table 3 Accent 1" w:uiPriority="48"/>
-    <w:lsdException w:name="Grid Table 4 Accent 1" w:uiPriority="49"/>
-    <w:lsdException w:name="Grid Table 5 Dark Accent 1" w:uiPriority="50"/>
-    <w:lsdException w:name="Grid Table 6 Colorful Accent 1" w:uiPriority="51"/>
-    <w:lsdException w:name="Grid Table 7 Colorful Accent 1" w:uiPriority="52"/>
-    <w:lsdException w:name="Grid Table 1 Light Accent 2" w:uiPriority="46"/>
-    <w:lsdException w:name="Grid Table 2 Accent 2" w:uiPriority="47"/>
-    <w:lsdException w:name="Grid Table 3 Accent 2" w:uiPriority="48"/>
-    <w:lsdException w:name="Grid Table 4 Accent 2" w:uiPriority="49"/>
-    <w:lsdException w:name="Grid Table 5 Dark Accent 2" w:uiPriority="50"/>
-    <w:lsdException w:name="Grid Table 6 Colorful Accent 2" w:uiPriority="51"/>
-    <w:lsdException w:name="Grid Table 7 Colorful Accent 2" w:uiPriority="52"/>
-    <w:lsdException w:name="Grid Table 1 Light Accent 3" w:uiPriority="46"/>
-    <w:lsdException w:name="Grid Table 2 Accent 3" w:uiPriority="47"/>
-    <w:lsdException w:name="Grid Table 3 Accent 3" w:uiPriority="48"/>
-    <w:lsdException w:name="Grid Table 4 Accent 3" w:uiPriority="49"/>
-    <w:lsdException w:name="Grid Table 5 Dark Accent 3" w:uiPriority="50"/>
-    <w:lsdException w:name="Grid Table 6 Colorful Accent 3" w:uiPriority="51"/>
-    <w:lsdException w:name="Grid Table 7 Colorful Accent 3" w:uiPriority="52"/>
-    <w:lsdException w:name="Grid Table 1 Light Accent 4" w:uiPriority="46"/>
-    <w:lsdException w:name="Grid Table 2 Accent 4" w:uiPriority="47"/>
-    <w:lsdException w:name="Grid Table 3 Accent 4" w:uiPriority="48"/>
-    <w:lsdException w:name="Grid Table 4 Accent 4" w:uiPriority="49"/>
-    <w:lsdException w:name="Grid Table 5 Dark Accent 4" w:uiPriority="50"/>
-    <w:lsdException w:name="Grid Table 6 Colorful Accent 4" w:uiPriority="51"/>
-    <w:lsdException w:name="Grid Table 7 Colorful Accent 4" w:uiPriority="52"/>
-    <w:lsdException w:name="Grid Table 1 Light Accent 5" w:uiPriority="46"/>
-    <w:lsdException w:name="Grid Table 2 Accent 5" w:uiPriority="47"/>
-    <w:lsdException w:name="Grid Table 3 Accent 5" w:uiPriority="48"/>
-    <w:lsdException w:name="Grid Table 4 Accent 5" w:uiPriority="49"/>
-    <w:lsdException w:name="Grid Table 5 Dark Accent 5" w:uiPriority="50"/>
-    <w:lsdException w:name="Grid Table 6 Colorful Accent 5" w:uiPriority="51"/>
-    <w:lsdException w:name="Grid Table 7 Colorful Accent 5" w:uiPriority="52"/>
-    <w:lsdException w:name="Grid Table 1 Light Accent 6" w:uiPriority="46"/>
-    <w:lsdException w:name="Grid Table 2 Accent 6" w:uiPriority="47"/>
-    <w:lsdException w:name="Grid Table 3 Accent 6" w:uiPriority="48"/>
-    <w:lsdException w:name="Grid Table 4 Accent 6" w:uiPriority="49"/>
-    <w:lsdException w:name="Grid Table 5 Dark Accent 6" w:uiPriority="50"/>
-    <w:lsdException w:name="Grid Table 6 Colorful Accent 6" w:uiPriority="51"/>
-    <w:lsdException w:name="Grid Table 7 Colorful Accent 6" w:uiPriority="52"/>
-    <w:lsdException w:name="List Table 1 Light" w:uiPriority="46"/>
-    <w:lsdException w:name="List Table 2" w:uiPriority="47"/>
-    <w:lsdException w:name="List Table 3" w:uiPriority="48"/>
-    <w:lsdException w:name="List Table 4" w:uiPriority="49"/>
-    <w:lsdException w:name="List Table 5 Dark" w:uiPriority="50"/>
-    <w:lsdException w:name="List Table 6 Colorful" w:uiPriority="51"/>
-    <w:lsdException w:name="List Table 7 Colorful" w:uiPriority="52"/>
-    <w:lsdException w:name="List Table 1 Light Accent 1" w:uiPriority="46"/>
-    <w:lsdException w:name="List Table 2 Accent 1" w:uiPriority="47"/>
-    <w:lsdException w:name="List Table 3 Accent 1" w:uiPriority="48"/>
-    <w:lsdException w:name="List Table 4 Accent 1" w:uiPriority="49"/>
-    <w:lsdException w:name="List Table 5 Dark Accent 1" w:uiPriority="50"/>
-    <w:lsdException w:name="List Table 6 Colorful Accent 1" w:uiPriority="51"/>
-    <w:lsdException w:name="List Table 7 Colorful Accent 1" w:uiPriority="52"/>
-    <w:lsdException w:name="List Table 1 Light Accent 2" w:uiPriority="46"/>
-    <w:lsdException w:name="List Table 2 Accent 2" w:uiPriority="47"/>
-    <w:lsdException w:name="List Table 3 Accent 2" w:uiPriority="48"/>
-    <w:lsdException w:name="List Table 4 Accent 2" w:uiPriority="49"/>
-    <w:lsdException w:name="List Table 5 Dark Accent 2" w:uiPriority="50"/>
-    <w:lsdException w:name="List Table 6 Colorful Accent 2" w:uiPriority="51"/>
-    <w:lsdException w:name="List Table 7 Colorful Accent 2" w:uiPriority="52"/>
-    <w:lsdException w:name="List Table 1 Light Accent 3" w:uiPriority="46"/>
-    <w:lsdException w:name="List Table 2 Accent 3" w:uiPriority="47"/>
-    <w:lsdException w:name="List Table 3 Accent 3" w:uiPriority="48"/>
-    <w:lsdException w:name="List Table 4 Accent 3" w:uiPriority="49"/>
-    <w:lsdException w:name="List Table 5 Dark Accent 3" w:uiPriority="50"/>
-    <w:lsdException w:name="List Table 6 Colorful Accent 3" w:uiPriority="51"/>
-    <w:lsdException w:name="List Table 7 Colorful Accent 3" w:uiPriority="52"/>
-    <w:lsdException w:name="List Table 1 Light Accent 4" w:uiPriority="46"/>
-    <w:lsdException w:name="List Table 2 Accent 4" w:uiPriority="47"/>
-    <w:lsdException w:name="List Table 3 Accent 4" w:uiPriority="48"/>
-    <w:lsdException w:name="List Table 4 Accent 4" w:uiPriority="49"/>
-    <w:lsdException w:name="List Table 5 Dark Accent 4" w:uiPriority="50"/>
-    <w:lsdException w:name="List Table 6 Colorful Accent 4" w:uiPriority="51"/>
-    <w:lsdException w:name="List Table 7 Colorful Accent 4" w:uiPriority="52"/>
-    <w:lsdException w:name="List Table 1 Light Accent 5" w:uiPriority="46"/>
-    <w:lsdException w:name="List Table 2 Accent 5" w:uiPriority="47"/>
-    <w:lsdException w:name="List Table 3 Accent 5" w:uiPriority="48"/>
-    <w:lsdException w:name="List Table 4 Accent 5" w:uiPriority="49"/>
-    <w:lsdException w:name="List Table 5 Dark Accent 5" w:uiPriority="50"/>
-    <w:lsdException w:name="List Table 6 Colorful Accent 5" w:uiPriority="51"/>
-    <w:lsdException w:name="List Table 7 Colorful Accent 5" w:uiPriority="52"/>
-    <w:lsdException w:name="List Table 1 Light Accent 6" w:uiPriority="46"/>
-    <w:lsdException w:name="List Table 2 Accent 6" w:uiPriority="47"/>
-    <w:lsdException w:name="List Table 3 Accent 6" w:uiPriority="48"/>
-    <w:lsdException w:name="List Table 4 Accent 6" w:uiPriority="49"/>
-    <w:lsdException w:name="List Table 5 Dark Accent 6" w:uiPriority="50"/>
-    <w:lsdException w:name="List Table 6 Colorful Accent 6" w:uiPriority="51"/>
-    <w:lsdException w:name="List Table 7 Colorful Accent 6" w:uiPriority="52"/>
+  <w:latentStyles w:count="260" w:defQFormat="0" w:defUnhideWhenUsed="1" w:defSemiHidden="1" w:defUIPriority="99" w:defLockedState="0">
+    <w:lsdException w:qFormat="1" w:unhideWhenUsed="0" w:uiPriority="0" w:semiHidden="0" w:name="Normal"/>
+    <w:lsdException w:qFormat="1" w:unhideWhenUsed="0" w:uiPriority="0" w:semiHidden="0" w:name="heading 1"/>
+    <w:lsdException w:qFormat="1" w:uiPriority="0" w:name="heading 2"/>
+    <w:lsdException w:qFormat="1" w:uiPriority="0" w:name="heading 3"/>
+    <w:lsdException w:qFormat="1" w:uiPriority="0" w:name="heading 4"/>
+    <w:lsdException w:qFormat="1" w:uiPriority="0" w:name="heading 5"/>
+    <w:lsdException w:qFormat="1" w:uiPriority="0" w:name="heading 6"/>
+    <w:lsdException w:qFormat="1" w:uiPriority="0" w:name="heading 7"/>
+    <w:lsdException w:qFormat="1" w:uiPriority="0" w:name="heading 8"/>
+    <w:lsdException w:qFormat="1" w:uiPriority="0" w:name="heading 9"/>
+    <w:lsdException w:unhideWhenUsed="0" w:uiPriority="0" w:semiHidden="0" w:name="index 1"/>
+    <w:lsdException w:unhideWhenUsed="0" w:uiPriority="0" w:semiHidden="0" w:name="index 2"/>
+    <w:lsdException w:unhideWhenUsed="0" w:uiPriority="0" w:semiHidden="0" w:name="index 3"/>
+    <w:lsdException w:unhideWhenUsed="0" w:uiPriority="0" w:semiHidden="0" w:name="index 4"/>
+    <w:lsdException w:unhideWhenUsed="0" w:uiPriority="0" w:semiHidden="0" w:name="index 5"/>
+    <w:lsdException w:unhideWhenUsed="0" w:uiPriority="0" w:semiHidden="0" w:name="index 6"/>
+    <w:lsdException w:unhideWhenUsed="0" w:uiPriority="0" w:semiHidden="0" w:name="index 7"/>
+    <w:lsdException w:unhideWhenUsed="0" w:uiPriority="0" w:semiHidden="0" w:name="index 8"/>
+    <w:lsdException w:unhideWhenUsed="0" w:uiPriority="0" w:semiHidden="0" w:name="index 9"/>
+    <w:lsdException w:unhideWhenUsed="0" w:uiPriority="0" w:semiHidden="0" w:name="toc 1"/>
+    <w:lsdException w:unhideWhenUsed="0" w:uiPriority="0" w:semiHidden="0" w:name="toc 2"/>
+    <w:lsdException w:unhideWhenUsed="0" w:uiPriority="0" w:semiHidden="0" w:name="toc 3"/>
+    <w:lsdException w:unhideWhenUsed="0" w:uiPriority="0" w:semiHidden="0" w:name="toc 4"/>
+    <w:lsdException w:unhideWhenUsed="0" w:uiPriority="0" w:semiHidden="0" w:name="toc 5"/>
+    <w:lsdException w:unhideWhenUsed="0" w:uiPriority="0" w:semiHidden="0" w:name="toc 6"/>
+    <w:lsdException w:unhideWhenUsed="0" w:uiPriority="0" w:semiHidden="0" w:name="toc 7"/>
+    <w:lsdException w:unhideWhenUsed="0" w:uiPriority="0" w:semiHidden="0" w:name="toc 8"/>
+    <w:lsdException w:unhideWhenUsed="0" w:uiPriority="0" w:semiHidden="0" w:name="toc 9"/>
+    <w:lsdException w:unhideWhenUsed="0" w:uiPriority="0" w:semiHidden="0" w:name="Normal Indent"/>
+    <w:lsdException w:unhideWhenUsed="0" w:uiPriority="0" w:semiHidden="0" w:name="footnote text"/>
+    <w:lsdException w:unhideWhenUsed="0" w:uiPriority="0" w:semiHidden="0" w:name="annotation text"/>
+    <w:lsdException w:unhideWhenUsed="0" w:uiPriority="0" w:semiHidden="0" w:name="header"/>
+    <w:lsdException w:unhideWhenUsed="0" w:uiPriority="0" w:semiHidden="0" w:name="footer"/>
+    <w:lsdException w:unhideWhenUsed="0" w:uiPriority="0" w:semiHidden="0" w:name="index heading"/>
+    <w:lsdException w:qFormat="1" w:uiPriority="0" w:name="caption"/>
+    <w:lsdException w:unhideWhenUsed="0" w:uiPriority="0" w:semiHidden="0" w:name="table of figures"/>
+    <w:lsdException w:unhideWhenUsed="0" w:uiPriority="0" w:semiHidden="0" w:name="envelope address"/>
+    <w:lsdException w:unhideWhenUsed="0" w:uiPriority="0" w:semiHidden="0" w:name="envelope return"/>
+    <w:lsdException w:unhideWhenUsed="0" w:uiPriority="0" w:semiHidden="0" w:name="footnote reference"/>
+    <w:lsdException w:unhideWhenUsed="0" w:uiPriority="0" w:semiHidden="0" w:name="annotation reference"/>
+    <w:lsdException w:unhideWhenUsed="0" w:uiPriority="0" w:semiHidden="0" w:name="line number"/>
+    <w:lsdException w:unhideWhenUsed="0" w:uiPriority="0" w:semiHidden="0" w:name="page number"/>
+    <w:lsdException w:unhideWhenUsed="0" w:uiPriority="0" w:semiHidden="0" w:name="endnote reference"/>
+    <w:lsdException w:unhideWhenUsed="0" w:uiPriority="0" w:semiHidden="0" w:name="endnote text"/>
+    <w:lsdException w:unhideWhenUsed="0" w:uiPriority="0" w:semiHidden="0" w:name="table of authorities"/>
+    <w:lsdException w:unhideWhenUsed="0" w:uiPriority="0" w:semiHidden="0" w:name="macro"/>
+    <w:lsdException w:unhideWhenUsed="0" w:uiPriority="0" w:semiHidden="0" w:name="toa heading"/>
+    <w:lsdException w:unhideWhenUsed="0" w:uiPriority="0" w:semiHidden="0" w:name="List"/>
+    <w:lsdException w:unhideWhenUsed="0" w:uiPriority="0" w:semiHidden="0" w:name="List Bullet"/>
+    <w:lsdException w:unhideWhenUsed="0" w:uiPriority="0" w:semiHidden="0" w:name="List Number"/>
+    <w:lsdException w:unhideWhenUsed="0" w:uiPriority="0" w:semiHidden="0" w:name="List 2"/>
+    <w:lsdException w:unhideWhenUsed="0" w:uiPriority="0" w:semiHidden="0" w:name="List 3"/>
+    <w:lsdException w:unhideWhenUsed="0" w:uiPriority="0" w:semiHidden="0" w:name="List 4"/>
+    <w:lsdException w:unhideWhenUsed="0" w:uiPriority="0" w:semiHidden="0" w:name="List 5"/>
+    <w:lsdException w:unhideWhenUsed="0" w:uiPriority="0" w:semiHidden="0" w:name="List Bullet 2"/>
+    <w:lsdException w:unhideWhenUsed="0" w:uiPriority="0" w:semiHidden="0" w:name="List Bullet 3"/>
+    <w:lsdException w:unhideWhenUsed="0" w:uiPriority="0" w:semiHidden="0" w:name="List Bullet 4"/>
+    <w:lsdException w:unhideWhenUsed="0" w:uiPriority="0" w:semiHidden="0" w:name="List Bullet 5"/>
+    <w:lsdException w:unhideWhenUsed="0" w:uiPriority="0" w:semiHidden="0" w:name="List Number 2"/>
+    <w:lsdException w:unhideWhenUsed="0" w:uiPriority="0" w:semiHidden="0" w:name="List Number 3"/>
+    <w:lsdException w:unhideWhenUsed="0" w:uiPriority="0" w:semiHidden="0" w:name="List Number 4"/>
+    <w:lsdException w:unhideWhenUsed="0" w:uiPriority="0" w:semiHidden="0" w:name="List Number 5"/>
+    <w:lsdException w:qFormat="1" w:unhideWhenUsed="0" w:uiPriority="0" w:semiHidden="0" w:name="Title"/>
+    <w:lsdException w:unhideWhenUsed="0" w:uiPriority="0" w:semiHidden="0" w:name="Closing"/>
+    <w:lsdException w:unhideWhenUsed="0" w:uiPriority="0" w:semiHidden="0" w:name="Signature"/>
+    <w:lsdException w:qFormat="1" w:uiPriority="1" w:name="Default Paragraph Font"/>
+    <w:lsdException w:unhideWhenUsed="0" w:uiPriority="0" w:semiHidden="0" w:name="Body Text"/>
+    <w:lsdException w:unhideWhenUsed="0" w:uiPriority="0" w:semiHidden="0" w:name="Body Text Indent"/>
+    <w:lsdException w:unhideWhenUsed="0" w:uiPriority="0" w:semiHidden="0" w:name="List Continue"/>
+    <w:lsdException w:unhideWhenUsed="0" w:uiPriority="0" w:semiHidden="0" w:name="List Continue 2"/>
+    <w:lsdException w:unhideWhenUsed="0" w:uiPriority="0" w:semiHidden="0" w:name="List Continue 3"/>
+    <w:lsdException w:unhideWhenUsed="0" w:uiPriority="0" w:semiHidden="0" w:name="List Continue 4"/>
+    <w:lsdException w:unhideWhenUsed="0" w:uiPriority="0" w:semiHidden="0" w:name="List Continue 5"/>
+    <w:lsdException w:unhideWhenUsed="0" w:uiPriority="0" w:semiHidden="0" w:name="Message Header"/>
+    <w:lsdException w:qFormat="1" w:unhideWhenUsed="0" w:uiPriority="0" w:semiHidden="0" w:name="Subtitle"/>
+    <w:lsdException w:unhideWhenUsed="0" w:uiPriority="0" w:semiHidden="0" w:name="Salutation"/>
+    <w:lsdException w:unhideWhenUsed="0" w:uiPriority="0" w:semiHidden="0" w:name="Date"/>
+    <w:lsdException w:unhideWhenUsed="0" w:uiPriority="0" w:semiHidden="0" w:name="Body Text First Indent"/>
+    <w:lsdException w:unhideWhenUsed="0" w:uiPriority="0" w:semiHidden="0" w:name="Body Text First Indent 2"/>
+    <w:lsdException w:unhideWhenUsed="0" w:uiPriority="0" w:semiHidden="0" w:name="Note Heading"/>
+    <w:lsdException w:unhideWhenUsed="0" w:uiPriority="0" w:semiHidden="0" w:name="Body Text 2"/>
+    <w:lsdException w:unhideWhenUsed="0" w:uiPriority="0" w:semiHidden="0" w:name="Body Text 3"/>
+    <w:lsdException w:unhideWhenUsed="0" w:uiPriority="0" w:semiHidden="0" w:name="Body Text Indent 2"/>
+    <w:lsdException w:unhideWhenUsed="0" w:uiPriority="0" w:semiHidden="0" w:name="Body Text Indent 3"/>
+    <w:lsdException w:unhideWhenUsed="0" w:uiPriority="0" w:semiHidden="0" w:name="Block Text"/>
+    <w:lsdException w:uiPriority="99" w:semiHidden="0" w:name="Hyperlink"/>
+    <w:lsdException w:unhideWhenUsed="0" w:uiPriority="0" w:semiHidden="0" w:name="FollowedHyperlink"/>
+    <w:lsdException w:qFormat="1" w:unhideWhenUsed="0" w:uiPriority="22" w:semiHidden="0" w:name="Strong"/>
+    <w:lsdException w:qFormat="1" w:unhideWhenUsed="0" w:uiPriority="0" w:semiHidden="0" w:name="Emphasis"/>
+    <w:lsdException w:unhideWhenUsed="0" w:uiPriority="0" w:semiHidden="0" w:name="Document Map"/>
+    <w:lsdException w:unhideWhenUsed="0" w:uiPriority="0" w:semiHidden="0" w:name="Plain Text"/>
+    <w:lsdException w:unhideWhenUsed="0" w:uiPriority="0" w:semiHidden="0" w:name="E-mail Signature"/>
+    <w:lsdException w:unhideWhenUsed="0" w:uiPriority="0" w:semiHidden="0" w:name="Normal (Web)"/>
+    <w:lsdException w:unhideWhenUsed="0" w:uiPriority="0" w:semiHidden="0" w:name="HTML Acronym"/>
+    <w:lsdException w:unhideWhenUsed="0" w:uiPriority="0" w:semiHidden="0" w:name="HTML Address"/>
+    <w:lsdException w:unhideWhenUsed="0" w:uiPriority="0" w:semiHidden="0" w:name="HTML Cite"/>
+    <w:lsdException w:unhideWhenUsed="0" w:uiPriority="0" w:semiHidden="0" w:name="HTML Code"/>
+    <w:lsdException w:unhideWhenUsed="0" w:uiPriority="0" w:semiHidden="0" w:name="HTML Definition"/>
+    <w:lsdException w:unhideWhenUsed="0" w:uiPriority="0" w:semiHidden="0" w:name="HTML Keyboard"/>
+    <w:lsdException w:unhideWhenUsed="0" w:uiPriority="0" w:semiHidden="0" w:name="HTML Preformatted"/>
+    <w:lsdException w:unhideWhenUsed="0" w:uiPriority="0" w:semiHidden="0" w:name="HTML Sample"/>
+    <w:lsdException w:unhideWhenUsed="0" w:uiPriority="0" w:semiHidden="0" w:name="HTML Typewriter"/>
+    <w:lsdException w:unhideWhenUsed="0" w:uiPriority="0" w:semiHidden="0" w:name="HTML Variable"/>
+    <w:lsdException w:uiPriority="99" w:name="Normal Table"/>
+    <w:lsdException w:unhideWhenUsed="0" w:uiPriority="0" w:semiHidden="0" w:name="annotation subject"/>
+    <w:lsdException w:uiPriority="0" w:name="Table Simple 1"/>
+    <w:lsdException w:uiPriority="0" w:name="Table Simple 2"/>
+    <w:lsdException w:uiPriority="0" w:name="Table Simple 3"/>
+    <w:lsdException w:uiPriority="0" w:name="Table Classic 1"/>
+    <w:lsdException w:uiPriority="0" w:name="Table Classic 2"/>
+    <w:lsdException w:uiPriority="0" w:name="Table Classic 3"/>
+    <w:lsdException w:uiPriority="0" w:name="Table Classic 4"/>
+    <w:lsdException w:uiPriority="0" w:name="Table Colorful 1"/>
+    <w:lsdException w:uiPriority="0" w:name="Table Colorful 2"/>
+    <w:lsdException w:uiPriority="0" w:name="Table Colorful 3"/>
+    <w:lsdException w:uiPriority="0" w:name="Table Columns 1"/>
+    <w:lsdException w:uiPriority="0" w:name="Table Columns 2"/>
+    <w:lsdException w:uiPriority="0" w:name="Table Columns 3"/>
+    <w:lsdException w:uiPriority="0" w:name="Table Columns 4"/>
+    <w:lsdException w:uiPriority="0" w:name="Table Columns 5"/>
+    <w:lsdException w:uiPriority="0" w:name="Table Grid 1"/>
+    <w:lsdException w:uiPriority="0" w:name="Table Grid 2"/>
+    <w:lsdException w:uiPriority="0" w:name="Table Grid 3"/>
+    <w:lsdException w:uiPriority="0" w:name="Table Grid 4"/>
+    <w:lsdException w:uiPriority="0" w:name="Table Grid 5"/>
+    <w:lsdException w:uiPriority="0" w:name="Table Grid 6"/>
+    <w:lsdException w:uiPriority="0" w:name="Table Grid 7"/>
+    <w:lsdException w:uiPriority="0" w:name="Table Grid 8"/>
+    <w:lsdException w:uiPriority="0" w:name="Table List 1"/>
+    <w:lsdException w:uiPriority="0" w:name="Table List 2"/>
+    <w:lsdException w:uiPriority="0" w:name="Table List 3"/>
+    <w:lsdException w:uiPriority="0" w:name="Table List 4"/>
+    <w:lsdException w:uiPriority="0" w:name="Table List 5"/>
+    <w:lsdException w:uiPriority="0" w:name="Table List 6"/>
+    <w:lsdException w:uiPriority="0" w:name="Table List 7"/>
+    <w:lsdException w:uiPriority="0" w:name="Table List 8"/>
+    <w:lsdException w:uiPriority="0" w:name="Table 3D effects 1"/>
+    <w:lsdException w:uiPriority="0" w:name="Table 3D effects 2"/>
+    <w:lsdException w:uiPriority="0" w:name="Table 3D effects 3"/>
+    <w:lsdException w:uiPriority="0" w:name="Table Contemporary"/>
+    <w:lsdException w:uiPriority="0" w:name="Table Elegant"/>
+    <w:lsdException w:uiPriority="0" w:name="Table Professional"/>
+    <w:lsdException w:uiPriority="0" w:name="Table Subtle 1"/>
+    <w:lsdException w:uiPriority="0" w:name="Table Subtle 2"/>
+    <w:lsdException w:uiPriority="0" w:name="Table Web 1"/>
+    <w:lsdException w:uiPriority="0" w:name="Table Web 2"/>
+    <w:lsdException w:uiPriority="0" w:name="Table Web 3"/>
+    <w:lsdException w:unhideWhenUsed="0" w:uiPriority="0" w:semiHidden="0" w:name="Balloon Text"/>
+    <w:lsdException w:uiPriority="0" w:name="Table Grid"/>
+    <w:lsdException w:uiPriority="0" w:name="Table Theme"/>
+    <w:lsdException w:unhideWhenUsed="0" w:uiPriority="60" w:semiHidden="0" w:name="Light Shading"/>
+    <w:lsdException w:unhideWhenUsed="0" w:uiPriority="61" w:semiHidden="0" w:name="Light List"/>
+    <w:lsdException w:unhideWhenUsed="0" w:uiPriority="62" w:semiHidden="0" w:name="Light Grid"/>
+    <w:lsdException w:unhideWhenUsed="0" w:uiPriority="63" w:semiHidden="0" w:name="Medium Shading 1"/>
+    <w:lsdException w:unhideWhenUsed="0" w:uiPriority="64" w:semiHidden="0" w:name="Medium Shading 2"/>
+    <w:lsdException w:unhideWhenUsed="0" w:uiPriority="65" w:semiHidden="0" w:name="Medium List 1"/>
+    <w:lsdException w:unhideWhenUsed="0" w:uiPriority="66" w:semiHidden="0" w:name="Medium List 2"/>
+    <w:lsdException w:unhideWhenUsed="0" w:uiPriority="67" w:semiHidden="0" w:name="Medium Grid 1"/>
+    <w:lsdException w:unhideWhenUsed="0" w:uiPriority="68" w:semiHidden="0" w:name="Medium Grid 2"/>
+    <w:lsdException w:unhideWhenUsed="0" w:uiPriority="69" w:semiHidden="0" w:name="Medium Grid 3"/>
+    <w:lsdException w:unhideWhenUsed="0" w:uiPriority="70" w:semiHidden="0" w:name="Dark List"/>
+    <w:lsdException w:unhideWhenUsed="0" w:uiPriority="71" w:semiHidden="0" w:name="Colorful Shading"/>
+    <w:lsdException w:unhideWhenUsed="0" w:uiPriority="72" w:semiHidden="0" w:name="Colorful List"/>
+    <w:lsdException w:unhideWhenUsed="0" w:uiPriority="73" w:semiHidden="0" w:name="Colorful Grid"/>
+    <w:lsdException w:unhideWhenUsed="0" w:uiPriority="60" w:semiHidden="0" w:name="Light Shading Accent 1"/>
+    <w:lsdException w:unhideWhenUsed="0" w:uiPriority="61" w:semiHidden="0" w:name="Light List Accent 1"/>
+    <w:lsdException w:unhideWhenUsed="0" w:uiPriority="62" w:semiHidden="0" w:name="Light Grid Accent 1"/>
+    <w:lsdException w:unhideWhenUsed="0" w:uiPriority="63" w:semiHidden="0" w:name="Medium Shading 1 Accent 1"/>
+    <w:lsdException w:unhideWhenUsed="0" w:uiPriority="64" w:semiHidden="0" w:name="Medium Shading 2 Accent 1"/>
+    <w:lsdException w:unhideWhenUsed="0" w:uiPriority="65" w:semiHidden="0" w:name="Medium List 1 Accent 1"/>
+    <w:lsdException w:qFormat="1" w:unhideWhenUsed="0" w:uiPriority="34" w:semiHidden="0" w:name="List Paragraph"/>
+    <w:lsdException w:unhideWhenUsed="0" w:uiPriority="66" w:semiHidden="0" w:name="Medium List 2 Accent 1"/>
+    <w:lsdException w:unhideWhenUsed="0" w:uiPriority="67" w:semiHidden="0" w:name="Medium Grid 1 Accent 1"/>
+    <w:lsdException w:unhideWhenUsed="0" w:uiPriority="68" w:semiHidden="0" w:name="Medium Grid 2 Accent 1"/>
+    <w:lsdException w:unhideWhenUsed="0" w:uiPriority="69" w:semiHidden="0" w:name="Medium Grid 3 Accent 1"/>
+    <w:lsdException w:unhideWhenUsed="0" w:uiPriority="70" w:semiHidden="0" w:name="Dark List Accent 1"/>
+    <w:lsdException w:unhideWhenUsed="0" w:uiPriority="71" w:semiHidden="0" w:name="Colorful Shading Accent 1"/>
+    <w:lsdException w:unhideWhenUsed="0" w:uiPriority="72" w:semiHidden="0" w:name="Colorful List Accent 1"/>
+    <w:lsdException w:unhideWhenUsed="0" w:uiPriority="73" w:semiHidden="0" w:name="Colorful Grid Accent 1"/>
+    <w:lsdException w:unhideWhenUsed="0" w:uiPriority="60" w:semiHidden="0" w:name="Light Shading Accent 2"/>
+    <w:lsdException w:unhideWhenUsed="0" w:uiPriority="61" w:semiHidden="0" w:name="Light List Accent 2"/>
+    <w:lsdException w:unhideWhenUsed="0" w:uiPriority="62" w:semiHidden="0" w:name="Light Grid Accent 2"/>
+    <w:lsdException w:unhideWhenUsed="0" w:uiPriority="63" w:semiHidden="0" w:name="Medium Shading 1 Accent 2"/>
+    <w:lsdException w:unhideWhenUsed="0" w:uiPriority="64" w:semiHidden="0" w:name="Medium Shading 2 Accent 2"/>
+    <w:lsdException w:unhideWhenUsed="0" w:uiPriority="65" w:semiHidden="0" w:name="Medium List 1 Accent 2"/>
+    <w:lsdException w:unhideWhenUsed="0" w:uiPriority="66" w:semiHidden="0" w:name="Medium List 2 Accent 2"/>
+    <w:lsdException w:unhideWhenUsed="0" w:uiPriority="67" w:semiHidden="0" w:name="Medium Grid 1 Accent 2"/>
+    <w:lsdException w:unhideWhenUsed="0" w:uiPriority="68" w:semiHidden="0" w:name="Medium Grid 2 Accent 2"/>
+    <w:lsdException w:unhideWhenUsed="0" w:uiPriority="69" w:semiHidden="0" w:name="Medium Grid 3 Accent 2"/>
+    <w:lsdException w:unhideWhenUsed="0" w:uiPriority="70" w:semiHidden="0" w:name="Dark List Accent 2"/>
+    <w:lsdException w:unhideWhenUsed="0" w:uiPriority="71" w:semiHidden="0" w:name="Colorful Shading Accent 2"/>
+    <w:lsdException w:unhideWhenUsed="0" w:uiPriority="72" w:semiHidden="0" w:name="Colorful List Accent 2"/>
+    <w:lsdException w:unhideWhenUsed="0" w:uiPriority="73" w:semiHidden="0" w:name="Colorful Grid Accent 2"/>
+    <w:lsdException w:unhideWhenUsed="0" w:uiPriority="60" w:semiHidden="0" w:name="Light Shading Accent 3"/>
+    <w:lsdException w:unhideWhenUsed="0" w:uiPriority="61" w:semiHidden="0" w:name="Light List Accent 3"/>
+    <w:lsdException w:unhideWhenUsed="0" w:uiPriority="62" w:semiHidden="0" w:name="Light Grid Accent 3"/>
+    <w:lsdException w:unhideWhenUsed="0" w:uiPriority="63" w:semiHidden="0" w:name="Medium Shading 1 Accent 3"/>
+    <w:lsdException w:unhideWhenUsed="0" w:uiPriority="64" w:semiHidden="0" w:name="Medium Shading 2 Accent 3"/>
+    <w:lsdException w:unhideWhenUsed="0" w:uiPriority="65" w:semiHidden="0" w:name="Medium List 1 Accent 3"/>
+    <w:lsdException w:unhideWhenUsed="0" w:uiPriority="66" w:semiHidden="0" w:name="Medium List 2 Accent 3"/>
+    <w:lsdException w:unhideWhenUsed="0" w:uiPriority="67" w:semiHidden="0" w:name="Medium Grid 1 Accent 3"/>
+    <w:lsdException w:unhideWhenUsed="0" w:uiPriority="68" w:semiHidden="0" w:name="Medium Grid 2 Accent 3"/>
+    <w:lsdException w:unhideWhenUsed="0" w:uiPriority="69" w:semiHidden="0" w:name="Medium Grid 3 Accent 3"/>
+    <w:lsdException w:unhideWhenUsed="0" w:uiPriority="70" w:semiHidden="0" w:name="Dark List Accent 3"/>
+    <w:lsdException w:unhideWhenUsed="0" w:uiPriority="71" w:semiHidden="0" w:name="Colorful Shading Accent 3"/>
+    <w:lsdException w:unhideWhenUsed="0" w:uiPriority="72" w:semiHidden="0" w:name="Colorful List Accent 3"/>
+    <w:lsdException w:unhideWhenUsed="0" w:uiPriority="73" w:semiHidden="0" w:name="Colorful Grid Accent 3"/>
+    <w:lsdException w:unhideWhenUsed="0" w:uiPriority="60" w:semiHidden="0" w:name="Light Shading Accent 4"/>
+    <w:lsdException w:unhideWhenUsed="0" w:uiPriority="61" w:semiHidden="0" w:name="Light List Accent 4"/>
+    <w:lsdException w:unhideWhenUsed="0" w:uiPriority="62" w:semiHidden="0" w:name="Light Grid Accent 4"/>
+    <w:lsdException w:unhideWhenUsed="0" w:uiPriority="63" w:semiHidden="0" w:name="Medium Shading 1 Accent 4"/>
+    <w:lsdException w:unhideWhenUsed="0" w:uiPriority="64" w:semiHidden="0" w:name="Medium Shading 2 Accent 4"/>
+    <w:lsdException w:unhideWhenUsed="0" w:uiPriority="65" w:semiHidden="0" w:name="Medium List 1 Accent 4"/>
+    <w:lsdException w:unhideWhenUsed="0" w:uiPriority="66" w:semiHidden="0" w:name="Medium List 2 Accent 4"/>
+    <w:lsdException w:unhideWhenUsed="0" w:uiPriority="67" w:semiHidden="0" w:name="Medium Grid 1 Accent 4"/>
+    <w:lsdException w:unhideWhenUsed="0" w:uiPriority="68" w:semiHidden="0" w:name="Medium Grid 2 Accent 4"/>
+    <w:lsdException w:unhideWhenUsed="0" w:uiPriority="69" w:semiHidden="0" w:name="Medium Grid 3 Accent 4"/>
+    <w:lsdException w:unhideWhenUsed="0" w:uiPriority="70" w:semiHidden="0" w:name="Dark List Accent 4"/>
+    <w:lsdException w:unhideWhenUsed="0" w:uiPriority="71" w:semiHidden="0" w:name="Colorful Shading Accent 4"/>
+    <w:lsdException w:unhideWhenUsed="0" w:uiPriority="72" w:semiHidden="0" w:name="Colorful List Accent 4"/>
+    <w:lsdException w:unhideWhenUsed="0" w:uiPriority="73" w:semiHidden="0" w:name="Colorful Grid Accent 4"/>
+    <w:lsdException w:unhideWhenUsed="0" w:uiPriority="60" w:semiHidden="0" w:name="Light Shading Accent 5"/>
+    <w:lsdException w:unhideWhenUsed="0" w:uiPriority="61" w:semiHidden="0" w:name="Light List Accent 5"/>
+    <w:lsdException w:unhideWhenUsed="0" w:uiPriority="62" w:semiHidden="0" w:name="Light Grid Accent 5"/>
+    <w:lsdException w:unhideWhenUsed="0" w:uiPriority="63" w:semiHidden="0" w:name="Medium Shading 1 Accent 5"/>
+    <w:lsdException w:unhideWhenUsed="0" w:uiPriority="64" w:semiHidden="0" w:name="Medium Shading 2 Accent 5"/>
+    <w:lsdException w:unhideWhenUsed="0" w:uiPriority="65" w:semiHidden="0" w:name="Medium List 1 Accent 5"/>
+    <w:lsdException w:unhideWhenUsed="0" w:uiPriority="66" w:semiHidden="0" w:name="Medium List 2 Accent 5"/>
+    <w:lsdException w:unhideWhenUsed="0" w:uiPriority="67" w:semiHidden="0" w:name="Medium Grid 1 Accent 5"/>
+    <w:lsdException w:unhideWhenUsed="0" w:uiPriority="68" w:semiHidden="0" w:name="Medium Grid 2 Accent 5"/>
+    <w:lsdException w:unhideWhenUsed="0" w:uiPriority="69" w:semiHidden="0" w:name="Medium Grid 3 Accent 5"/>
+    <w:lsdException w:unhideWhenUsed="0" w:uiPriority="70" w:semiHidden="0" w:name="Dark List Accent 5"/>
+    <w:lsdException w:unhideWhenUsed="0" w:uiPriority="71" w:semiHidden="0" w:name="Colorful Shading Accent 5"/>
+    <w:lsdException w:unhideWhenUsed="0" w:uiPriority="72" w:semiHidden="0" w:name="Colorful List Accent 5"/>
+    <w:lsdException w:unhideWhenUsed="0" w:uiPriority="73" w:semiHidden="0" w:name="Colorful Grid Accent 5"/>
+    <w:lsdException w:unhideWhenUsed="0" w:uiPriority="60" w:semiHidden="0" w:name="Light Shading Accent 6"/>
+    <w:lsdException w:unhideWhenUsed="0" w:uiPriority="61" w:semiHidden="0" w:name="Light List Accent 6"/>
+    <w:lsdException w:unhideWhenUsed="0" w:uiPriority="62" w:semiHidden="0" w:name="Light Grid Accent 6"/>
+    <w:lsdException w:unhideWhenUsed="0" w:uiPriority="63" w:semiHidden="0" w:name="Medium Shading 1 Accent 6"/>
+    <w:lsdException w:unhideWhenUsed="0" w:uiPriority="64" w:semiHidden="0" w:name="Medium Shading 2 Accent 6"/>
+    <w:lsdException w:unhideWhenUsed="0" w:uiPriority="65" w:semiHidden="0" w:name="Medium List 1 Accent 6"/>
+    <w:lsdException w:unhideWhenUsed="0" w:uiPriority="66" w:semiHidden="0" w:name="Medium List 2 Accent 6"/>
+    <w:lsdException w:unhideWhenUsed="0" w:uiPriority="67" w:semiHidden="0" w:name="Medium Grid 1 Accent 6"/>
+    <w:lsdException w:unhideWhenUsed="0" w:uiPriority="68" w:semiHidden="0" w:name="Medium Grid 2 Accent 6"/>
+    <w:lsdException w:unhideWhenUsed="0" w:uiPriority="69" w:semiHidden="0" w:name="Medium Grid 3 Accent 6"/>
+    <w:lsdException w:unhideWhenUsed="0" w:uiPriority="70" w:semiHidden="0" w:name="Dark List Accent 6"/>
+    <w:lsdException w:unhideWhenUsed="0" w:uiPriority="71" w:semiHidden="0" w:name="Colorful Shading Accent 6"/>
+    <w:lsdException w:unhideWhenUsed="0" w:uiPriority="72" w:semiHidden="0" w:name="Colorful List Accent 6"/>
+    <w:lsdException w:unhideWhenUsed="0" w:uiPriority="73" w:semiHidden="0" w:name="Colorful Grid Accent 6"/>
   </w:latentStyles>
-  <w:style w:type="paragraph" w:default="1" w:styleId="a">
+  <w:style w:type="paragraph" w:default="1" w:styleId="1">
     <w:name w:val="Normal"/>
     <w:autoRedefine/>
     <w:qFormat/>
+    <w:uiPriority w:val="0"/>
     <w:pPr>
       <w:widowControl w:val="0"/>
       <w:jc w:val="both"/>
     </w:pPr>
     <w:rPr>
-      <w:rFonts w:ascii="Times New Roman" w:eastAsia="宋体" w:hAnsi="Times New Roman" w:cs="Times New Roman"/>
+      <w:rFonts w:ascii="Times New Roman" w:hAnsi="Times New Roman" w:eastAsia="宋体" w:cs="Times New Roman"/>
       <w:kern w:val="2"/>
       <w:sz w:val="21"/>
       <w:szCs w:val="24"/>
+      <w:lang w:val="en-US" w:eastAsia="zh-CN" w:bidi="ar-SA"/>
     </w:rPr>
   </w:style>
-  <w:style w:type="character" w:default="1" w:styleId="a0">
+  <w:style w:type="character" w:default="1" w:styleId="5">
     <w:name w:val="Default Paragraph Font"/>
-    <w:uiPriority w:val="1"/>
     <w:semiHidden/>
     <w:unhideWhenUsed/>
+    <w:qFormat/>
+    <w:uiPriority w:val="1"/>
   </w:style>
-  <w:style w:type="table" w:default="1" w:styleId="a1">
+  <w:style w:type="table" w:default="1" w:styleId="4">
     <w:name w:val="Normal Table"/>
-    <w:uiPriority w:val="99"/>
     <w:semiHidden/>
     <w:unhideWhenUsed/>
+    <w:uiPriority w:val="99"/>
     <w:tblPr>
-      <w:tblInd w:w="0" w:type="dxa"/>
       <w:tblCellMar>
         <w:top w:w="0" w:type="dxa"/>
         <w:left w:w="108" w:type="dxa"/>
@@ -5364,48 +5042,79 @@
       </w:tblCellMar>
     </w:tblPr>
   </w:style>
-  <w:style w:type="numbering" w:default="1" w:styleId="a2">
-    <w:name w:val="No List"/>
-    <w:uiPriority w:val="99"/>
-    <w:semiHidden/>
-    <w:unhideWhenUsed/>
-  </w:style>
-  <w:style w:type="paragraph" w:styleId="a3">
-    <w:name w:val="List Paragraph"/>
-    <w:basedOn w:val="a"/>
-    <w:autoRedefine/>
-    <w:uiPriority w:val="34"/>
-    <w:qFormat/>
-    <w:rsid w:val="00B72177"/>
+  <w:style w:type="paragraph" w:styleId="2">
+    <w:name w:val="footer"/>
+    <w:basedOn w:val="1"/>
+    <w:uiPriority w:val="0"/>
     <w:pPr>
-      <w:ind w:left="1260"/>
+      <w:tabs>
+        <w:tab w:val="center" w:pos="4153"/>
+        <w:tab w:val="right" w:pos="8306"/>
+      </w:tabs>
+      <w:snapToGrid w:val="0"/>
+      <w:jc w:val="left"/>
     </w:pPr>
     <w:rPr>
-      <w:rFonts w:asciiTheme="majorEastAsia" w:eastAsiaTheme="majorEastAsia" w:hAnsiTheme="majorEastAsia"/>
       <w:sz w:val="18"/>
-      <w:szCs w:val="18"/>
     </w:rPr>
   </w:style>
-  <w:style w:type="character" w:styleId="a4">
+  <w:style w:type="paragraph" w:styleId="3">
+    <w:name w:val="header"/>
+    <w:basedOn w:val="1"/>
+    <w:uiPriority w:val="0"/>
+    <w:pPr>
+      <w:pBdr>
+        <w:top w:val="none" w:color="auto" w:sz="0" w:space="1"/>
+        <w:left w:val="none" w:color="auto" w:sz="0" w:space="4"/>
+        <w:bottom w:val="none" w:color="auto" w:sz="0" w:space="1"/>
+        <w:right w:val="none" w:color="auto" w:sz="0" w:space="4"/>
+      </w:pBdr>
+      <w:tabs>
+        <w:tab w:val="center" w:pos="4153"/>
+        <w:tab w:val="right" w:pos="8306"/>
+      </w:tabs>
+      <w:snapToGrid w:val="0"/>
+      <w:spacing w:line="240" w:lineRule="auto"/>
+      <w:jc w:val="both"/>
+      <w:outlineLvl w:val="9"/>
+    </w:pPr>
+    <w:rPr>
+      <w:sz w:val="18"/>
+    </w:rPr>
+  </w:style>
+  <w:style w:type="character" w:styleId="6">
     <w:name w:val="Strong"/>
-    <w:basedOn w:val="a0"/>
+    <w:basedOn w:val="5"/>
+    <w:qFormat/>
     <w:uiPriority w:val="22"/>
-    <w:qFormat/>
-    <w:rsid w:val="00B72177"/>
     <w:rPr>
       <w:b/>
       <w:bCs/>
     </w:rPr>
   </w:style>
-  <w:style w:type="character" w:styleId="a5">
+  <w:style w:type="character" w:styleId="7">
     <w:name w:val="Hyperlink"/>
-    <w:basedOn w:val="a0"/>
+    <w:basedOn w:val="5"/>
+    <w:unhideWhenUsed/>
     <w:uiPriority w:val="99"/>
-    <w:unhideWhenUsed/>
-    <w:rsid w:val="00B72177"/>
     <w:rPr>
       <w:color w:val="0000FF"/>
       <w:u w:val="single"/>
+    </w:rPr>
+  </w:style>
+  <w:style w:type="paragraph" w:styleId="8">
+    <w:name w:val="List Paragraph"/>
+    <w:basedOn w:val="1"/>
+    <w:autoRedefine/>
+    <w:qFormat/>
+    <w:uiPriority w:val="34"/>
+    <w:pPr>
+      <w:ind w:left="1260"/>
+    </w:pPr>
+    <w:rPr>
+      <w:rFonts w:asciiTheme="majorEastAsia" w:hAnsiTheme="majorEastAsia" w:eastAsiaTheme="majorEastAsia"/>
+      <w:sz w:val="18"/>
+      <w:szCs w:val="18"/>
     </w:rPr>
   </w:style>
 </w:styles>
@@ -5655,6 +5364,5 @@
     </a:fmtScheme>
   </a:themeElements>
   <a:objectDefaults/>
-  <a:extraClrSchemeLst/>
 </a:theme>
 </file>